--- a/docs/AI-Stack-Advisor-PRD.docx
+++ b/docs/AI-Stack-Advisor-PRD.docx
@@ -72,7 +72,7 @@
           <w:sz w:val="20"/>
           <w:szCs w:val="20"/>
         </w:rPr>
-        <w:t xml:space="preserve">1.0</w:t>
+        <w:t xml:space="preserve">1.2</w:t>
       </w:r>
     </w:p>
     <w:p>
@@ -96,7 +96,7 @@
           <w:sz w:val="20"/>
           <w:szCs w:val="20"/>
         </w:rPr>
-        <w:t xml:space="preserve">Draft — describes v1 as-built + v2 as-designed</w:t>
+        <w:t xml:space="preserve">v1 and v2 both shipped — see Section 9.2 and Release Plan (Section 11)</w:t>
       </w:r>
     </w:p>
     <w:p>
@@ -144,7 +144,7 @@
           <w:sz w:val="20"/>
           <w:szCs w:val="20"/>
         </w:rPr>
-        <w:t xml:space="preserve">August 6, 2026</w:t>
+        <w:t xml:space="preserve">August 8, 2026</w:t>
       </w:r>
     </w:p>
     <w:p>
@@ -328,6 +328,120 @@
           </w:p>
         </w:tc>
       </w:tr>
+      <w:tr>
+        <w:tc>
+          <w:tcPr>
+            <w:tcW w:type="dxa" w:w="1600"/>
+            <w:shd w:fill="EAF0F6" w:val="clear"/>
+            <w:tcMar>
+              <w:top w:type="dxa" w:w="80"/>
+              <w:left w:type="dxa" w:w="100"/>
+              <w:bottom w:type="dxa" w:w="80"/>
+              <w:right w:type="dxa" w:w="100"/>
+            </w:tcMar>
+            <w:vAlign w:val="center"/>
+          </w:tcPr>
+          <w:p>
+            <w:pPr>
+              <w:jc w:val="left"/>
+            </w:pPr>
+            <w:r>
+              <w:rPr>
+                <w:b w:val="false"/>
+                <w:bCs w:val="false"/>
+                <w:color w:val="000000"/>
+                <w:sz w:val="19"/>
+                <w:szCs w:val="19"/>
+              </w:rPr>
+              <w:t xml:space="preserve">1.1</w:t>
+            </w:r>
+          </w:p>
+        </w:tc>
+        <w:tc>
+          <w:tcPr>
+            <w:tcW w:type="dxa" w:w="7400"/>
+            <w:shd w:fill="EAF0F6" w:val="clear"/>
+            <w:tcMar>
+              <w:top w:type="dxa" w:w="80"/>
+              <w:left w:type="dxa" w:w="100"/>
+              <w:bottom w:type="dxa" w:w="80"/>
+              <w:right w:type="dxa" w:w="100"/>
+            </w:tcMar>
+            <w:vAlign w:val="center"/>
+          </w:tcPr>
+          <w:p>
+            <w:pPr>
+              <w:jc w:val="left"/>
+            </w:pPr>
+            <w:r>
+              <w:rPr>
+                <w:b w:val="false"/>
+                <w:bCs w:val="false"/>
+                <w:color w:val="000000"/>
+                <w:sz w:val="19"/>
+                <w:szCs w:val="19"/>
+              </w:rPr>
+              <w:t xml:space="preserve">Updated after a two-pass rule-engine expansion (separate session, frontend-only): signal count grew from ~35 to 65+, pickX() functions from ~30 to 45, spanning 8 new use-case domains, a directional cost estimator, a semantic-routing/guardrail-service dimension, and governance/security dimensions. Also new: a 12-file RAG knowledge-base corpus (docs/use-case-knowledge-base/) and a 21-case retrieval evaluation set. Section counts (16) and the core client-side-only architecture (NFR-5) are unchanged.</w:t>
+            </w:r>
+          </w:p>
+        </w:tc>
+      </w:tr>
+      <w:tr>
+        <w:tc>
+          <w:tcPr>
+            <w:tcW w:type="dxa" w:w="1600"/>
+            <w:tcMar>
+              <w:top w:type="dxa" w:w="80"/>
+              <w:left w:type="dxa" w:w="100"/>
+              <w:bottom w:type="dxa" w:w="80"/>
+              <w:right w:type="dxa" w:w="100"/>
+            </w:tcMar>
+            <w:vAlign w:val="center"/>
+          </w:tcPr>
+          <w:p>
+            <w:pPr>
+              <w:jc w:val="left"/>
+            </w:pPr>
+            <w:r>
+              <w:rPr>
+                <w:b w:val="false"/>
+                <w:bCs w:val="false"/>
+                <w:color w:val="000000"/>
+                <w:sz w:val="19"/>
+                <w:szCs w:val="19"/>
+              </w:rPr>
+              <w:t xml:space="preserve">1.2</w:t>
+            </w:r>
+          </w:p>
+        </w:tc>
+        <w:tc>
+          <w:tcPr>
+            <w:tcW w:type="dxa" w:w="7400"/>
+            <w:tcMar>
+              <w:top w:type="dxa" w:w="80"/>
+              <w:left w:type="dxa" w:w="100"/>
+              <w:bottom w:type="dxa" w:w="80"/>
+              <w:right w:type="dxa" w:w="100"/>
+            </w:tcMar>
+            <w:vAlign w:val="center"/>
+          </w:tcPr>
+          <w:p>
+            <w:pPr>
+              <w:jc w:val="left"/>
+            </w:pPr>
+            <w:r>
+              <w:rPr>
+                <w:b w:val="false"/>
+                <w:bCs w:val="false"/>
+                <w:color w:val="000000"/>
+                <w:sz w:val="19"/>
+                <w:szCs w:val="19"/>
+              </w:rPr>
+              <w:t xml:space="preserve">v2 backend built and tested in a later session (FastAPI + Postgres + Alembic; share links, /api/refine, /api/ask, and the MCP tool wrapper — FR-27/28/29 all shipped, /api/refine and /api/ask grounded in the 1.1 RAG corpus). Updated Section 7.7, 9.2, and the Release Plan (Section 11) to reflect that; no functional requirement content changed, only status.</w:t>
+            </w:r>
+          </w:p>
+        </w:tc>
+      </w:tr>
     </w:tbl>
     <w:p>
       <w:pPr>
@@ -357,7 +471,7 @@
           <w:sz w:val="21"/>
           <w:szCs w:val="21"/>
         </w:rPr>
-        <w:t xml:space="preserve">AI Stack Advisor is a single-page web application. A user pastes a free-text description of their product or business requirement; the application detects signals in that text across ~35 dimensions (industry, scale, compliance, latency, data type, team size, existing vendor commitments, and more) and renders a full architecture recommendation organized into 16 navigable sections, covering both traditional infrastructure decisions and AI-native decisions.</w:t>
+        <w:t xml:space="preserve">AI Stack Advisor is a single-page web application. A user pastes a free-text description of their product or business requirement; the application detects signals in that text across 65+ dimensions (industry, scale, compliance, latency, data type, team size, existing vendor commitments, and more) and renders a full architecture recommendation organized into 16 navigable sections, covering both traditional infrastructure decisions and AI-native decisions.</w:t>
       </w:r>
     </w:p>
     <w:p>
@@ -369,7 +483,7 @@
           <w:sz w:val="21"/>
           <w:szCs w:val="21"/>
         </w:rPr>
-        <w:t xml:space="preserve">v1 runs entirely client-side: a JavaScript rule engine embedded in a single HTML file, with no server, no API calls, and no data leaving the browser. v2 (designed, not yet built) adds an optional backend for LLM-assisted refinement of ambiguous cases, persistence via share links, and an MCP tool wrapper for use from Claude Desktop/Code.</w:t>
+        <w:t xml:space="preserve">v1 runs entirely client-side: a JavaScript rule engine embedded in a single HTML file, with no server, no API calls, and no data leaving the browser. v2 adds an optional backend for LLM-assisted refinement of ambiguous cases (grounded in a RAG knowledge-base corpus), persistence via share links, and an MCP tool wrapper for use from Claude Desktop/Code — all shipped.</w:t>
       </w:r>
     </w:p>
     <w:p>
@@ -1889,7 +2003,7 @@
                 <w:sz w:val="19"/>
                 <w:szCs w:val="19"/>
               </w:rPr>
-              <w:t xml:space="preserve">Detect ~35 signal dimensions from the input text (industry, scale, compliance, latency, data type, team size, cloud vendor mentions, language mentions, and more) via keyword and pattern matching.</w:t>
+              <w:t xml:space="preserve">Detect 65+ signal dimensions from the input text (industry, scale, compliance, latency, data type, team size, cloud vendor mentions, language mentions, and more) via keyword and pattern matching.</w:t>
             </w:r>
           </w:p>
         </w:tc>
@@ -3698,7 +3812,7 @@
           <w:sz w:val="24"/>
           <w:szCs w:val="24"/>
         </w:rPr>
-        <w:t xml:space="preserve">7.7 Planned — v2 (Not Yet Built)</w:t>
+        <w:t xml:space="preserve">7.7 v2 — Shipped</w:t>
       </w:r>
     </w:p>
     <w:tbl>
@@ -3802,7 +3916,7 @@
                 <w:sz w:val="18"/>
                 <w:szCs w:val="18"/>
               </w:rPr>
-              <w:t xml:space="preserve">Dependency</w:t>
+              <w:t xml:space="preserve">Status</w:t>
             </w:r>
           </w:p>
         </w:tc>
@@ -3885,7 +3999,7 @@
                 <w:sz w:val="19"/>
                 <w:szCs w:val="19"/>
               </w:rPr>
-              <w:t xml:space="preserve">Backend / desktop access</w:t>
+              <w:t xml:space="preserve">Shipped — POST /api/refine + POST /api/ask</w:t>
             </w:r>
           </w:p>
         </w:tc>
@@ -3971,7 +4085,7 @@
                 <w:sz w:val="19"/>
                 <w:szCs w:val="19"/>
               </w:rPr>
-              <w:t xml:space="preserve">Backend / desktop access</w:t>
+              <w:t xml:space="preserve">Shipped</w:t>
             </w:r>
           </w:p>
         </w:tc>
@@ -4054,7 +4168,7 @@
                 <w:sz w:val="19"/>
                 <w:szCs w:val="19"/>
               </w:rPr>
-              <w:t xml:space="preserve">Backend / desktop access</w:t>
+              <w:t xml:space="preserve">Shipped</w:t>
             </w:r>
           </w:p>
         </w:tc>
@@ -4485,7 +4599,7 @@
           <w:sz w:val="21"/>
           <w:szCs w:val="21"/>
         </w:rPr>
-        <w:t xml:space="preserve">A single self-contained HTML file. A JavaScript rule engine (detectSignals() plus ~30 pickX() functions, one per recommendation category) runs synchronously in the browser on form submit. No build step, no framework, no dependencies — chosen deliberately for a tool at this stage of validation, where operational simplicity matters more than the marginal benefit a framework would add (see BRD Section 3.3 differentiation on "zero cost to run").</w:t>
+        <w:t xml:space="preserve">A single self-contained HTML file. A JavaScript rule engine (detectSignals() plus 45 pickX() functions, one per recommendation category) runs synchronously in the browser on form submit. No build step, no framework, no dependencies — chosen deliberately for a tool at this stage of validation, where operational simplicity matters more than the marginal benefit a framework would add (see BRD Section 3.3 differentiation on "zero cost to run").</w:t>
       </w:r>
     </w:p>
     <w:p>
@@ -4501,7 +4615,7 @@
           <w:sz w:val="24"/>
           <w:szCs w:val="24"/>
         </w:rPr>
-        <w:t xml:space="preserve">9.2 v2 — Designed, Pending Backend Access</w:t>
+        <w:t xml:space="preserve">9.2 v2 — Shipped</w:t>
       </w:r>
     </w:p>
     <w:p>
@@ -4513,7 +4627,7 @@
           <w:sz w:val="21"/>
           <w:szCs w:val="21"/>
         </w:rPr>
-        <w:t xml:space="preserve">Documented in full in the companion v2 Design Document. Summary: a FastAPI backend adds two endpoints — POST /api/refine (LLM-assisted reconciliation of ambiguous rule-engine output, only overriding a v1 pick when it can cite a specific reason from the input text) and POST /api/ask (grounded follow-up Q&amp;A scoped to the current recommendation). Postgres stores shared analyses. An MCP server wraps the same logic as a callable recommend_stack(...) tool. All three require the user's own Anthropic API key and a live hosting environment neither available in a browser-only session.</w:t>
+        <w:t xml:space="preserve">Documented in full in the companion v2 Design Document. A FastAPI backend adds two endpoints — POST /api/refine (LLM-assisted reconciliation of ambiguous rule-engine output, only overriding a v1 pick when it can cite a specific reason from the input text) and POST /api/ask (grounded follow-up Q&amp;A scoped to the current recommendation). Postgres stores shared analyses. An MCP server wraps the same logic as a callable recommend_stack(...) tool. All three require the user's own Anthropic API key, passed per-request and never stored server-side. All four pieces (share links, /api/refine, /api/ask, MCP tool) are built and tested — see backend/README.md for the running system's test suite and quickstart.</w:t>
       </w:r>
     </w:p>
     <w:p>
@@ -4563,7 +4677,7 @@
           <w:sz w:val="21"/>
           <w:szCs w:val="21"/>
         </w:rPr>
-        <w:t xml:space="preserve">detectSignals(text) returns a signals object (~35 boolean/derived fields).</w:t>
+        <w:t xml:space="preserve">detectSignals(text) returns a signals object (65+ boolean/derived fields).</w:t>
       </w:r>
     </w:p>
     <w:p>
@@ -4614,7 +4728,7 @@
           <w:sz w:val="21"/>
           <w:szCs w:val="21"/>
         </w:rPr>
-        <w:t xml:space="preserve">Nothing is persisted; a page refresh clears all state (until v2's share-link feature ships).</w:t>
+        <w:t xml:space="preserve">Nothing is persisted unless the user explicitly saves/shares it via v2's share-link feature; a page refresh otherwise clears all state.</w:t>
       </w:r>
     </w:p>
     <w:p>
@@ -5331,7 +5445,7 @@
                 <w:sz w:val="19"/>
                 <w:szCs w:val="19"/>
               </w:rPr>
-              <w:t xml:space="preserve">LLM refinement endpoint, share links, MCP tool wrapper</w:t>
+              <w:t xml:space="preserve">Share links, LLM refinement endpoint (/api/refine), grounded follow-up Q&amp;A (/api/ask), MCP tool wrapper (recommend_stack) — FastAPI + Postgres + Alembic backend, 44 passing tests</w:t>
             </w:r>
           </w:p>
         </w:tc>
@@ -5358,7 +5472,7 @@
                 <w:sz w:val="19"/>
                 <w:szCs w:val="19"/>
               </w:rPr>
-              <w:t xml:space="preserve">Designed — blocked on backend/desktop access</w:t>
+              <w:t xml:space="preserve">Shipped</w:t>
             </w:r>
           </w:p>
         </w:tc>
@@ -5426,7 +5540,7 @@
           <w:sz w:val="21"/>
           <w:szCs w:val="21"/>
         </w:rPr>
-        <w:t xml:space="preserve">No benchmark exists against real expert-architect judgment — validation to date is internal scenario testing (11 cases), not comparison against how senior architects would actually decide the same inputs.</w:t>
+        <w:t xml:space="preserve">No benchmark exists against real expert-architect judgment — validation to date is internal scenario testing (35+ crafted scenarios across the original validation pass and the two-round expansion pass), not comparison against how senior architects would actually decide the same inputs, and not real end users.</w:t>
       </w:r>
     </w:p>
     <w:p>
@@ -5465,6 +5579,23 @@
     </w:p>
     <w:p>
       <w:pPr>
+        <w:pStyle w:val="ListParagraph"/>
+        <w:numPr>
+          <w:ilvl w:val="0"/>
+          <w:numId w:val="2"/>
+        </w:numPr>
+        <w:spacing w:after="90" w:line="264"/>
+      </w:pPr>
+      <w:r>
+        <w:rPr>
+          <w:sz w:val="21"/>
+          <w:szCs w:val="21"/>
+        </w:rPr>
+        <w:t xml:space="preserve">The docs/use-case-knowledge-base/ corpus is written for RAG retrieval but has only been tested against a local TF-IDF prototype (lexical similarity), not the real embedding-based retrieval /api/refine/ask now use in production — 18/21 eval cases passed against that prototype, with one concrete finding (keyword-dense "Signals/triggers" chunks out-ranking substantive content chunks) already fed back into the ingestion guide. See docs/use-case-knowledge-base/RETRIEVAL-EVAL-SET.md.</w:t>
+      </w:r>
+    </w:p>
+    <w:p>
+      <w:pPr>
         <w:pStyle w:val="Heading1"/>
         <w:pBdr>
           <w:bottom w:val="single" w:color="1F3B57" w:sz="6" w:space="4"/>
@@ -5513,7 +5644,7 @@
           <w:sz w:val="21"/>
           <w:szCs w:val="21"/>
         </w:rPr>
-        <w:t xml:space="preserve">Should v1 add a cost-estimation feature to match StackAdvisor.ai's strongest concrete differentiator, or is that out of scope given the "not a provisioning tool" non-goal?</w:t>
+        <w:t xml:space="preserve">RESOLVED (v1.1): a directional monthly cost estimator was added — compute/database/LLM-API bands by scale tier, with LLM cost broken out by model tier specifically. Deliberately a range, not a point estimate, and explicitly caveated as a planning figure, not a quote, since a client-side tool has no live pricing API. See docs/use-case-knowledge-base/09-cost-estimation-methodology.md for full sourcing.</w:t>
       </w:r>
     </w:p>
     <w:p>

--- a/docs/AI-Stack-Advisor-PRD.docx
+++ b/docs/AI-Stack-Advisor-PRD.docx
@@ -72,7 +72,7 @@
           <w:sz w:val="20"/>
           <w:szCs w:val="20"/>
         </w:rPr>
-        <w:t xml:space="preserve">1.2</w:t>
+        <w:t xml:space="preserve">1.3</w:t>
       </w:r>
     </w:p>
     <w:p>
@@ -96,7 +96,7 @@
           <w:sz w:val="20"/>
           <w:szCs w:val="20"/>
         </w:rPr>
-        <w:t xml:space="preserve">v1 and v2 both shipped — see Section 9.2 and Release Plan (Section 11)</w:t>
+        <w:t xml:space="preserve">v1 and v2 shipped, frontend actually wired to the backend — see Section 7.7, Section 9.2, and Release Plan (Section 11)</w:t>
       </w:r>
     </w:p>
     <w:p>
@@ -144,7 +144,7 @@
           <w:sz w:val="20"/>
           <w:szCs w:val="20"/>
         </w:rPr>
-        <w:t xml:space="preserve">August 8, 2026</w:t>
+        <w:t xml:space="preserve">August 14, 2026</w:t>
       </w:r>
     </w:p>
     <w:p>
@@ -438,6 +438,64 @@
                 <w:szCs w:val="19"/>
               </w:rPr>
               <w:t xml:space="preserve">v2 backend built and tested in a later session (FastAPI + Postgres + Alembic; share links, /api/refine, /api/ask, and the MCP tool wrapper — FR-27/28/29 all shipped, /api/refine and /api/ask grounded in the 1.1 RAG corpus). Updated Section 7.7, 9.2, and the Release Plan (Section 11) to reflect that; no functional requirement content changed, only status.</w:t>
+            </w:r>
+          </w:p>
+        </w:tc>
+      </w:tr>
+      <w:tr>
+        <w:tc>
+          <w:tcPr>
+            <w:tcW w:type="dxa" w:w="1600"/>
+            <w:shd w:fill="EAF0F6" w:val="clear"/>
+            <w:tcMar>
+              <w:top w:type="dxa" w:w="80"/>
+              <w:left w:type="dxa" w:w="100"/>
+              <w:bottom w:type="dxa" w:w="80"/>
+              <w:right w:type="dxa" w:w="100"/>
+            </w:tcMar>
+            <w:vAlign w:val="center"/>
+          </w:tcPr>
+          <w:p>
+            <w:pPr>
+              <w:jc w:val="left"/>
+            </w:pPr>
+            <w:r>
+              <w:rPr>
+                <w:b w:val="false"/>
+                <w:bCs w:val="false"/>
+                <w:color w:val="000000"/>
+                <w:sz w:val="19"/>
+                <w:szCs w:val="19"/>
+              </w:rPr>
+              <w:t xml:space="preserve">1.3</w:t>
+            </w:r>
+          </w:p>
+        </w:tc>
+        <w:tc>
+          <w:tcPr>
+            <w:tcW w:type="dxa" w:w="7400"/>
+            <w:shd w:fill="EAF0F6" w:val="clear"/>
+            <w:tcMar>
+              <w:top w:type="dxa" w:w="80"/>
+              <w:left w:type="dxa" w:w="100"/>
+              <w:bottom w:type="dxa" w:w="80"/>
+              <w:right w:type="dxa" w:w="100"/>
+            </w:tcMar>
+            <w:vAlign w:val="center"/>
+          </w:tcPr>
+          <w:p>
+            <w:pPr>
+              <w:jc w:val="left"/>
+            </w:pPr>
+            <w:r>
+              <w:rPr>
+                <w:b w:val="false"/>
+                <w:bCs w:val="false"/>
+                <w:color w:val="000000"/>
+                <w:sz w:val="19"/>
+                <w:szCs w:val="19"/>
+              </w:rPr>
+              <w:t xml:space="preserve">Found via a documentation-vs-code validation pass: FR-27–29 marked "Shipped" based on the backend alone, without ever stating whether index.html actually called those endpoints — for a real stretch of this project it didn't (confirmed by grep: zero fetch() calls). Rewrote Section 7.7 to state both layers explicitly, added FR-27a (independent ask), FR-30 (why-this-pick signal inspection), and FR-31 (real cost display) — all shipped but previously undocumented. Corrected the Release Plan's stale "44 passing tests" to the actual 93 (verified via a live pytest run, not the prior static count).</w:t>
             </w:r>
           </w:p>
         </w:tc>
@@ -3815,6 +3873,21 @@
         <w:t xml:space="preserve">7.7 v2 — Shipped</w:t>
       </w:r>
     </w:p>
+    <w:p>
+      <w:pPr>
+        <w:spacing w:after="160" w:line="276"/>
+      </w:pPr>
+      <w:r>
+        <w:rPr>
+          <w:i/>
+          <w:iCs/>
+          <w:color w:val="5B6B7C"/>
+          <w:sz w:val="19"/>
+          <w:szCs w:val="19"/>
+        </w:rPr>
+        <w:t xml:space="preserve">"Shipped" below means both layers: the backend endpoint is built and tested, AND index.html has a real, clickable UI element wired to call it. Earlier revisions of this table only asserted the first layer — for a stretch of this project's history the backend was fully shipped while index.html had zero fetch() calls to it at all. That gap is closed as of the guided-mode + backend-wiring milestone; both are true now.</w:t>
+      </w:r>
+    </w:p>
     <w:tbl>
       <w:tblPr>
         <w:tblW w:type="dxa" w:w="8400"/>
@@ -3972,7 +4045,7 @@
                 <w:sz w:val="19"/>
                 <w:szCs w:val="19"/>
               </w:rPr>
-              <w:t xml:space="preserve">An optional "Refine with AI" pass that sends the free-text input and the v1 rule-engine output to an LLM (user's own Anthropic API key) for cases where the rules are uncertain or the user wants to ask a follow-up question about a recommendation.</w:t>
+              <w:t xml:space="preserve">An optional "Refine with AI" pass that sends the free-text input and the v1 rule-engine output to an LLM (user's own Anthropic API key) for cases where the rules are uncertain. Adjustments are only made when the model can cite a specific reason; every pass is kept, not overwritten, so the reasoning history is comparable across repeated passes.</w:t>
             </w:r>
           </w:p>
         </w:tc>
@@ -3999,7 +4072,7 @@
                 <w:sz w:val="19"/>
                 <w:szCs w:val="19"/>
               </w:rPr>
-              <w:t xml:space="preserve">Shipped — POST /api/refine + POST /api/ask</w:t>
+              <w:t xml:space="preserve">Shipped — POST /api/refine, per-card "✨ Refine with AI" button in index.html, refinement history retained client-side</w:t>
             </w:r>
           </w:p>
         </w:tc>
@@ -4029,7 +4102,7 @@
                 <w:sz w:val="19"/>
                 <w:szCs w:val="19"/>
               </w:rPr>
-              <w:t xml:space="preserve">FR-28</w:t>
+              <w:t xml:space="preserve">FR-27a</w:t>
             </w:r>
           </w:p>
         </w:tc>
@@ -4057,7 +4130,7 @@
                 <w:sz w:val="19"/>
                 <w:szCs w:val="19"/>
               </w:rPr>
-              <w:t xml:space="preserve">Share links: persist a completed analysis to a shareable URL.</w:t>
+              <w:t xml:space="preserve">Follow-up Q&amp;A scoped to a recommendation, independent of whether refine has been used on that card first.</w:t>
             </w:r>
           </w:p>
         </w:tc>
@@ -4085,6 +4158,175 @@
                 <w:sz w:val="19"/>
                 <w:szCs w:val="19"/>
               </w:rPr>
+              <w:t xml:space="preserve">Shipped — POST /api/ask, independent "💬 Ask a question" button in index.html</w:t>
+            </w:r>
+          </w:p>
+        </w:tc>
+      </w:tr>
+      <w:tr>
+        <w:tc>
+          <w:tcPr>
+            <w:tcW w:type="dxa" w:w="1000"/>
+            <w:tcMar>
+              <w:top w:type="dxa" w:w="80"/>
+              <w:left w:type="dxa" w:w="100"/>
+              <w:bottom w:type="dxa" w:w="80"/>
+              <w:right w:type="dxa" w:w="100"/>
+            </w:tcMar>
+            <w:vAlign w:val="center"/>
+          </w:tcPr>
+          <w:p>
+            <w:pPr>
+              <w:jc w:val="left"/>
+            </w:pPr>
+            <w:r>
+              <w:rPr>
+                <w:b w:val="false"/>
+                <w:bCs w:val="false"/>
+                <w:color w:val="000000"/>
+                <w:sz w:val="19"/>
+                <w:szCs w:val="19"/>
+              </w:rPr>
+              <w:t xml:space="preserve">FR-28</w:t>
+            </w:r>
+          </w:p>
+        </w:tc>
+        <w:tc>
+          <w:tcPr>
+            <w:tcW w:type="dxa" w:w="5600"/>
+            <w:tcMar>
+              <w:top w:type="dxa" w:w="80"/>
+              <w:left w:type="dxa" w:w="100"/>
+              <w:bottom w:type="dxa" w:w="80"/>
+              <w:right w:type="dxa" w:w="100"/>
+            </w:tcMar>
+            <w:vAlign w:val="center"/>
+          </w:tcPr>
+          <w:p>
+            <w:pPr>
+              <w:jc w:val="left"/>
+            </w:pPr>
+            <w:r>
+              <w:rPr>
+                <w:b w:val="false"/>
+                <w:bCs w:val="false"/>
+                <w:color w:val="000000"/>
+                <w:sz w:val="19"/>
+                <w:szCs w:val="19"/>
+              </w:rPr>
+              <w:t xml:space="preserve">Share links: persist a completed analysis to a shareable URL, rendered read-only with the input form and AI buttons removed.</w:t>
+            </w:r>
+          </w:p>
+        </w:tc>
+        <w:tc>
+          <w:tcPr>
+            <w:tcW w:type="dxa" w:w="1800"/>
+            <w:tcMar>
+              <w:top w:type="dxa" w:w="80"/>
+              <w:left w:type="dxa" w:w="100"/>
+              <w:bottom w:type="dxa" w:w="80"/>
+              <w:right w:type="dxa" w:w="100"/>
+            </w:tcMar>
+            <w:vAlign w:val="center"/>
+          </w:tcPr>
+          <w:p>
+            <w:pPr>
+              <w:jc w:val="left"/>
+            </w:pPr>
+            <w:r>
+              <w:rPr>
+                <w:b w:val="false"/>
+                <w:bCs w:val="false"/>
+                <w:color w:val="000000"/>
+                <w:sz w:val="19"/>
+                <w:szCs w:val="19"/>
+              </w:rPr>
+              <w:t xml:space="preserve">Shipped — POST /api/analyses/{id}/share, "📎 Share this analysis" button, ?shared=SLUG read-only view</w:t>
+            </w:r>
+          </w:p>
+        </w:tc>
+      </w:tr>
+      <w:tr>
+        <w:tc>
+          <w:tcPr>
+            <w:tcW w:type="dxa" w:w="1000"/>
+            <w:shd w:fill="EAF0F6" w:val="clear"/>
+            <w:tcMar>
+              <w:top w:type="dxa" w:w="80"/>
+              <w:left w:type="dxa" w:w="100"/>
+              <w:bottom w:type="dxa" w:w="80"/>
+              <w:right w:type="dxa" w:w="100"/>
+            </w:tcMar>
+            <w:vAlign w:val="center"/>
+          </w:tcPr>
+          <w:p>
+            <w:pPr>
+              <w:jc w:val="left"/>
+            </w:pPr>
+            <w:r>
+              <w:rPr>
+                <w:b w:val="false"/>
+                <w:bCs w:val="false"/>
+                <w:color w:val="000000"/>
+                <w:sz w:val="19"/>
+                <w:szCs w:val="19"/>
+              </w:rPr>
+              <w:t xml:space="preserve">FR-29</w:t>
+            </w:r>
+          </w:p>
+        </w:tc>
+        <w:tc>
+          <w:tcPr>
+            <w:tcW w:type="dxa" w:w="5600"/>
+            <w:shd w:fill="EAF0F6" w:val="clear"/>
+            <w:tcMar>
+              <w:top w:type="dxa" w:w="80"/>
+              <w:left w:type="dxa" w:w="100"/>
+              <w:bottom w:type="dxa" w:w="80"/>
+              <w:right w:type="dxa" w:w="100"/>
+            </w:tcMar>
+            <w:vAlign w:val="center"/>
+          </w:tcPr>
+          <w:p>
+            <w:pPr>
+              <w:jc w:val="left"/>
+            </w:pPr>
+            <w:r>
+              <w:rPr>
+                <w:b w:val="false"/>
+                <w:bCs w:val="false"/>
+                <w:color w:val="000000"/>
+                <w:sz w:val="19"/>
+                <w:szCs w:val="19"/>
+              </w:rPr>
+              <w:t xml:space="preserve">MCP tool wrapper (recommend_stack(...)) callable from Claude Desktop/Code directly.</w:t>
+            </w:r>
+          </w:p>
+        </w:tc>
+        <w:tc>
+          <w:tcPr>
+            <w:tcW w:type="dxa" w:w="1800"/>
+            <w:shd w:fill="EAF0F6" w:val="clear"/>
+            <w:tcMar>
+              <w:top w:type="dxa" w:w="80"/>
+              <w:left w:type="dxa" w:w="100"/>
+              <w:bottom w:type="dxa" w:w="80"/>
+              <w:right w:type="dxa" w:w="100"/>
+            </w:tcMar>
+            <w:vAlign w:val="center"/>
+          </w:tcPr>
+          <w:p>
+            <w:pPr>
+              <w:jc w:val="left"/>
+            </w:pPr>
+            <w:r>
+              <w:rPr>
+                <w:b w:val="false"/>
+                <w:bCs w:val="false"/>
+                <w:color w:val="000000"/>
+                <w:sz w:val="19"/>
+                <w:szCs w:val="19"/>
+              </w:rPr>
               <w:t xml:space="preserve">Shipped</w:t>
             </w:r>
           </w:p>
@@ -4114,7 +4356,7 @@
                 <w:sz w:val="19"/>
                 <w:szCs w:val="19"/>
               </w:rPr>
-              <w:t xml:space="preserve">FR-29</w:t>
+              <w:t xml:space="preserve">FR-30</w:t>
             </w:r>
           </w:p>
         </w:tc>
@@ -4141,7 +4383,7 @@
                 <w:sz w:val="19"/>
                 <w:szCs w:val="19"/>
               </w:rPr>
-              <w:t xml:space="preserve">MCP tool wrapper (recommend_stack(...)) callable from Claude Desktop/Code directly.</w:t>
+              <w:t xml:space="preserve">Show which specific detected signals drove each stack card's recommendation, not just a confidence badge, so the "why" is inspectable per pick rather than only stated as prose.</w:t>
             </w:r>
           </w:p>
         </w:tc>
@@ -4168,7 +4410,93 @@
                 <w:sz w:val="19"/>
                 <w:szCs w:val="19"/>
               </w:rPr>
-              <w:t xml:space="preserve">Shipped</w:t>
+              <w:t xml:space="preserve">Shipped — client-side only, no backend dependency</w:t>
+            </w:r>
+          </w:p>
+        </w:tc>
+      </w:tr>
+      <w:tr>
+        <w:tc>
+          <w:tcPr>
+            <w:tcW w:type="dxa" w:w="1000"/>
+            <w:shd w:fill="EAF0F6" w:val="clear"/>
+            <w:tcMar>
+              <w:top w:type="dxa" w:w="80"/>
+              <w:left w:type="dxa" w:w="100"/>
+              <w:bottom w:type="dxa" w:w="80"/>
+              <w:right w:type="dxa" w:w="100"/>
+            </w:tcMar>
+            <w:vAlign w:val="center"/>
+          </w:tcPr>
+          <w:p>
+            <w:pPr>
+              <w:jc w:val="left"/>
+            </w:pPr>
+            <w:r>
+              <w:rPr>
+                <w:b w:val="false"/>
+                <w:bCs w:val="false"/>
+                <w:color w:val="000000"/>
+                <w:sz w:val="19"/>
+                <w:szCs w:val="19"/>
+              </w:rPr>
+              <w:t xml:space="preserve">FR-31</w:t>
+            </w:r>
+          </w:p>
+        </w:tc>
+        <w:tc>
+          <w:tcPr>
+            <w:tcW w:type="dxa" w:w="5600"/>
+            <w:shd w:fill="EAF0F6" w:val="clear"/>
+            <w:tcMar>
+              <w:top w:type="dxa" w:w="80"/>
+              <w:left w:type="dxa" w:w="100"/>
+              <w:bottom w:type="dxa" w:w="80"/>
+              <w:right w:type="dxa" w:w="100"/>
+            </w:tcMar>
+            <w:vAlign w:val="center"/>
+          </w:tcPr>
+          <w:p>
+            <w:pPr>
+              <w:jc w:val="left"/>
+            </w:pPr>
+            <w:r>
+              <w:rPr>
+                <w:b w:val="false"/>
+                <w:bCs w:val="false"/>
+                <w:color w:val="000000"/>
+                <w:sz w:val="19"/>
+                <w:szCs w:val="19"/>
+              </w:rPr>
+              <w:t xml:space="preserve">Show real LLM token cost (from the Anthropic response) alongside the existing directional cost estimate once a refine/ask call has been made.</w:t>
+            </w:r>
+          </w:p>
+        </w:tc>
+        <w:tc>
+          <w:tcPr>
+            <w:tcW w:type="dxa" w:w="1800"/>
+            <w:shd w:fill="EAF0F6" w:val="clear"/>
+            <w:tcMar>
+              <w:top w:type="dxa" w:w="80"/>
+              <w:left w:type="dxa" w:w="100"/>
+              <w:bottom w:type="dxa" w:w="80"/>
+              <w:right w:type="dxa" w:w="100"/>
+            </w:tcMar>
+            <w:vAlign w:val="center"/>
+          </w:tcPr>
+          <w:p>
+            <w:pPr>
+              <w:jc w:val="left"/>
+            </w:pPr>
+            <w:r>
+              <w:rPr>
+                <w:b w:val="false"/>
+                <w:bCs w:val="false"/>
+                <w:color w:val="000000"/>
+                <w:sz w:val="19"/>
+                <w:szCs w:val="19"/>
+              </w:rPr>
+              <w:t xml:space="preserve">Shipped — backend returns real usage from message.usage; not persisted to any table</w:t>
             </w:r>
           </w:p>
         </w:tc>
@@ -5445,13 +5773,99 @@
                 <w:sz w:val="19"/>
                 <w:szCs w:val="19"/>
               </w:rPr>
-              <w:t xml:space="preserve">Share links, LLM refinement endpoint (/api/refine), grounded follow-up Q&amp;A (/api/ask), MCP tool wrapper (recommend_stack) — FastAPI + Postgres + Alembic backend, 44 passing tests</w:t>
+              <w:t xml:space="preserve">Share links, LLM refinement endpoint (/api/refine), grounded follow-up Q&amp;A (/api/ask), MCP tool wrapper (recommend_stack) — FastAPI + Postgres + Alembic backend, 93 passing/xfailed tests</w:t>
             </w:r>
           </w:p>
         </w:tc>
         <w:tc>
           <w:tcPr>
             <w:tcW w:type="dxa" w:w="1800"/>
+            <w:tcMar>
+              <w:top w:type="dxa" w:w="80"/>
+              <w:left w:type="dxa" w:w="100"/>
+              <w:bottom w:type="dxa" w:w="80"/>
+              <w:right w:type="dxa" w:w="100"/>
+            </w:tcMar>
+            <w:vAlign w:val="center"/>
+          </w:tcPr>
+          <w:p>
+            <w:pPr>
+              <w:jc w:val="left"/>
+            </w:pPr>
+            <w:r>
+              <w:rPr>
+                <w:b w:val="false"/>
+                <w:bCs w:val="false"/>
+                <w:color w:val="000000"/>
+                <w:sz w:val="19"/>
+                <w:szCs w:val="19"/>
+              </w:rPr>
+              <w:t xml:space="preserve">Shipped</w:t>
+            </w:r>
+          </w:p>
+        </w:tc>
+      </w:tr>
+      <w:tr>
+        <w:tc>
+          <w:tcPr>
+            <w:tcW w:type="dxa" w:w="1600"/>
+            <w:shd w:fill="EAF0F6" w:val="clear"/>
+            <w:tcMar>
+              <w:top w:type="dxa" w:w="80"/>
+              <w:left w:type="dxa" w:w="100"/>
+              <w:bottom w:type="dxa" w:w="80"/>
+              <w:right w:type="dxa" w:w="100"/>
+            </w:tcMar>
+            <w:vAlign w:val="center"/>
+          </w:tcPr>
+          <w:p>
+            <w:pPr>
+              <w:jc w:val="left"/>
+            </w:pPr>
+            <w:r>
+              <w:rPr>
+                <w:b w:val="false"/>
+                <w:bCs w:val="false"/>
+                <w:color w:val="000000"/>
+                <w:sz w:val="19"/>
+                <w:szCs w:val="19"/>
+              </w:rPr>
+              <w:t xml:space="preserve">v2.1</w:t>
+            </w:r>
+          </w:p>
+        </w:tc>
+        <w:tc>
+          <w:tcPr>
+            <w:tcW w:type="dxa" w:w="6000"/>
+            <w:shd w:fill="EAF0F6" w:val="clear"/>
+            <w:tcMar>
+              <w:top w:type="dxa" w:w="80"/>
+              <w:left w:type="dxa" w:w="100"/>
+              <w:bottom w:type="dxa" w:w="80"/>
+              <w:right w:type="dxa" w:w="100"/>
+            </w:tcMar>
+            <w:vAlign w:val="center"/>
+          </w:tcPr>
+          <w:p>
+            <w:pPr>
+              <w:jc w:val="left"/>
+            </w:pPr>
+            <w:r>
+              <w:rPr>
+                <w:b w:val="false"/>
+                <w:bCs w:val="false"/>
+                <w:color w:val="000000"/>
+                <w:sz w:val="19"/>
+                <w:szCs w:val="19"/>
+              </w:rPr>
+              <w:t xml:space="preserve">Frontend wiring: guided-input wizard, per-card Refine/Ask buttons actually calling the v2.0 backend, share button, ?shared=SLUG read-only view, why-this-pick signal inspection, refinement-pass history, real LLM cost display</w:t>
+            </w:r>
+          </w:p>
+        </w:tc>
+        <w:tc>
+          <w:tcPr>
+            <w:tcW w:type="dxa" w:w="1800"/>
+            <w:shd w:fill="EAF0F6" w:val="clear"/>
             <w:tcMar>
               <w:top w:type="dxa" w:w="80"/>
               <w:left w:type="dxa" w:w="100"/>

--- a/docs/AI-Stack-Advisor-PRD.docx
+++ b/docs/AI-Stack-Advisor-PRD.docx
@@ -144,7 +144,7 @@
           <w:sz w:val="20"/>
           <w:szCs w:val="20"/>
         </w:rPr>
-        <w:t xml:space="preserve">August 14, 2026</w:t>
+        <w:t xml:space="preserve">August 17, 2026</w:t>
       </w:r>
     </w:p>
     <w:p>
@@ -496,6 +496,62 @@
                 <w:szCs w:val="19"/>
               </w:rPr>
               <w:t xml:space="preserve">Found via a documentation-vs-code validation pass: FR-27–29 marked "Shipped" based on the backend alone, without ever stating whether index.html actually called those endpoints — for a real stretch of this project it didn't (confirmed by grep: zero fetch() calls). Rewrote Section 7.7 to state both layers explicitly, added FR-27a (independent ask), FR-30 (why-this-pick signal inspection), and FR-31 (real cost display) — all shipped but previously undocumented. Corrected the Release Plan's stale "44 passing tests" to the actual 93 (verified via a live pytest run, not the prior static count).</w:t>
+            </w:r>
+          </w:p>
+        </w:tc>
+      </w:tr>
+      <w:tr>
+        <w:tc>
+          <w:tcPr>
+            <w:tcW w:type="dxa" w:w="1600"/>
+            <w:tcMar>
+              <w:top w:type="dxa" w:w="80"/>
+              <w:left w:type="dxa" w:w="100"/>
+              <w:bottom w:type="dxa" w:w="80"/>
+              <w:right w:type="dxa" w:w="100"/>
+            </w:tcMar>
+            <w:vAlign w:val="center"/>
+          </w:tcPr>
+          <w:p>
+            <w:pPr>
+              <w:jc w:val="left"/>
+            </w:pPr>
+            <w:r>
+              <w:rPr>
+                <w:b w:val="false"/>
+                <w:bCs w:val="false"/>
+                <w:color w:val="000000"/>
+                <w:sz w:val="19"/>
+                <w:szCs w:val="19"/>
+              </w:rPr>
+              <w:t xml:space="preserve">1.4</w:t>
+            </w:r>
+          </w:p>
+        </w:tc>
+        <w:tc>
+          <w:tcPr>
+            <w:tcW w:type="dxa" w:w="7400"/>
+            <w:tcMar>
+              <w:top w:type="dxa" w:w="80"/>
+              <w:left w:type="dxa" w:w="100"/>
+              <w:bottom w:type="dxa" w:w="80"/>
+              <w:right w:type="dxa" w:w="100"/>
+            </w:tcMar>
+            <w:vAlign w:val="center"/>
+          </w:tcPr>
+          <w:p>
+            <w:pPr>
+              <w:jc w:val="left"/>
+            </w:pPr>
+            <w:r>
+              <w:rPr>
+                <w:b w:val="false"/>
+                <w:bCs w:val="false"/>
+                <w:color w:val="000000"/>
+                <w:sz w:val="19"/>
+                <w:szCs w:val="19"/>
+              </w:rPr>
+              <w:t xml:space="preserve">Resolved Open Questions in Section 13 (target segment hypothesis, telemetry privacy policy, low-overhead feedback mechanism) and formalized Flow View as FR-31a with cross-reference to v1.5 Release Plan.</w:t>
             </w:r>
           </w:p>
         </w:tc>
@@ -4501,6 +4557,89 @@
           </w:p>
         </w:tc>
       </w:tr>
+      <w:tr>
+        <w:tc>
+          <w:tcPr>
+            <w:tcW w:type="dxa" w:w="1000"/>
+            <w:tcMar>
+              <w:top w:type="dxa" w:w="80"/>
+              <w:left w:type="dxa" w:w="100"/>
+              <w:bottom w:type="dxa" w:w="80"/>
+              <w:right w:type="dxa" w:w="100"/>
+            </w:tcMar>
+            <w:vAlign w:val="center"/>
+          </w:tcPr>
+          <w:p>
+            <w:pPr>
+              <w:jc w:val="left"/>
+            </w:pPr>
+            <w:r>
+              <w:rPr>
+                <w:b w:val="false"/>
+                <w:bCs w:val="false"/>
+                <w:color w:val="000000"/>
+                <w:sz w:val="19"/>
+                <w:szCs w:val="19"/>
+              </w:rPr>
+              <w:t xml:space="preserve">FR-31a</w:t>
+            </w:r>
+          </w:p>
+        </w:tc>
+        <w:tc>
+          <w:tcPr>
+            <w:tcW w:type="dxa" w:w="5600"/>
+            <w:tcMar>
+              <w:top w:type="dxa" w:w="80"/>
+              <w:left w:type="dxa" w:w="100"/>
+              <w:bottom w:type="dxa" w:w="80"/>
+              <w:right w:type="dxa" w:w="100"/>
+            </w:tcMar>
+            <w:vAlign w:val="center"/>
+          </w:tcPr>
+          <w:p>
+            <w:pPr>
+              <w:jc w:val="left"/>
+            </w:pPr>
+            <w:r>
+              <w:rPr>
+                <w:b w:val="false"/>
+                <w:bCs w:val="false"/>
+                <w:color w:val="000000"/>
+                <w:sz w:val="19"/>
+                <w:szCs w:val="19"/>
+              </w:rPr>
+              <w:t xml:space="preserve">Flow View: interactive node-canvas visualization of the architecture recommendation (pan/zoom canvas, minimap, tier-colored nodes) as an alternate to the 16-section card view. Cross-references Release Plan v1.5.</w:t>
+            </w:r>
+          </w:p>
+        </w:tc>
+        <w:tc>
+          <w:tcPr>
+            <w:tcW w:type="dxa" w:w="1800"/>
+            <w:tcMar>
+              <w:top w:type="dxa" w:w="80"/>
+              <w:left w:type="dxa" w:w="100"/>
+              <w:bottom w:type="dxa" w:w="80"/>
+              <w:right w:type="dxa" w:w="100"/>
+            </w:tcMar>
+            <w:vAlign w:val="center"/>
+          </w:tcPr>
+          <w:p>
+            <w:pPr>
+              <w:jc w:val="left"/>
+            </w:pPr>
+            <w:r>
+              <w:rPr>
+                <w:b w:val="false"/>
+                <w:bCs w:val="false"/>
+                <w:color w:val="000000"/>
+                <w:sz w:val="19"/>
+                <w:szCs w:val="19"/>
+              </w:rPr>
+              <w:t xml:space="preserve">Shipped — client-side only, no backend dependency</w:t>
+            </w:r>
+          </w:p>
+        </w:tc>
+      </w:tr>
     </w:tbl>
     <w:p>
       <w:pPr>
@@ -6041,7 +6180,7 @@
           <w:sz w:val="21"/>
           <w:szCs w:val="21"/>
         </w:rPr>
-        <w:t xml:space="preserve">Which of the three target segments (Section 5 / BRD Section 5) should the product formally commit to, and how much should the depth/hand-holding balance change per segment?</w:t>
+        <w:t xml:space="preserve">RESOLVED (v1.4): Target segment commitment — committed direction is Segment 2 (Tech Leads &amp; Staff Architects at scaling startups/SMBs) as the primary ICP, with Segment 1 (solo founders) as the frictionless on-ramp. This is a committed direction, not yet confirmed by usage — the existing Segment Concentration metric in Section 10 / BRD Section 7 is specifically what will validate or overturn this hypothesis.</w:t>
       </w:r>
     </w:p>
     <w:p>
@@ -6075,7 +6214,7 @@
           <w:sz w:val="21"/>
           <w:szCs w:val="21"/>
         </w:rPr>
-        <w:t xml:space="preserve">What instrumentation is needed to capture the success metrics in Section 10 without violating NFR-1 (no data leaves the browser) — this is a real tension between measurement and the current privacy posture that needs an explicit decision.</w:t>
+        <w:t xml:space="preserve">RESOLVED (v1.4): Telemetry &amp; privacy policy (NFR-1) — never transmit free-text inputs, diagram payloads, or entity names. If telemetry is ever built, it must be strictly opt-in and restricted to anonymous categorical event counts (e.g. export format clicked, diagram format uploaded). No receiving backend endpoint or telemetry infrastructure exists today, and this policy decision does not constitute a commitment to build one.</w:t>
       </w:r>
     </w:p>
     <w:p>
@@ -6092,7 +6231,7 @@
           <w:sz w:val="21"/>
           <w:szCs w:val="21"/>
         </w:rPr>
-        <w:t xml:space="preserve">Once real users are exposed to the tool (BRD BR-7), what is the process for feeding disagreement/feedback back into rule-engine updates?</w:t>
+        <w:t xml:space="preserve">RESOLVED (v1.4): Rule-engine feedback mechanism — adopt a low-overhead "Disagree with pick → Open GitHub Issue / Copy Markdown" workflow that formats the active signal, rule ID, and pick rationale. Known limitation: requiring a GitHub issue is real friction for a mid-review staff engineer, so conversion is expected to be low — a clean zero-backend starting point, not a claim of high adoption.</w:t>
       </w:r>
     </w:p>
     <w:p>
@@ -6109,7 +6248,7 @@
           <w:sz w:val="21"/>
           <w:szCs w:val="21"/>
         </w:rPr>
-        <w:t xml:space="preserve">Should the new Flow View (node-canvas visualization of the recommendation, added after this PRD was first drafted) be formalized as its own FR item in the next revision?</w:t>
+        <w:t xml:space="preserve">RESOLVED (v1.4): Flow View formalization — formalized as FR-31a in Section 7.7, cross-referenced against the existing v1.5 Release Plan entry rather than treated as newly discovered.</w:t>
       </w:r>
     </w:p>
     <w:sectPr>

--- a/docs/AI-Stack-Advisor-PRD.docx
+++ b/docs/AI-Stack-Advisor-PRD.docx
@@ -72,7 +72,7 @@
           <w:sz w:val="20"/>
           <w:szCs w:val="20"/>
         </w:rPr>
-        <w:t xml:space="preserve">1.3</w:t>
+        <w:t xml:space="preserve">1.5</w:t>
       </w:r>
     </w:p>
     <w:p>
@@ -96,7 +96,7 @@
           <w:sz w:val="20"/>
           <w:szCs w:val="20"/>
         </w:rPr>
-        <w:t xml:space="preserve">v1 and v2 shipped, frontend actually wired to the backend — see Section 7.7, Section 9.2, and Release Plan (Section 11)</w:t>
+        <w:t xml:space="preserve">v1 and v2 shipped, frontend actually wired to the backend — see Section 7.7, Section 9.2, and Release Plan (Section 11). Hexagonal diagram-export architecture, AI Opportunity Layer, technology-catalog unification, Huawei Cloud vendor support, and Hybrid Connectivity added in a later session — see Section 7.2, 7.7, 9.4, and Release Plan.</w:t>
       </w:r>
     </w:p>
     <w:p>
@@ -144,7 +144,7 @@
           <w:sz w:val="20"/>
           <w:szCs w:val="20"/>
         </w:rPr>
-        <w:t xml:space="preserve">August 17, 2026</w:t>
+        <w:t xml:space="preserve">August 26, 2026</w:t>
       </w:r>
     </w:p>
     <w:p>
@@ -556,6 +556,64 @@
           </w:p>
         </w:tc>
       </w:tr>
+      <w:tr>
+        <w:tc>
+          <w:tcPr>
+            <w:tcW w:type="dxa" w:w="1600"/>
+            <w:shd w:fill="EAF0F6" w:val="clear"/>
+            <w:tcMar>
+              <w:top w:type="dxa" w:w="80"/>
+              <w:left w:type="dxa" w:w="100"/>
+              <w:bottom w:type="dxa" w:w="80"/>
+              <w:right w:type="dxa" w:w="100"/>
+            </w:tcMar>
+            <w:vAlign w:val="center"/>
+          </w:tcPr>
+          <w:p>
+            <w:pPr>
+              <w:jc w:val="left"/>
+            </w:pPr>
+            <w:r>
+              <w:rPr>
+                <w:b w:val="false"/>
+                <w:bCs w:val="false"/>
+                <w:color w:val="000000"/>
+                <w:sz w:val="19"/>
+                <w:szCs w:val="19"/>
+              </w:rPr>
+              <w:t xml:space="preserve">1.5</w:t>
+            </w:r>
+          </w:p>
+        </w:tc>
+        <w:tc>
+          <w:tcPr>
+            <w:tcW w:type="dxa" w:w="7400"/>
+            <w:shd w:fill="EAF0F6" w:val="clear"/>
+            <w:tcMar>
+              <w:top w:type="dxa" w:w="80"/>
+              <w:left w:type="dxa" w:w="100"/>
+              <w:bottom w:type="dxa" w:w="80"/>
+              <w:right w:type="dxa" w:w="100"/>
+            </w:tcMar>
+            <w:vAlign w:val="center"/>
+          </w:tcPr>
+          <w:p>
+            <w:pPr>
+              <w:jc w:val="left"/>
+            </w:pPr>
+            <w:r>
+              <w:rPr>
+                <w:b w:val="false"/>
+                <w:bCs w:val="false"/>
+                <w:color w:val="000000"/>
+                <w:sz w:val="19"/>
+                <w:szCs w:val="19"/>
+              </w:rPr>
+              <w:t xml:space="preserve">Later session: refactored diagram export (Flow View, Mermaid, Draw.io, SVG) onto a single hexagonal-architecture domain core (Section 9.4) — fixed a real inconsistency where exporters showed 5-8 nodes against Flow View's 18-20. Added the AI Opportunity &amp; Leverage Layer (FR-32), unified the technology catalog into one source of truth with a maintainer CLI and client-side custom overlay (FR-33), added Huawei Cloud vendor support (FR-34) and a new Hybrid Connectivity core category (FR-6a, 16th category). Corrected stale counts: signal dimensions 65+ -&gt; 100+, pickX() functions 45 -&gt; 47, KB technologies now 243. Two real bugs found and fixed during this work, not just features added — see Section 12.</w:t>
+            </w:r>
+          </w:p>
+        </w:tc>
+      </w:tr>
     </w:tbl>
     <w:p>
       <w:pPr>
@@ -585,7 +643,7 @@
           <w:sz w:val="21"/>
           <w:szCs w:val="21"/>
         </w:rPr>
-        <w:t xml:space="preserve">AI Stack Advisor is a single-page web application. A user pastes a free-text description of their product or business requirement; the application detects signals in that text across 65+ dimensions (industry, scale, compliance, latency, data type, team size, existing vendor commitments, and more) and renders a full architecture recommendation organized into 16 navigable sections, covering both traditional infrastructure decisions and AI-native decisions.</w:t>
+        <w:t xml:space="preserve">AI Stack Advisor is a single-page web application. A user pastes a free-text description of their product or business requirement; the application detects signals in that text across 100+ dimensions (industry, scale, compliance, latency, data type, team size, existing vendor commitments, and more) and renders a full architecture recommendation organized into 16 navigable sections, covering both traditional infrastructure decisions and AI-native decisions.</w:t>
       </w:r>
     </w:p>
     <w:p>
@@ -2250,7 +2308,7 @@
           <w:sz w:val="24"/>
           <w:szCs w:val="24"/>
         </w:rPr>
-        <w:t xml:space="preserve">7.2 Core Technical Stack (15 categories)</w:t>
+        <w:t xml:space="preserve">7.2 Core Technical Stack (16 categories)</w:t>
       </w:r>
     </w:p>
     <w:p>
@@ -2262,7 +2320,7 @@
           <w:sz w:val="21"/>
           <w:szCs w:val="21"/>
         </w:rPr>
-        <w:t xml:space="preserve">Cloud provider, API gateway/edge, IAM, backend language(s), architecture style, compute model, messaging/streaming, service mesh, caching, primary database(s), containers/orchestration, observability, frontend, CI/CD &amp; deployment, DNS.</w:t>
+        <w:t xml:space="preserve">Cloud provider, API gateway/edge, IAM, backend language(s), architecture style, compute model, messaging/streaming, service mesh, caching, primary database(s), containers/orchestration, observability, frontend, CI/CD &amp; deployment, DNS, hybrid connectivity.</w:t>
       </w:r>
     </w:p>
     <w:tbl>
@@ -2393,7 +2451,7 @@
                 <w:sz w:val="19"/>
                 <w:szCs w:val="19"/>
               </w:rPr>
-              <w:t xml:space="preserve">Each of the 15 stack categories must return a recommendation, a plain-language rationale, a confidence rating (High/Medium/Low), and the architect role that typically owns that decision.</w:t>
+              <w:t xml:space="preserve">Each of the 16 stack categories must return a recommendation, a plain-language rationale, a confidence rating (High/Medium/Low), and the architect role that typically owns that decision.</w:t>
             </w:r>
           </w:p>
         </w:tc>
@@ -2423,7 +2481,7 @@
                 <w:sz w:val="19"/>
                 <w:szCs w:val="19"/>
               </w:rPr>
-              <w:t xml:space="preserve">FR-7</w:t>
+              <w:t xml:space="preserve">FR-6a</w:t>
             </w:r>
           </w:p>
         </w:tc>
@@ -2451,7 +2509,7 @@
                 <w:sz w:val="19"/>
                 <w:szCs w:val="19"/>
               </w:rPr>
-              <w:t xml:space="preserve">On-premises/air-gapped detection (FR-5) must override the default recommendation in every category where a public-cloud service would otherwise be suggested (cloud, gateway, compute, containers, observability, CI/CD, DNS).</w:t>
+              <w:t xml:space="preserve">Hybrid Connectivity category (added later session): recommend a dedicated-link + transit-hub pairing matched to the chosen cloud vendor (AWS Direct Connect+Transit Gateway, Azure ExpressRoute+Virtual WAN, GCP Cloud Interconnect+Network Connectivity Center, Huawei Direct Connect+Enterprise Router) plus VPN-failover and MACsec guidance, when a dedicated on-prem-to-cloud link is detected. Always rendered as the 16th card; content states "not required" or "not applicable" (air-gapped) rather than the card being hidden, matching every other always-shown category.</w:t>
             </w:r>
           </w:p>
         </w:tc>
@@ -2480,7 +2538,7 @@
                 <w:sz w:val="19"/>
                 <w:szCs w:val="19"/>
               </w:rPr>
-              <w:t xml:space="preserve">FR-8</w:t>
+              <w:t xml:space="preserve">FR-7</w:t>
             </w:r>
           </w:p>
         </w:tc>
@@ -2507,7 +2565,7 @@
                 <w:sz w:val="19"/>
                 <w:szCs w:val="19"/>
               </w:rPr>
-              <w:t xml:space="preserve">Analytics/ETL-heavy workloads without a transactional, chat, or RAG signal must be routed to a data-warehouse recommendation (BigQuery/Snowflake/Redshift) rather than a general-purpose OLTP database.</w:t>
+              <w:t xml:space="preserve">On-premises/air-gapped detection (FR-5) must override the default recommendation in every category where a public-cloud service would otherwise be suggested (cloud, gateway, compute, containers, observability, CI/CD, DNS, hybrid connectivity).</w:t>
             </w:r>
           </w:p>
         </w:tc>
@@ -2537,7 +2595,7 @@
                 <w:sz w:val="19"/>
                 <w:szCs w:val="19"/>
               </w:rPr>
-              <w:t xml:space="preserve">FR-9</w:t>
+              <w:t xml:space="preserve">FR-8</w:t>
             </w:r>
           </w:p>
         </w:tc>
@@ -2545,6 +2603,62 @@
           <w:tcPr>
             <w:tcW w:type="dxa" w:w="7400"/>
             <w:shd w:fill="EAF0F6" w:val="clear"/>
+            <w:tcMar>
+              <w:top w:type="dxa" w:w="80"/>
+              <w:left w:type="dxa" w:w="100"/>
+              <w:bottom w:type="dxa" w:w="80"/>
+              <w:right w:type="dxa" w:w="100"/>
+            </w:tcMar>
+            <w:vAlign w:val="center"/>
+          </w:tcPr>
+          <w:p>
+            <w:pPr>
+              <w:jc w:val="left"/>
+            </w:pPr>
+            <w:r>
+              <w:rPr>
+                <w:b w:val="false"/>
+                <w:bCs w:val="false"/>
+                <w:color w:val="000000"/>
+                <w:sz w:val="19"/>
+                <w:szCs w:val="19"/>
+              </w:rPr>
+              <w:t xml:space="preserve">Analytics/ETL-heavy workloads without a transactional, chat, or RAG signal must be routed to a data-warehouse recommendation (BigQuery/Snowflake/Redshift) rather than a general-purpose OLTP database.</w:t>
+            </w:r>
+          </w:p>
+        </w:tc>
+      </w:tr>
+      <w:tr>
+        <w:tc>
+          <w:tcPr>
+            <w:tcW w:type="dxa" w:w="1000"/>
+            <w:tcMar>
+              <w:top w:type="dxa" w:w="80"/>
+              <w:left w:type="dxa" w:w="100"/>
+              <w:bottom w:type="dxa" w:w="80"/>
+              <w:right w:type="dxa" w:w="100"/>
+            </w:tcMar>
+            <w:vAlign w:val="center"/>
+          </w:tcPr>
+          <w:p>
+            <w:pPr>
+              <w:jc w:val="left"/>
+            </w:pPr>
+            <w:r>
+              <w:rPr>
+                <w:b w:val="false"/>
+                <w:bCs w:val="false"/>
+                <w:color w:val="000000"/>
+                <w:sz w:val="19"/>
+                <w:szCs w:val="19"/>
+              </w:rPr>
+              <w:t xml:space="preserve">FR-9</w:t>
+            </w:r>
+          </w:p>
+        </w:tc>
+        <w:tc>
+          <w:tcPr>
+            <w:tcW w:type="dxa" w:w="7400"/>
             <w:tcMar>
               <w:top w:type="dxa" w:w="80"/>
               <w:left w:type="dxa" w:w="100"/>
@@ -4640,6 +4754,261 @@
           </w:p>
         </w:tc>
       </w:tr>
+      <w:tr>
+        <w:tc>
+          <w:tcPr>
+            <w:tcW w:type="dxa" w:w="1000"/>
+            <w:shd w:fill="EAF0F6" w:val="clear"/>
+            <w:tcMar>
+              <w:top w:type="dxa" w:w="80"/>
+              <w:left w:type="dxa" w:w="100"/>
+              <w:bottom w:type="dxa" w:w="80"/>
+              <w:right w:type="dxa" w:w="100"/>
+            </w:tcMar>
+            <w:vAlign w:val="center"/>
+          </w:tcPr>
+          <w:p>
+            <w:pPr>
+              <w:jc w:val="left"/>
+            </w:pPr>
+            <w:r>
+              <w:rPr>
+                <w:b w:val="false"/>
+                <w:bCs w:val="false"/>
+                <w:color w:val="000000"/>
+                <w:sz w:val="19"/>
+                <w:szCs w:val="19"/>
+              </w:rPr>
+              <w:t xml:space="preserve">FR-32</w:t>
+            </w:r>
+          </w:p>
+        </w:tc>
+        <w:tc>
+          <w:tcPr>
+            <w:tcW w:type="dxa" w:w="5600"/>
+            <w:shd w:fill="EAF0F6" w:val="clear"/>
+            <w:tcMar>
+              <w:top w:type="dxa" w:w="80"/>
+              <w:left w:type="dxa" w:w="100"/>
+              <w:bottom w:type="dxa" w:w="80"/>
+              <w:right w:type="dxa" w:w="100"/>
+            </w:tcMar>
+            <w:vAlign w:val="center"/>
+          </w:tcPr>
+          <w:p>
+            <w:pPr>
+              <w:jc w:val="left"/>
+            </w:pPr>
+            <w:r>
+              <w:rPr>
+                <w:b w:val="false"/>
+                <w:bCs w:val="false"/>
+                <w:color w:val="000000"/>
+                <w:sz w:val="19"/>
+                <w:szCs w:val="19"/>
+              </w:rPr>
+              <w:t xml:space="preserve">AI Opportunity &amp; Leverage Layer: a 12-pattern catalog across all 6 architecture tiers (client/edge/compute/data/ai/ops), attached to Flow View nodes as "New AI Leverage Point" (gap — no AI touchpoint yet) or "AI Optimization Point" (an existing AI touchpoint could be upgraded). Text-to-SQL specifically enforces High complexity and mandatory read-only-replica/PII-tokenization/audit-trail prerequisites when finance/healthcare/compliance/onPrem signals are present, so regulated environments are never advised to expose transactional tables to unconstrained LLMs.</w:t>
+            </w:r>
+          </w:p>
+        </w:tc>
+        <w:tc>
+          <w:tcPr>
+            <w:tcW w:type="dxa" w:w="1800"/>
+            <w:shd w:fill="EAF0F6" w:val="clear"/>
+            <w:tcMar>
+              <w:top w:type="dxa" w:w="80"/>
+              <w:left w:type="dxa" w:w="100"/>
+              <w:bottom w:type="dxa" w:w="80"/>
+              <w:right w:type="dxa" w:w="100"/>
+            </w:tcMar>
+            <w:vAlign w:val="center"/>
+          </w:tcPr>
+          <w:p>
+            <w:pPr>
+              <w:jc w:val="left"/>
+            </w:pPr>
+            <w:r>
+              <w:rPr>
+                <w:b w:val="false"/>
+                <w:bCs w:val="false"/>
+                <w:color w:val="000000"/>
+                <w:sz w:val="19"/>
+                <w:szCs w:val="19"/>
+              </w:rPr>
+              <w:t xml:space="preserve">Shipped — client-side only, no backend dependency</w:t>
+            </w:r>
+          </w:p>
+        </w:tc>
+      </w:tr>
+      <w:tr>
+        <w:tc>
+          <w:tcPr>
+            <w:tcW w:type="dxa" w:w="1000"/>
+            <w:tcMar>
+              <w:top w:type="dxa" w:w="80"/>
+              <w:left w:type="dxa" w:w="100"/>
+              <w:bottom w:type="dxa" w:w="80"/>
+              <w:right w:type="dxa" w:w="100"/>
+            </w:tcMar>
+            <w:vAlign w:val="center"/>
+          </w:tcPr>
+          <w:p>
+            <w:pPr>
+              <w:jc w:val="left"/>
+            </w:pPr>
+            <w:r>
+              <w:rPr>
+                <w:b w:val="false"/>
+                <w:bCs w:val="false"/>
+                <w:color w:val="000000"/>
+                <w:sz w:val="19"/>
+                <w:szCs w:val="19"/>
+              </w:rPr>
+              <w:t xml:space="preserve">FR-33</w:t>
+            </w:r>
+          </w:p>
+        </w:tc>
+        <w:tc>
+          <w:tcPr>
+            <w:tcW w:type="dxa" w:w="5600"/>
+            <w:tcMar>
+              <w:top w:type="dxa" w:w="80"/>
+              <w:left w:type="dxa" w:w="100"/>
+              <w:bottom w:type="dxa" w:w="80"/>
+              <w:right w:type="dxa" w:w="100"/>
+            </w:tcMar>
+            <w:vAlign w:val="center"/>
+          </w:tcPr>
+          <w:p>
+            <w:pPr>
+              <w:jc w:val="left"/>
+            </w:pPr>
+            <w:r>
+              <w:rPr>
+                <w:b w:val="false"/>
+                <w:bCs w:val="false"/>
+                <w:color w:val="000000"/>
+                <w:sz w:val="19"/>
+                <w:szCs w:val="19"/>
+              </w:rPr>
+              <w:t xml:space="preserve">Technology catalog unified into a single source of truth (#stackKbData.technologies, 243 entries) powering citations/ADR export, with a maintainer CLI (scripts/add_tech.py) that validates schema/domain/maturity-ring/duplicates before any entry is added, and a client-side localStorage overlay letting a user add a custom technology without editing the shipped catalog.</w:t>
+            </w:r>
+          </w:p>
+        </w:tc>
+        <w:tc>
+          <w:tcPr>
+            <w:tcW w:type="dxa" w:w="1800"/>
+            <w:tcMar>
+              <w:top w:type="dxa" w:w="80"/>
+              <w:left w:type="dxa" w:w="100"/>
+              <w:bottom w:type="dxa" w:w="80"/>
+              <w:right w:type="dxa" w:w="100"/>
+            </w:tcMar>
+            <w:vAlign w:val="center"/>
+          </w:tcPr>
+          <w:p>
+            <w:pPr>
+              <w:jc w:val="left"/>
+            </w:pPr>
+            <w:r>
+              <w:rPr>
+                <w:b w:val="false"/>
+                <w:bCs w:val="false"/>
+                <w:color w:val="000000"/>
+                <w:sz w:val="19"/>
+                <w:szCs w:val="19"/>
+              </w:rPr>
+              <w:t xml:space="preserve">Shipped — client-side + a Python authoring script, no backend dependency for the app itself</w:t>
+            </w:r>
+          </w:p>
+        </w:tc>
+      </w:tr>
+      <w:tr>
+        <w:tc>
+          <w:tcPr>
+            <w:tcW w:type="dxa" w:w="1000"/>
+            <w:shd w:fill="EAF0F6" w:val="clear"/>
+            <w:tcMar>
+              <w:top w:type="dxa" w:w="80"/>
+              <w:left w:type="dxa" w:w="100"/>
+              <w:bottom w:type="dxa" w:w="80"/>
+              <w:right w:type="dxa" w:w="100"/>
+            </w:tcMar>
+            <w:vAlign w:val="center"/>
+          </w:tcPr>
+          <w:p>
+            <w:pPr>
+              <w:jc w:val="left"/>
+            </w:pPr>
+            <w:r>
+              <w:rPr>
+                <w:b w:val="false"/>
+                <w:bCs w:val="false"/>
+                <w:color w:val="000000"/>
+                <w:sz w:val="19"/>
+                <w:szCs w:val="19"/>
+              </w:rPr>
+              <w:t xml:space="preserve">FR-34</w:t>
+            </w:r>
+          </w:p>
+        </w:tc>
+        <w:tc>
+          <w:tcPr>
+            <w:tcW w:type="dxa" w:w="5600"/>
+            <w:shd w:fill="EAF0F6" w:val="clear"/>
+            <w:tcMar>
+              <w:top w:type="dxa" w:w="80"/>
+              <w:left w:type="dxa" w:w="100"/>
+              <w:bottom w:type="dxa" w:w="80"/>
+              <w:right w:type="dxa" w:w="100"/>
+            </w:tcMar>
+            <w:vAlign w:val="center"/>
+          </w:tcPr>
+          <w:p>
+            <w:pPr>
+              <w:jc w:val="left"/>
+            </w:pPr>
+            <w:r>
+              <w:rPr>
+                <w:b w:val="false"/>
+                <w:bCs w:val="false"/>
+                <w:color w:val="000000"/>
+                <w:sz w:val="19"/>
+                <w:szCs w:val="19"/>
+              </w:rPr>
+              <w:t xml:space="preserve">Huawei Cloud vendor support: signal detection plus vendor-specific recommendations across cloud provider, API gateway (APIG + ROMA Connect), containers (CCE), DNS, observability (Cloud Eye + LTS), and CI/CD (CodeArts) — the same 6 categories AWS/Azure/GCP already branch on.</w:t>
+            </w:r>
+          </w:p>
+        </w:tc>
+        <w:tc>
+          <w:tcPr>
+            <w:tcW w:type="dxa" w:w="1800"/>
+            <w:shd w:fill="EAF0F6" w:val="clear"/>
+            <w:tcMar>
+              <w:top w:type="dxa" w:w="80"/>
+              <w:left w:type="dxa" w:w="100"/>
+              <w:bottom w:type="dxa" w:w="80"/>
+              <w:right w:type="dxa" w:w="100"/>
+            </w:tcMar>
+            <w:vAlign w:val="center"/>
+          </w:tcPr>
+          <w:p>
+            <w:pPr>
+              <w:jc w:val="left"/>
+            </w:pPr>
+            <w:r>
+              <w:rPr>
+                <w:b w:val="false"/>
+                <w:bCs w:val="false"/>
+                <w:color w:val="000000"/>
+                <w:sz w:val="19"/>
+                <w:szCs w:val="19"/>
+              </w:rPr>
+              <w:t xml:space="preserve">Shipped — client-side (index.html); backend rule_engine.py has the detection signal only, not the pick-logic branches — see Section 12 for why</w:t>
+            </w:r>
+          </w:p>
+        </w:tc>
+      </w:tr>
     </w:tbl>
     <w:p>
       <w:pPr>
@@ -5196,6 +5565,34 @@
           <w:szCs w:val="21"/>
         </w:rPr>
         <w:t xml:space="preserve">Nothing is persisted unless the user explicitly saves/shares it via v2's share-link feature; a page refresh otherwise clears all state.</w:t>
+      </w:r>
+    </w:p>
+    <w:p>
+      <w:pPr>
+        <w:pStyle w:val="Heading2"/>
+        <w:spacing w:after="120" w:before="280"/>
+      </w:pPr>
+      <w:r>
+        <w:rPr>
+          <w:b/>
+          <w:bCs/>
+          <w:color w:val="2E5C8A"/>
+          <w:sz w:val="24"/>
+          <w:szCs w:val="24"/>
+        </w:rPr>
+        <w:t xml:space="preserve">9.4 Diagram Export Architecture (Hexagonal / Ports &amp; Adapters)</w:t>
+      </w:r>
+    </w:p>
+    <w:p>
+      <w:pPr>
+        <w:spacing w:after="160" w:line="276"/>
+      </w:pPr>
+      <w:r>
+        <w:rPr>
+          <w:sz w:val="21"/>
+          <w:szCs w:val="21"/>
+        </w:rPr>
+        <w:t xml:space="preserve">Added in a later session, documented in full in docs/walkthrough-hexagonal-refactor.md. Prior to this, buildFlowGraph() (Flow View) and the three exporters (Mermaid, Draw.io, SVG) each independently re-derived their own view of the architecture from the raw recommendation object — Flow View showed 18-20 nodes, the exporters showed a hardcoded 5-8. buildCanonicalArchitectureGraph(ctx, signals) is now the single pure domain core (no browser globals, no file-format strings, no pixel coordinates) that every consumer builds from: layoutFlowGraph(graph) is the presentation adapter that adds x/y/color for Flow View only, and the three exporters serialize the same canonical {nodes, edges} instead of a reduced subset. Mirrors the ports-and-adapters separation already enforced in a sibling project's (Swish_App) HexagonalArchitectureTest.java, adapted to this repo's single-file frameworkless constraint (no Java package tree, no build step) as a static-analysis contract test (backend/tests/test_architecture_contracts.py) plus Node-executed runtime checks instead.</w:t>
       </w:r>
     </w:p>
     <w:p>
@@ -6030,6 +6427,89 @@
           </w:p>
         </w:tc>
       </w:tr>
+      <w:tr>
+        <w:tc>
+          <w:tcPr>
+            <w:tcW w:type="dxa" w:w="1600"/>
+            <w:tcMar>
+              <w:top w:type="dxa" w:w="80"/>
+              <w:left w:type="dxa" w:w="100"/>
+              <w:bottom w:type="dxa" w:w="80"/>
+              <w:right w:type="dxa" w:w="100"/>
+            </w:tcMar>
+            <w:vAlign w:val="center"/>
+          </w:tcPr>
+          <w:p>
+            <w:pPr>
+              <w:jc w:val="left"/>
+            </w:pPr>
+            <w:r>
+              <w:rPr>
+                <w:b w:val="false"/>
+                <w:bCs w:val="false"/>
+                <w:color w:val="000000"/>
+                <w:sz w:val="19"/>
+                <w:szCs w:val="19"/>
+              </w:rPr>
+              <w:t xml:space="preserve">v2.2</w:t>
+            </w:r>
+          </w:p>
+        </w:tc>
+        <w:tc>
+          <w:tcPr>
+            <w:tcW w:type="dxa" w:w="6000"/>
+            <w:tcMar>
+              <w:top w:type="dxa" w:w="80"/>
+              <w:left w:type="dxa" w:w="100"/>
+              <w:bottom w:type="dxa" w:w="80"/>
+              <w:right w:type="dxa" w:w="100"/>
+            </w:tcMar>
+            <w:vAlign w:val="center"/>
+          </w:tcPr>
+          <w:p>
+            <w:pPr>
+              <w:jc w:val="left"/>
+            </w:pPr>
+            <w:r>
+              <w:rPr>
+                <w:b w:val="false"/>
+                <w:bCs w:val="false"/>
+                <w:color w:val="000000"/>
+                <w:sz w:val="19"/>
+                <w:szCs w:val="19"/>
+              </w:rPr>
+              <w:t xml:space="preserve">Hexagonal diagram-export refactor (Section 9.4) — fixed Flow View/exporter node-count inconsistency; AI Opportunity &amp; Leverage Layer (FR-32) — fixed a phantom-signal-key bug that had silently disabled the compliance guardrail it shipped with; technology catalog unified to one source of truth with maintainer CLI + custom overlay (FR-33); Huawei Cloud vendor support (FR-34); Hybrid Connectivity category (FR-6a) — fixed a pre-existing onPrem false-positive this work surfaced (see Section 12)</w:t>
+            </w:r>
+          </w:p>
+        </w:tc>
+        <w:tc>
+          <w:tcPr>
+            <w:tcW w:type="dxa" w:w="1800"/>
+            <w:tcMar>
+              <w:top w:type="dxa" w:w="80"/>
+              <w:left w:type="dxa" w:w="100"/>
+              <w:bottom w:type="dxa" w:w="80"/>
+              <w:right w:type="dxa" w:w="100"/>
+            </w:tcMar>
+            <w:vAlign w:val="center"/>
+          </w:tcPr>
+          <w:p>
+            <w:pPr>
+              <w:jc w:val="left"/>
+            </w:pPr>
+            <w:r>
+              <w:rPr>
+                <w:b w:val="false"/>
+                <w:bCs w:val="false"/>
+                <w:color w:val="000000"/>
+                <w:sz w:val="19"/>
+                <w:szCs w:val="19"/>
+              </w:rPr>
+              <w:t xml:space="preserve">Shipped</w:t>
+            </w:r>
+          </w:p>
+        </w:tc>
+      </w:tr>
     </w:tbl>
     <w:p>
       <w:pPr>
@@ -6145,6 +6625,40 @@
           <w:szCs w:val="21"/>
         </w:rPr>
         <w:t xml:space="preserve">The docs/use-case-knowledge-base/ corpus is written for RAG retrieval but has only been tested against a local TF-IDF prototype (lexical similarity), not the real embedding-based retrieval /api/refine/ask now use in production — 18/21 eval cases passed against that prototype, with one concrete finding (keyword-dense "Signals/triggers" chunks out-ranking substantive content chunks) already fed back into the ingestion guide. See docs/use-case-knowledge-base/RETRIEVAL-EVAL-SET.md.</w:t>
+      </w:r>
+    </w:p>
+    <w:p>
+      <w:pPr>
+        <w:pStyle w:val="ListParagraph"/>
+        <w:numPr>
+          <w:ilvl w:val="0"/>
+          <w:numId w:val="2"/>
+        </w:numPr>
+        <w:spacing w:after="90" w:line="264"/>
+      </w:pPr>
+      <w:r>
+        <w:rPr>
+          <w:sz w:val="21"/>
+          <w:szCs w:val="21"/>
+        </w:rPr>
+        <w:t xml:space="preserve">backend/app/rule_engine.py (Python) has the detection *signals* for Huawei Cloud and Hybrid Connectivity, kept in parity with index.html's detectSignals() by design, but does NOT replicate the vendor-specific pick-logic branches those signals feed into on the frontend — this is a deliberate, documented scope boundary (see FR-34 and each feature's test-file docstring), not an oversight, because nothing currently exercises rule_engine.py's picks from a live request path the way index.html's picks are exercised by the browser UI. If that changes, this gap becomes worth closing.</w:t>
+      </w:r>
+    </w:p>
+    <w:p>
+      <w:pPr>
+        <w:pStyle w:val="ListParagraph"/>
+        <w:numPr>
+          <w:ilvl w:val="0"/>
+          <w:numId w:val="2"/>
+        </w:numPr>
+        <w:spacing w:after="90" w:line="264"/>
+      </w:pPr>
+      <w:r>
+        <w:rPr>
+          <w:sz w:val="21"/>
+          <w:szCs w:val="21"/>
+        </w:rPr>
+        <w:t xml:space="preserve">Python's strong_on_prem keyword list (rule_engine.py) is missing "own server(s)"/"in-house server(s)", which index.html's detectSignals() already has (added there after a documented live-test finding). Found while building Hybrid Connectivity, not fixed — out of scope for that change, flagged here so it is not lost.</w:t>
       </w:r>
     </w:p>
     <w:p>

--- a/docs/AI-Stack-Advisor-PRD.docx
+++ b/docs/AI-Stack-Advisor-PRD.docx
@@ -6641,7 +6641,7 @@
           <w:sz w:val="21"/>
           <w:szCs w:val="21"/>
         </w:rPr>
-        <w:t xml:space="preserve">backend/app/rule_engine.py (Python) has the detection *signals* for Huawei Cloud and Hybrid Connectivity, kept in parity with index.html's detectSignals() by design, but does NOT replicate the vendor-specific pick-logic branches those signals feed into on the frontend — this is a deliberate, documented scope boundary (see FR-34 and each feature's test-file docstring), not an oversight, because nothing currently exercises rule_engine.py's picks from a live request path the way index.html's picks are exercised by the browser UI. If that changes, this gap becomes worth closing.</w:t>
+        <w:t xml:space="preserve">RESOLVED (later session): backend/app/rule_engine.py (Python) previously carried the detection *signals* for Huawei Cloud and Hybrid Connectivity without replicating the vendor-specific pick-logic branches those signals feed into on the frontend — logged here as a deliberate scope boundary on the premise that nothing exercised rule_engine.py's picks from a live request path. That premise did not hold: recommend_stack() is the live path behind /api/refine, /api/ask and the recommend_stack MCP tool, so those three surfaces were returning two fewer categories (hybrid_connectivity, integration_guidance) than the browser did for identical input. Both pick functions are now ported, wired into recommend_stack(), and verified against the JS byte-for-byte across 24 fixtures. backend/tests/test_engine_parity.py is the standing gate: it diffs the pickX() set in index.html against rule_engine.py in both directions, so this class of gap fails CI instead of relying on being remembered and logged here.</w:t>
       </w:r>
     </w:p>
     <w:p>

--- a/docs/AI-Stack-Advisor-PRD.docx
+++ b/docs/AI-Stack-Advisor-PRD.docx
@@ -144,7 +144,7 @@
           <w:sz w:val="20"/>
           <w:szCs w:val="20"/>
         </w:rPr>
-        <w:t xml:space="preserve">August 26, 2026</w:t>
+        <w:t xml:space="preserve">August 27, 2026</w:t>
       </w:r>
     </w:p>
     <w:p>
@@ -6641,7 +6641,7 @@
           <w:sz w:val="21"/>
           <w:szCs w:val="21"/>
         </w:rPr>
-        <w:t xml:space="preserve">RESOLVED (later session): backend/app/rule_engine.py (Python) previously carried the detection *signals* for Huawei Cloud and Hybrid Connectivity without replicating the vendor-specific pick-logic branches those signals feed into on the frontend — logged here as a deliberate scope boundary on the premise that nothing exercised rule_engine.py's picks from a live request path. That premise did not hold: recommend_stack() is the live path behind /api/refine, /api/ask and the recommend_stack MCP tool, so those three surfaces were returning two fewer categories (hybrid_connectivity, integration_guidance) than the browser did for identical input. Both pick functions are now ported, wired into recommend_stack(), and verified against the JS byte-for-byte across 24 fixtures. backend/tests/test_engine_parity.py is the standing gate: it diffs the pickX() set in index.html against rule_engine.py in both directions, so this class of gap fails CI instead of relying on being remembered and logged here.</w:t>
+        <w:t xml:space="preserve">RESOLVED (later session, in two parts — the first was logged here as fully resolved and was not). Part 1 ported the two missing pick FUNCTIONS (pickHybridConnectivity, pickIntegrationGuidance) and marked this item resolved; that was premature, because the item's actual subject was the vendor-specific pick-logic BRANCHES, and the Huawei branches inside pick_cloud/pick_gateway/pick_containers/pick_observability/pick_cicd/pick_dns were still absent — index.html carried 9 huaweiShop references to rule_engine.py's 1, so a Huawei customer saw Huawei Cloud in the browser and AWS from /api/refine, /api/ask and the MCP tool. Part 2 ported those branches, plus the OpenShift branch, the container/CI team-skill notes, and the whole team-skill RDBMS selection in pick_database (an existing-MongoDB requirement got MongoDB alone on screen and "PostgreSQL + MongoDB" from the backend). The structural fix is backend/tests/test_engine_differential.py: it runs a committed corpus through BOTH engines and diffs signals, picks, confidence and the shared keyword tables, so within-function divergence — which the pickX()-set gate in test_engine_parity.py cannot see by construction — fails CI instead of being rediscovered and re-logged here.</w:t>
       </w:r>
     </w:p>
     <w:p>
@@ -6658,7 +6658,7 @@
           <w:sz w:val="21"/>
           <w:szCs w:val="21"/>
         </w:rPr>
-        <w:t xml:space="preserve">Python's strong_on_prem keyword list (rule_engine.py) is missing "own server(s)"/"in-house server(s)", which index.html's detectSignals() already has (added there after a documented live-test finding). Found while building Hybrid Connectivity, not fixed — out of scope for that change, flagged here so it is not lost.</w:t>
+        <w:t xml:space="preserve">RESOLVED: Python's strong_on_prem keyword list was missing "own server(s)"/"in-house server(s)"/"in house server(s)", which index.html's detectSignals() already had. The cost was larger than the gap looked: "we run our own servers in-house and cannot move to cloud" was on-prem in the browser and not on-prem in the backend, cascading into nine wrong picks including recommending AWS to an air-gapped customer. All six keywords ported, and the differential test above now covers this exact requirement so a keyword-list divergence cannot be flagged-and-forgotten again.</w:t>
       </w:r>
     </w:p>
     <w:p>

--- a/docs/AI-Stack-Advisor-PRD.docx
+++ b/docs/AI-Stack-Advisor-PRD.docx
@@ -144,7 +144,7 @@
           <w:sz w:val="20"/>
           <w:szCs w:val="20"/>
         </w:rPr>
-        <w:t xml:space="preserve">August 26, 2026</w:t>
+        <w:t xml:space="preserve">August 27, 2026</w:t>
       </w:r>
     </w:p>
     <w:p>
@@ -6641,7 +6641,7 @@
           <w:sz w:val="21"/>
           <w:szCs w:val="21"/>
         </w:rPr>
-        <w:t xml:space="preserve">backend/app/rule_engine.py (Python) has the detection *signals* for Huawei Cloud and Hybrid Connectivity, kept in parity with index.html's detectSignals() by design, but does NOT replicate the vendor-specific pick-logic branches those signals feed into on the frontend — this is a deliberate, documented scope boundary (see FR-34 and each feature's test-file docstring), not an oversight, because nothing currently exercises rule_engine.py's picks from a live request path the way index.html's picks are exercised by the browser UI. If that changes, this gap becomes worth closing.</w:t>
+        <w:t xml:space="preserve">RESOLVED (later session, in two parts — the first was logged here as fully resolved and was not). Part 1 ported the two missing pick FUNCTIONS (pickHybridConnectivity, pickIntegrationGuidance) and marked this item resolved; that was premature, because the item's actual subject was the vendor-specific pick-logic BRANCHES, and the Huawei branches inside pick_cloud/pick_gateway/pick_containers/pick_observability/pick_cicd/pick_dns were still absent — index.html carried 9 huaweiShop references to rule_engine.py's 1, so a Huawei customer saw Huawei Cloud in the browser and AWS from /api/refine, /api/ask and the MCP tool. Part 2 ported those branches, plus the OpenShift branch, the container/CI team-skill notes, and the whole team-skill RDBMS selection in pick_database (an existing-MongoDB requirement got MongoDB alone on screen and "PostgreSQL + MongoDB" from the backend). The structural fix is backend/tests/test_engine_differential.py: it runs a committed corpus through BOTH engines and diffs signals, picks, confidence and the shared keyword tables, so within-function divergence — which the pickX()-set gate in test_engine_parity.py cannot see by construction — fails CI instead of being rediscovered and re-logged here.</w:t>
       </w:r>
     </w:p>
     <w:p>
@@ -6658,7 +6658,7 @@
           <w:sz w:val="21"/>
           <w:szCs w:val="21"/>
         </w:rPr>
-        <w:t xml:space="preserve">Python's strong_on_prem keyword list (rule_engine.py) is missing "own server(s)"/"in-house server(s)", which index.html's detectSignals() already has (added there after a documented live-test finding). Found while building Hybrid Connectivity, not fixed — out of scope for that change, flagged here so it is not lost.</w:t>
+        <w:t xml:space="preserve">RESOLVED: Python's strong_on_prem keyword list was missing "own server(s)"/"in-house server(s)"/"in house server(s)", which index.html's detectSignals() already had. The cost was larger than the gap looked: "we run our own servers in-house and cannot move to cloud" was on-prem in the browser and not on-prem in the backend, cascading into nine wrong picks including recommending AWS to an air-gapped customer. All six keywords ported, and the differential test above now covers this exact requirement so a keyword-list divergence cannot be flagged-and-forgotten again.</w:t>
       </w:r>
     </w:p>
     <w:p>

--- a/docs/AI-Stack-Advisor-PRD.docx
+++ b/docs/AI-Stack-Advisor-PRD.docx
@@ -72,7 +72,7 @@
           <w:sz w:val="20"/>
           <w:szCs w:val="20"/>
         </w:rPr>
-        <w:t xml:space="preserve">1.5</w:t>
+        <w:t xml:space="preserve">1.6</w:t>
       </w:r>
     </w:p>
     <w:p>
@@ -144,7 +144,7 @@
           <w:sz w:val="20"/>
           <w:szCs w:val="20"/>
         </w:rPr>
-        <w:t xml:space="preserve">August 27, 2026</w:t>
+        <w:t xml:space="preserve">August 29, 2026</w:t>
       </w:r>
     </w:p>
     <w:p>
@@ -610,6 +610,62 @@
                 <w:szCs w:val="19"/>
               </w:rPr>
               <w:t xml:space="preserve">Later session: refactored diagram export (Flow View, Mermaid, Draw.io, SVG) onto a single hexagonal-architecture domain core (Section 9.4) — fixed a real inconsistency where exporters showed 5-8 nodes against Flow View's 18-20. Added the AI Opportunity &amp; Leverage Layer (FR-32), unified the technology catalog into one source of truth with a maintainer CLI and client-side custom overlay (FR-33), added Huawei Cloud vendor support (FR-34) and a new Hybrid Connectivity core category (FR-6a, 16th category). Corrected stale counts: signal dimensions 65+ -&gt; 100+, pickX() functions 45 -&gt; 47, KB technologies now 243. Two real bugs found and fixed during this work, not just features added — see Section 12.</w:t>
+            </w:r>
+          </w:p>
+        </w:tc>
+      </w:tr>
+      <w:tr>
+        <w:tc>
+          <w:tcPr>
+            <w:tcW w:type="dxa" w:w="1600"/>
+            <w:tcMar>
+              <w:top w:type="dxa" w:w="80"/>
+              <w:left w:type="dxa" w:w="100"/>
+              <w:bottom w:type="dxa" w:w="80"/>
+              <w:right w:type="dxa" w:w="100"/>
+            </w:tcMar>
+            <w:vAlign w:val="center"/>
+          </w:tcPr>
+          <w:p>
+            <w:pPr>
+              <w:jc w:val="left"/>
+            </w:pPr>
+            <w:r>
+              <w:rPr>
+                <w:b w:val="false"/>
+                <w:bCs w:val="false"/>
+                <w:color w:val="000000"/>
+                <w:sz w:val="19"/>
+                <w:szCs w:val="19"/>
+              </w:rPr>
+              <w:t xml:space="preserve">1.6</w:t>
+            </w:r>
+          </w:p>
+        </w:tc>
+        <w:tc>
+          <w:tcPr>
+            <w:tcW w:type="dxa" w:w="7400"/>
+            <w:tcMar>
+              <w:top w:type="dxa" w:w="80"/>
+              <w:left w:type="dxa" w:w="100"/>
+              <w:bottom w:type="dxa" w:w="80"/>
+              <w:right w:type="dxa" w:w="100"/>
+            </w:tcMar>
+            <w:vAlign w:val="center"/>
+          </w:tcPr>
+          <w:p>
+            <w:pPr>
+              <w:jc w:val="left"/>
+            </w:pPr>
+            <w:r>
+              <w:rPr>
+                <w:b w:val="false"/>
+                <w:bCs w:val="false"/>
+                <w:color w:val="000000"/>
+                <w:sz w:val="19"/>
+                <w:szCs w:val="19"/>
+              </w:rPr>
+              <w:t xml:space="preserve">Later session: added the Enterprise v2.0 shell — persistent sidebar, 3-column results layout, localStorage-backed analysis history, a refine/ask context-panel drawer, and a full mobile responsive treatment (Section 7.8, FR-35 through FR-41). Documented 8 accessibility/interaction fixes and the completion of the emoji-to-icon migration (FR-42, FR-43). See BRD Section 8.2 for the user-facing feature summary.</w:t>
             </w:r>
           </w:p>
         </w:tc>
@@ -5012,6 +5068,903 @@
     </w:tbl>
     <w:p>
       <w:pPr>
+        <w:pStyle w:val="Heading2"/>
+        <w:spacing w:after="120" w:before="280"/>
+      </w:pPr>
+      <w:r>
+        <w:rPr>
+          <w:b/>
+          <w:bCs/>
+          <w:color w:val="2E5C8A"/>
+          <w:sz w:val="24"/>
+          <w:szCs w:val="24"/>
+        </w:rPr>
+        <w:t xml:space="preserve">7.8 Enterprise Shell &amp; Responsive Layout</w:t>
+      </w:r>
+    </w:p>
+    <w:p>
+      <w:pPr>
+        <w:spacing w:after="160" w:line="276"/>
+      </w:pPr>
+      <w:r>
+        <w:rPr>
+          <w:i/>
+          <w:iCs/>
+          <w:color w:val="5B6B7C"/>
+          <w:sz w:val="19"/>
+          <w:szCs w:val="19"/>
+        </w:rPr>
+        <w:t xml:space="preserve">A presentation-layer restructuring, not a new architectural pattern — no new backend endpoints, no new domain state. Every item below is client-side only (index.html).</w:t>
+      </w:r>
+    </w:p>
+    <w:tbl>
+      <w:tblPr>
+        <w:tblW w:type="dxa" w:w="8400"/>
+        <w:tblBorders>
+          <w:top w:val="single" w:color="auto" w:sz="4"/>
+          <w:left w:val="single" w:color="auto" w:sz="4"/>
+          <w:bottom w:val="single" w:color="auto" w:sz="4"/>
+          <w:right w:val="single" w:color="auto" w:sz="4"/>
+          <w:insideH w:val="single" w:color="auto" w:sz="4"/>
+          <w:insideV w:val="single" w:color="auto" w:sz="4"/>
+        </w:tblBorders>
+      </w:tblPr>
+      <w:tblGrid>
+        <w:gridCol w:w="1000"/>
+        <w:gridCol w:w="5600"/>
+        <w:gridCol w:w="1800"/>
+      </w:tblGrid>
+      <w:tr>
+        <w:trPr>
+          <w:tblHeader/>
+        </w:trPr>
+        <w:tc>
+          <w:tcPr>
+            <w:tcW w:type="dxa" w:w="1000"/>
+            <w:shd w:fill="1F3B57" w:val="clear"/>
+            <w:tcMar>
+              <w:top w:type="dxa" w:w="80"/>
+              <w:left w:type="dxa" w:w="100"/>
+              <w:bottom w:type="dxa" w:w="80"/>
+              <w:right w:type="dxa" w:w="100"/>
+            </w:tcMar>
+            <w:vAlign w:val="center"/>
+          </w:tcPr>
+          <w:p>
+            <w:pPr>
+              <w:jc w:val="left"/>
+            </w:pPr>
+            <w:r>
+              <w:rPr>
+                <w:b/>
+                <w:bCs/>
+                <w:color w:val="FFFFFF"/>
+                <w:sz w:val="18"/>
+                <w:szCs w:val="18"/>
+              </w:rPr>
+              <w:t xml:space="preserve">ID</w:t>
+            </w:r>
+          </w:p>
+        </w:tc>
+        <w:tc>
+          <w:tcPr>
+            <w:tcW w:type="dxa" w:w="5600"/>
+            <w:shd w:fill="1F3B57" w:val="clear"/>
+            <w:tcMar>
+              <w:top w:type="dxa" w:w="80"/>
+              <w:left w:type="dxa" w:w="100"/>
+              <w:bottom w:type="dxa" w:w="80"/>
+              <w:right w:type="dxa" w:w="100"/>
+            </w:tcMar>
+            <w:vAlign w:val="center"/>
+          </w:tcPr>
+          <w:p>
+            <w:pPr>
+              <w:jc w:val="left"/>
+            </w:pPr>
+            <w:r>
+              <w:rPr>
+                <w:b/>
+                <w:bCs/>
+                <w:color w:val="FFFFFF"/>
+                <w:sz w:val="18"/>
+                <w:szCs w:val="18"/>
+              </w:rPr>
+              <w:t xml:space="preserve">Requirement</w:t>
+            </w:r>
+          </w:p>
+        </w:tc>
+        <w:tc>
+          <w:tcPr>
+            <w:tcW w:type="dxa" w:w="1800"/>
+            <w:shd w:fill="1F3B57" w:val="clear"/>
+            <w:tcMar>
+              <w:top w:type="dxa" w:w="80"/>
+              <w:left w:type="dxa" w:w="100"/>
+              <w:bottom w:type="dxa" w:w="80"/>
+              <w:right w:type="dxa" w:w="100"/>
+            </w:tcMar>
+            <w:vAlign w:val="center"/>
+          </w:tcPr>
+          <w:p>
+            <w:pPr>
+              <w:jc w:val="left"/>
+            </w:pPr>
+            <w:r>
+              <w:rPr>
+                <w:b/>
+                <w:bCs/>
+                <w:color w:val="FFFFFF"/>
+                <w:sz w:val="18"/>
+                <w:szCs w:val="18"/>
+              </w:rPr>
+              <w:t xml:space="preserve">Status</w:t>
+            </w:r>
+          </w:p>
+        </w:tc>
+      </w:tr>
+      <w:tr>
+        <w:tc>
+          <w:tcPr>
+            <w:tcW w:type="dxa" w:w="1000"/>
+            <w:tcMar>
+              <w:top w:type="dxa" w:w="80"/>
+              <w:left w:type="dxa" w:w="100"/>
+              <w:bottom w:type="dxa" w:w="80"/>
+              <w:right w:type="dxa" w:w="100"/>
+            </w:tcMar>
+            <w:vAlign w:val="center"/>
+          </w:tcPr>
+          <w:p>
+            <w:pPr>
+              <w:jc w:val="left"/>
+            </w:pPr>
+            <w:r>
+              <w:rPr>
+                <w:b w:val="false"/>
+                <w:bCs w:val="false"/>
+                <w:color w:val="000000"/>
+                <w:sz w:val="19"/>
+                <w:szCs w:val="19"/>
+              </w:rPr>
+              <w:t xml:space="preserve">FR-35</w:t>
+            </w:r>
+          </w:p>
+        </w:tc>
+        <w:tc>
+          <w:tcPr>
+            <w:tcW w:type="dxa" w:w="5600"/>
+            <w:tcMar>
+              <w:top w:type="dxa" w:w="80"/>
+              <w:left w:type="dxa" w:w="100"/>
+              <w:bottom w:type="dxa" w:w="80"/>
+              <w:right w:type="dxa" w:w="100"/>
+            </w:tcMar>
+            <w:vAlign w:val="center"/>
+          </w:tcPr>
+          <w:p>
+            <w:pPr>
+              <w:jc w:val="left"/>
+            </w:pPr>
+            <w:r>
+              <w:rPr>
+                <w:b w:val="false"/>
+                <w:bCs w:val="false"/>
+                <w:color w:val="000000"/>
+                <w:sz w:val="19"/>
+                <w:szCs w:val="19"/>
+              </w:rPr>
+              <w:t xml:space="preserve">Persistent sidebar navigation (new analysis, jump-to-current-analysis, export/share, theme toggle), replacing the prior fixed-position theme control and inline per-results-page export controls.</w:t>
+            </w:r>
+          </w:p>
+        </w:tc>
+        <w:tc>
+          <w:tcPr>
+            <w:tcW w:type="dxa" w:w="1800"/>
+            <w:tcMar>
+              <w:top w:type="dxa" w:w="80"/>
+              <w:left w:type="dxa" w:w="100"/>
+              <w:bottom w:type="dxa" w:w="80"/>
+              <w:right w:type="dxa" w:w="100"/>
+            </w:tcMar>
+            <w:vAlign w:val="center"/>
+          </w:tcPr>
+          <w:p>
+            <w:pPr>
+              <w:jc w:val="left"/>
+            </w:pPr>
+            <w:r>
+              <w:rPr>
+                <w:b w:val="false"/>
+                <w:bCs w:val="false"/>
+                <w:color w:val="000000"/>
+                <w:sz w:val="19"/>
+                <w:szCs w:val="19"/>
+              </w:rPr>
+              <w:t xml:space="preserve">Shipped — client-side only</w:t>
+            </w:r>
+          </w:p>
+        </w:tc>
+      </w:tr>
+      <w:tr>
+        <w:tc>
+          <w:tcPr>
+            <w:tcW w:type="dxa" w:w="1000"/>
+            <w:shd w:fill="EAF0F6" w:val="clear"/>
+            <w:tcMar>
+              <w:top w:type="dxa" w:w="80"/>
+              <w:left w:type="dxa" w:w="100"/>
+              <w:bottom w:type="dxa" w:w="80"/>
+              <w:right w:type="dxa" w:w="100"/>
+            </w:tcMar>
+            <w:vAlign w:val="center"/>
+          </w:tcPr>
+          <w:p>
+            <w:pPr>
+              <w:jc w:val="left"/>
+            </w:pPr>
+            <w:r>
+              <w:rPr>
+                <w:b w:val="false"/>
+                <w:bCs w:val="false"/>
+                <w:color w:val="000000"/>
+                <w:sz w:val="19"/>
+                <w:szCs w:val="19"/>
+              </w:rPr>
+              <w:t xml:space="preserve">FR-36</w:t>
+            </w:r>
+          </w:p>
+        </w:tc>
+        <w:tc>
+          <w:tcPr>
+            <w:tcW w:type="dxa" w:w="5600"/>
+            <w:shd w:fill="EAF0F6" w:val="clear"/>
+            <w:tcMar>
+              <w:top w:type="dxa" w:w="80"/>
+              <w:left w:type="dxa" w:w="100"/>
+              <w:bottom w:type="dxa" w:w="80"/>
+              <w:right w:type="dxa" w:w="100"/>
+            </w:tcMar>
+            <w:vAlign w:val="center"/>
+          </w:tcPr>
+          <w:p>
+            <w:pPr>
+              <w:jc w:val="left"/>
+            </w:pPr>
+            <w:r>
+              <w:rPr>
+                <w:b w:val="false"/>
+                <w:bCs w:val="false"/>
+                <w:color w:val="000000"/>
+                <w:sz w:val="19"/>
+                <w:szCs w:val="19"/>
+              </w:rPr>
+              <w:t xml:space="preserve">Results view renders as a 3-column layout (in-page section navigation, results/flow content, a context drawer for refine/ask) instead of a single flowing column.</w:t>
+            </w:r>
+          </w:p>
+        </w:tc>
+        <w:tc>
+          <w:tcPr>
+            <w:tcW w:type="dxa" w:w="1800"/>
+            <w:shd w:fill="EAF0F6" w:val="clear"/>
+            <w:tcMar>
+              <w:top w:type="dxa" w:w="80"/>
+              <w:left w:type="dxa" w:w="100"/>
+              <w:bottom w:type="dxa" w:w="80"/>
+              <w:right w:type="dxa" w:w="100"/>
+            </w:tcMar>
+            <w:vAlign w:val="center"/>
+          </w:tcPr>
+          <w:p>
+            <w:pPr>
+              <w:jc w:val="left"/>
+            </w:pPr>
+            <w:r>
+              <w:rPr>
+                <w:b w:val="false"/>
+                <w:bCs w:val="false"/>
+                <w:color w:val="000000"/>
+                <w:sz w:val="19"/>
+                <w:szCs w:val="19"/>
+              </w:rPr>
+              <w:t xml:space="preserve">Shipped — client-side only</w:t>
+            </w:r>
+          </w:p>
+        </w:tc>
+      </w:tr>
+      <w:tr>
+        <w:tc>
+          <w:tcPr>
+            <w:tcW w:type="dxa" w:w="1000"/>
+            <w:tcMar>
+              <w:top w:type="dxa" w:w="80"/>
+              <w:left w:type="dxa" w:w="100"/>
+              <w:bottom w:type="dxa" w:w="80"/>
+              <w:right w:type="dxa" w:w="100"/>
+            </w:tcMar>
+            <w:vAlign w:val="center"/>
+          </w:tcPr>
+          <w:p>
+            <w:pPr>
+              <w:jc w:val="left"/>
+            </w:pPr>
+            <w:r>
+              <w:rPr>
+                <w:b w:val="false"/>
+                <w:bCs w:val="false"/>
+                <w:color w:val="000000"/>
+                <w:sz w:val="19"/>
+                <w:szCs w:val="19"/>
+              </w:rPr>
+              <w:t xml:space="preserve">FR-37</w:t>
+            </w:r>
+          </w:p>
+        </w:tc>
+        <w:tc>
+          <w:tcPr>
+            <w:tcW w:type="dxa" w:w="5600"/>
+            <w:tcMar>
+              <w:top w:type="dxa" w:w="80"/>
+              <w:left w:type="dxa" w:w="100"/>
+              <w:bottom w:type="dxa" w:w="80"/>
+              <w:right w:type="dxa" w:w="100"/>
+            </w:tcMar>
+            <w:vAlign w:val="center"/>
+          </w:tcPr>
+          <w:p>
+            <w:pPr>
+              <w:jc w:val="left"/>
+            </w:pPr>
+            <w:r>
+              <w:rPr>
+                <w:b w:val="false"/>
+                <w:bCs w:val="false"/>
+                <w:color w:val="000000"/>
+                <w:sz w:val="19"/>
+                <w:szCs w:val="19"/>
+              </w:rPr>
+              <w:t xml:space="preserve">A "Recent analyses" history list, persisted to localStorage, capped at the 20 most recent entries; re-analyzing identical text moves the existing entry to the top rather than duplicating it; clicking an entry replays the original analysis exactly via the same code path every other entry mode uses.</w:t>
+            </w:r>
+          </w:p>
+        </w:tc>
+        <w:tc>
+          <w:tcPr>
+            <w:tcW w:type="dxa" w:w="1800"/>
+            <w:tcMar>
+              <w:top w:type="dxa" w:w="80"/>
+              <w:left w:type="dxa" w:w="100"/>
+              <w:bottom w:type="dxa" w:w="80"/>
+              <w:right w:type="dxa" w:w="100"/>
+            </w:tcMar>
+            <w:vAlign w:val="center"/>
+          </w:tcPr>
+          <w:p>
+            <w:pPr>
+              <w:jc w:val="left"/>
+            </w:pPr>
+            <w:r>
+              <w:rPr>
+                <w:b w:val="false"/>
+                <w:bCs w:val="false"/>
+                <w:color w:val="000000"/>
+                <w:sz w:val="19"/>
+                <w:szCs w:val="19"/>
+              </w:rPr>
+              <w:t xml:space="preserve">Shipped — client-side only, no backend dependency</w:t>
+            </w:r>
+          </w:p>
+        </w:tc>
+      </w:tr>
+      <w:tr>
+        <w:tc>
+          <w:tcPr>
+            <w:tcW w:type="dxa" w:w="1000"/>
+            <w:shd w:fill="EAF0F6" w:val="clear"/>
+            <w:tcMar>
+              <w:top w:type="dxa" w:w="80"/>
+              <w:left w:type="dxa" w:w="100"/>
+              <w:bottom w:type="dxa" w:w="80"/>
+              <w:right w:type="dxa" w:w="100"/>
+            </w:tcMar>
+            <w:vAlign w:val="center"/>
+          </w:tcPr>
+          <w:p>
+            <w:pPr>
+              <w:jc w:val="left"/>
+            </w:pPr>
+            <w:r>
+              <w:rPr>
+                <w:b w:val="false"/>
+                <w:bCs w:val="false"/>
+                <w:color w:val="000000"/>
+                <w:sz w:val="19"/>
+                <w:szCs w:val="19"/>
+              </w:rPr>
+              <w:t xml:space="preserve">FR-38</w:t>
+            </w:r>
+          </w:p>
+        </w:tc>
+        <w:tc>
+          <w:tcPr>
+            <w:tcW w:type="dxa" w:w="5600"/>
+            <w:shd w:fill="EAF0F6" w:val="clear"/>
+            <w:tcMar>
+              <w:top w:type="dxa" w:w="80"/>
+              <w:left w:type="dxa" w:w="100"/>
+              <w:bottom w:type="dxa" w:w="80"/>
+              <w:right w:type="dxa" w:w="100"/>
+            </w:tcMar>
+            <w:vAlign w:val="center"/>
+          </w:tcPr>
+          <w:p>
+            <w:pPr>
+              <w:jc w:val="left"/>
+            </w:pPr>
+            <w:r>
+              <w:rPr>
+                <w:b w:val="false"/>
+                <w:bCs w:val="false"/>
+                <w:color w:val="000000"/>
+                <w:sz w:val="19"/>
+                <w:szCs w:val="19"/>
+              </w:rPr>
+              <w:t xml:space="preserve">Refine/Ask AI moves into a shared context-panel drawer (one panel, retargeted per card) instead of being inlined into every stack card.</w:t>
+            </w:r>
+          </w:p>
+        </w:tc>
+        <w:tc>
+          <w:tcPr>
+            <w:tcW w:type="dxa" w:w="1800"/>
+            <w:shd w:fill="EAF0F6" w:val="clear"/>
+            <w:tcMar>
+              <w:top w:type="dxa" w:w="80"/>
+              <w:left w:type="dxa" w:w="100"/>
+              <w:bottom w:type="dxa" w:w="80"/>
+              <w:right w:type="dxa" w:w="100"/>
+            </w:tcMar>
+            <w:vAlign w:val="center"/>
+          </w:tcPr>
+          <w:p>
+            <w:pPr>
+              <w:jc w:val="left"/>
+            </w:pPr>
+            <w:r>
+              <w:rPr>
+                <w:b w:val="false"/>
+                <w:bCs w:val="false"/>
+                <w:color w:val="000000"/>
+                <w:sz w:val="19"/>
+                <w:szCs w:val="19"/>
+              </w:rPr>
+              <w:t xml:space="preserve">Shipped — client-side only; mechanism unchanged from FR-27/FR-28's existing backend calls</w:t>
+            </w:r>
+          </w:p>
+        </w:tc>
+      </w:tr>
+      <w:tr>
+        <w:tc>
+          <w:tcPr>
+            <w:tcW w:type="dxa" w:w="1000"/>
+            <w:tcMar>
+              <w:top w:type="dxa" w:w="80"/>
+              <w:left w:type="dxa" w:w="100"/>
+              <w:bottom w:type="dxa" w:w="80"/>
+              <w:right w:type="dxa" w:w="100"/>
+            </w:tcMar>
+            <w:vAlign w:val="center"/>
+          </w:tcPr>
+          <w:p>
+            <w:pPr>
+              <w:jc w:val="left"/>
+            </w:pPr>
+            <w:r>
+              <w:rPr>
+                <w:b w:val="false"/>
+                <w:bCs w:val="false"/>
+                <w:color w:val="000000"/>
+                <w:sz w:val="19"/>
+                <w:szCs w:val="19"/>
+              </w:rPr>
+              <w:t xml:space="preserve">FR-39</w:t>
+            </w:r>
+          </w:p>
+        </w:tc>
+        <w:tc>
+          <w:tcPr>
+            <w:tcW w:type="dxa" w:w="5600"/>
+            <w:tcMar>
+              <w:top w:type="dxa" w:w="80"/>
+              <w:left w:type="dxa" w:w="100"/>
+              <w:bottom w:type="dxa" w:w="80"/>
+              <w:right w:type="dxa" w:w="100"/>
+            </w:tcMar>
+            <w:vAlign w:val="center"/>
+          </w:tcPr>
+          <w:p>
+            <w:pPr>
+              <w:jc w:val="left"/>
+            </w:pPr>
+            <w:r>
+              <w:rPr>
+                <w:b w:val="false"/>
+                <w:bCs w:val="false"/>
+                <w:color w:val="000000"/>
+                <w:sz w:val="19"/>
+                <w:szCs w:val="19"/>
+              </w:rPr>
+              <w:t xml:space="preserve">On viewports ≤860px, the sidebar collapses to a fixed bottom navigation bar; History and Export/Share open as full-screen overlays reusing the same underlying elements, not a separate mobile-only implementation.</w:t>
+            </w:r>
+          </w:p>
+        </w:tc>
+        <w:tc>
+          <w:tcPr>
+            <w:tcW w:type="dxa" w:w="1800"/>
+            <w:tcMar>
+              <w:top w:type="dxa" w:w="80"/>
+              <w:left w:type="dxa" w:w="100"/>
+              <w:bottom w:type="dxa" w:w="80"/>
+              <w:right w:type="dxa" w:w="100"/>
+            </w:tcMar>
+            <w:vAlign w:val="center"/>
+          </w:tcPr>
+          <w:p>
+            <w:pPr>
+              <w:jc w:val="left"/>
+            </w:pPr>
+            <w:r>
+              <w:rPr>
+                <w:b w:val="false"/>
+                <w:bCs w:val="false"/>
+                <w:color w:val="000000"/>
+                <w:sz w:val="19"/>
+                <w:szCs w:val="19"/>
+              </w:rPr>
+              <w:t xml:space="preserve">Shipped — client-side only</w:t>
+            </w:r>
+          </w:p>
+        </w:tc>
+      </w:tr>
+      <w:tr>
+        <w:tc>
+          <w:tcPr>
+            <w:tcW w:type="dxa" w:w="1000"/>
+            <w:shd w:fill="EAF0F6" w:val="clear"/>
+            <w:tcMar>
+              <w:top w:type="dxa" w:w="80"/>
+              <w:left w:type="dxa" w:w="100"/>
+              <w:bottom w:type="dxa" w:w="80"/>
+              <w:right w:type="dxa" w:w="100"/>
+            </w:tcMar>
+            <w:vAlign w:val="center"/>
+          </w:tcPr>
+          <w:p>
+            <w:pPr>
+              <w:jc w:val="left"/>
+            </w:pPr>
+            <w:r>
+              <w:rPr>
+                <w:b w:val="false"/>
+                <w:bCs w:val="false"/>
+                <w:color w:val="000000"/>
+                <w:sz w:val="19"/>
+                <w:szCs w:val="19"/>
+              </w:rPr>
+              <w:t xml:space="preserve">FR-40</w:t>
+            </w:r>
+          </w:p>
+        </w:tc>
+        <w:tc>
+          <w:tcPr>
+            <w:tcW w:type="dxa" w:w="5600"/>
+            <w:shd w:fill="EAF0F6" w:val="clear"/>
+            <w:tcMar>
+              <w:top w:type="dxa" w:w="80"/>
+              <w:left w:type="dxa" w:w="100"/>
+              <w:bottom w:type="dxa" w:w="80"/>
+              <w:right w:type="dxa" w:w="100"/>
+            </w:tcMar>
+            <w:vAlign w:val="center"/>
+          </w:tcPr>
+          <w:p>
+            <w:pPr>
+              <w:jc w:val="left"/>
+            </w:pPr>
+            <w:r>
+              <w:rPr>
+                <w:b w:val="false"/>
+                <w:bCs w:val="false"/>
+                <w:color w:val="000000"/>
+                <w:sz w:val="19"/>
+                <w:szCs w:val="19"/>
+              </w:rPr>
+              <w:t xml:space="preserve">On viewports ≤860px, the refine/ask context panel renders as a full-screen modal instead of a partial sticky overlay.</w:t>
+            </w:r>
+          </w:p>
+        </w:tc>
+        <w:tc>
+          <w:tcPr>
+            <w:tcW w:type="dxa" w:w="1800"/>
+            <w:shd w:fill="EAF0F6" w:val="clear"/>
+            <w:tcMar>
+              <w:top w:type="dxa" w:w="80"/>
+              <w:left w:type="dxa" w:w="100"/>
+              <w:bottom w:type="dxa" w:w="80"/>
+              <w:right w:type="dxa" w:w="100"/>
+            </w:tcMar>
+            <w:vAlign w:val="center"/>
+          </w:tcPr>
+          <w:p>
+            <w:pPr>
+              <w:jc w:val="left"/>
+            </w:pPr>
+            <w:r>
+              <w:rPr>
+                <w:b w:val="false"/>
+                <w:bCs w:val="false"/>
+                <w:color w:val="000000"/>
+                <w:sz w:val="19"/>
+                <w:szCs w:val="19"/>
+              </w:rPr>
+              <w:t xml:space="preserve">Shipped — client-side only</w:t>
+            </w:r>
+          </w:p>
+        </w:tc>
+      </w:tr>
+      <w:tr>
+        <w:tc>
+          <w:tcPr>
+            <w:tcW w:type="dxa" w:w="1000"/>
+            <w:tcMar>
+              <w:top w:type="dxa" w:w="80"/>
+              <w:left w:type="dxa" w:w="100"/>
+              <w:bottom w:type="dxa" w:w="80"/>
+              <w:right w:type="dxa" w:w="100"/>
+            </w:tcMar>
+            <w:vAlign w:val="center"/>
+          </w:tcPr>
+          <w:p>
+            <w:pPr>
+              <w:jc w:val="left"/>
+            </w:pPr>
+            <w:r>
+              <w:rPr>
+                <w:b w:val="false"/>
+                <w:bCs w:val="false"/>
+                <w:color w:val="000000"/>
+                <w:sz w:val="19"/>
+                <w:szCs w:val="19"/>
+              </w:rPr>
+              <w:t xml:space="preserve">FR-41</w:t>
+            </w:r>
+          </w:p>
+        </w:tc>
+        <w:tc>
+          <w:tcPr>
+            <w:tcW w:type="dxa" w:w="5600"/>
+            <w:tcMar>
+              <w:top w:type="dxa" w:w="80"/>
+              <w:left w:type="dxa" w:w="100"/>
+              <w:bottom w:type="dxa" w:w="80"/>
+              <w:right w:type="dxa" w:w="100"/>
+            </w:tcMar>
+            <w:vAlign w:val="center"/>
+          </w:tcPr>
+          <w:p>
+            <w:pPr>
+              <w:jc w:val="left"/>
+            </w:pPr>
+            <w:r>
+              <w:rPr>
+                <w:b w:val="false"/>
+                <w:bCs w:val="false"/>
+                <w:color w:val="000000"/>
+                <w:sz w:val="19"/>
+                <w:szCs w:val="19"/>
+              </w:rPr>
+              <w:t xml:space="preserve">On viewports ≤860px, the Flow View canvas hides the minimap, enlarges toolbar touch targets, and repositions the pan/zoom toolbar to clear the fixed bottom navigation bar.</w:t>
+            </w:r>
+          </w:p>
+        </w:tc>
+        <w:tc>
+          <w:tcPr>
+            <w:tcW w:type="dxa" w:w="1800"/>
+            <w:tcMar>
+              <w:top w:type="dxa" w:w="80"/>
+              <w:left w:type="dxa" w:w="100"/>
+              <w:bottom w:type="dxa" w:w="80"/>
+              <w:right w:type="dxa" w:w="100"/>
+            </w:tcMar>
+            <w:vAlign w:val="center"/>
+          </w:tcPr>
+          <w:p>
+            <w:pPr>
+              <w:jc w:val="left"/>
+            </w:pPr>
+            <w:r>
+              <w:rPr>
+                <w:b w:val="false"/>
+                <w:bCs w:val="false"/>
+                <w:color w:val="000000"/>
+                <w:sz w:val="19"/>
+                <w:szCs w:val="19"/>
+              </w:rPr>
+              <w:t xml:space="preserve">Shipped — client-side only</w:t>
+            </w:r>
+          </w:p>
+        </w:tc>
+      </w:tr>
+      <w:tr>
+        <w:tc>
+          <w:tcPr>
+            <w:tcW w:type="dxa" w:w="1000"/>
+            <w:shd w:fill="EAF0F6" w:val="clear"/>
+            <w:tcMar>
+              <w:top w:type="dxa" w:w="80"/>
+              <w:left w:type="dxa" w:w="100"/>
+              <w:bottom w:type="dxa" w:w="80"/>
+              <w:right w:type="dxa" w:w="100"/>
+            </w:tcMar>
+            <w:vAlign w:val="center"/>
+          </w:tcPr>
+          <w:p>
+            <w:pPr>
+              <w:jc w:val="left"/>
+            </w:pPr>
+            <w:r>
+              <w:rPr>
+                <w:b w:val="false"/>
+                <w:bCs w:val="false"/>
+                <w:color w:val="000000"/>
+                <w:sz w:val="19"/>
+                <w:szCs w:val="19"/>
+              </w:rPr>
+              <w:t xml:space="preserve">FR-42</w:t>
+            </w:r>
+          </w:p>
+        </w:tc>
+        <w:tc>
+          <w:tcPr>
+            <w:tcW w:type="dxa" w:w="5600"/>
+            <w:shd w:fill="EAF0F6" w:val="clear"/>
+            <w:tcMar>
+              <w:top w:type="dxa" w:w="80"/>
+              <w:left w:type="dxa" w:w="100"/>
+              <w:bottom w:type="dxa" w:w="80"/>
+              <w:right w:type="dxa" w:w="100"/>
+            </w:tcMar>
+            <w:vAlign w:val="center"/>
+          </w:tcPr>
+          <w:p>
+            <w:pPr>
+              <w:jc w:val="left"/>
+            </w:pPr>
+            <w:r>
+              <w:rPr>
+                <w:b w:val="false"/>
+                <w:bCs w:val="false"/>
+                <w:color w:val="000000"/>
+                <w:sz w:val="19"/>
+                <w:szCs w:val="19"/>
+              </w:rPr>
+              <w:t xml:space="preserve">Mode-selection cards and Flow View canvas nodes are keyboard-navigable and screen-reader-labeled; a global Escape key closes any open drawer, modal, or popover; the custom-technology modal dismisses on backdrop click.</w:t>
+            </w:r>
+          </w:p>
+        </w:tc>
+        <w:tc>
+          <w:tcPr>
+            <w:tcW w:type="dxa" w:w="1800"/>
+            <w:shd w:fill="EAF0F6" w:val="clear"/>
+            <w:tcMar>
+              <w:top w:type="dxa" w:w="80"/>
+              <w:left w:type="dxa" w:w="100"/>
+              <w:bottom w:type="dxa" w:w="80"/>
+              <w:right w:type="dxa" w:w="100"/>
+            </w:tcMar>
+            <w:vAlign w:val="center"/>
+          </w:tcPr>
+          <w:p>
+            <w:pPr>
+              <w:jc w:val="left"/>
+            </w:pPr>
+            <w:r>
+              <w:rPr>
+                <w:b w:val="false"/>
+                <w:bCs w:val="false"/>
+                <w:color w:val="000000"/>
+                <w:sz w:val="19"/>
+                <w:szCs w:val="19"/>
+              </w:rPr>
+              <w:t xml:space="preserve">Shipped — client-side only</w:t>
+            </w:r>
+          </w:p>
+        </w:tc>
+      </w:tr>
+      <w:tr>
+        <w:tc>
+          <w:tcPr>
+            <w:tcW w:type="dxa" w:w="1000"/>
+            <w:tcMar>
+              <w:top w:type="dxa" w:w="80"/>
+              <w:left w:type="dxa" w:w="100"/>
+              <w:bottom w:type="dxa" w:w="80"/>
+              <w:right w:type="dxa" w:w="100"/>
+            </w:tcMar>
+            <w:vAlign w:val="center"/>
+          </w:tcPr>
+          <w:p>
+            <w:pPr>
+              <w:jc w:val="left"/>
+            </w:pPr>
+            <w:r>
+              <w:rPr>
+                <w:b w:val="false"/>
+                <w:bCs w:val="false"/>
+                <w:color w:val="000000"/>
+                <w:sz w:val="19"/>
+                <w:szCs w:val="19"/>
+              </w:rPr>
+              <w:t xml:space="preserve">FR-43</w:t>
+            </w:r>
+          </w:p>
+        </w:tc>
+        <w:tc>
+          <w:tcPr>
+            <w:tcW w:type="dxa" w:w="5600"/>
+            <w:tcMar>
+              <w:top w:type="dxa" w:w="80"/>
+              <w:left w:type="dxa" w:w="100"/>
+              <w:bottom w:type="dxa" w:w="80"/>
+              <w:right w:type="dxa" w:w="100"/>
+            </w:tcMar>
+            <w:vAlign w:val="center"/>
+          </w:tcPr>
+          <w:p>
+            <w:pPr>
+              <w:jc w:val="left"/>
+            </w:pPr>
+            <w:r>
+              <w:rPr>
+                <w:b w:val="false"/>
+                <w:bCs w:val="false"/>
+                <w:color w:val="000000"/>
+                <w:sz w:val="19"/>
+                <w:szCs w:val="19"/>
+              </w:rPr>
+              <w:t xml:space="preserve">All remaining emoji-as-iconography (a 45-item glide-panel options list, plus 3 unrelated stray instances) replaced with the existing stroke-icon system.</w:t>
+            </w:r>
+          </w:p>
+        </w:tc>
+        <w:tc>
+          <w:tcPr>
+            <w:tcW w:type="dxa" w:w="1800"/>
+            <w:tcMar>
+              <w:top w:type="dxa" w:w="80"/>
+              <w:left w:type="dxa" w:w="100"/>
+              <w:bottom w:type="dxa" w:w="80"/>
+              <w:right w:type="dxa" w:w="100"/>
+            </w:tcMar>
+            <w:vAlign w:val="center"/>
+          </w:tcPr>
+          <w:p>
+            <w:pPr>
+              <w:jc w:val="left"/>
+            </w:pPr>
+            <w:r>
+              <w:rPr>
+                <w:b w:val="false"/>
+                <w:bCs w:val="false"/>
+                <w:color w:val="000000"/>
+                <w:sz w:val="19"/>
+                <w:szCs w:val="19"/>
+              </w:rPr>
+              <w:t xml:space="preserve">Shipped — client-side only</w:t>
+            </w:r>
+          </w:p>
+        </w:tc>
+      </w:tr>
+    </w:tbl>
+    <w:p>
+      <w:pPr>
         <w:pStyle w:val="Heading1"/>
         <w:pBdr>
           <w:bottom w:val="single" w:color="1F3B57" w:sz="6" w:space="4"/>
@@ -6485,6 +7438,92 @@
         <w:tc>
           <w:tcPr>
             <w:tcW w:type="dxa" w:w="1800"/>
+            <w:tcMar>
+              <w:top w:type="dxa" w:w="80"/>
+              <w:left w:type="dxa" w:w="100"/>
+              <w:bottom w:type="dxa" w:w="80"/>
+              <w:right w:type="dxa" w:w="100"/>
+            </w:tcMar>
+            <w:vAlign w:val="center"/>
+          </w:tcPr>
+          <w:p>
+            <w:pPr>
+              <w:jc w:val="left"/>
+            </w:pPr>
+            <w:r>
+              <w:rPr>
+                <w:b w:val="false"/>
+                <w:bCs w:val="false"/>
+                <w:color w:val="000000"/>
+                <w:sz w:val="19"/>
+                <w:szCs w:val="19"/>
+              </w:rPr>
+              <w:t xml:space="preserve">Shipped</w:t>
+            </w:r>
+          </w:p>
+        </w:tc>
+      </w:tr>
+      <w:tr>
+        <w:tc>
+          <w:tcPr>
+            <w:tcW w:type="dxa" w:w="1600"/>
+            <w:shd w:fill="EAF0F6" w:val="clear"/>
+            <w:tcMar>
+              <w:top w:type="dxa" w:w="80"/>
+              <w:left w:type="dxa" w:w="100"/>
+              <w:bottom w:type="dxa" w:w="80"/>
+              <w:right w:type="dxa" w:w="100"/>
+            </w:tcMar>
+            <w:vAlign w:val="center"/>
+          </w:tcPr>
+          <w:p>
+            <w:pPr>
+              <w:jc w:val="left"/>
+            </w:pPr>
+            <w:r>
+              <w:rPr>
+                <w:b w:val="false"/>
+                <w:bCs w:val="false"/>
+                <w:color w:val="000000"/>
+                <w:sz w:val="19"/>
+                <w:szCs w:val="19"/>
+              </w:rPr>
+              <w:t xml:space="preserve">v2.3</w:t>
+            </w:r>
+          </w:p>
+        </w:tc>
+        <w:tc>
+          <w:tcPr>
+            <w:tcW w:type="dxa" w:w="6000"/>
+            <w:shd w:fill="EAF0F6" w:val="clear"/>
+            <w:tcMar>
+              <w:top w:type="dxa" w:w="80"/>
+              <w:left w:type="dxa" w:w="100"/>
+              <w:bottom w:type="dxa" w:w="80"/>
+              <w:right w:type="dxa" w:w="100"/>
+            </w:tcMar>
+            <w:vAlign w:val="center"/>
+          </w:tcPr>
+          <w:p>
+            <w:pPr>
+              <w:jc w:val="left"/>
+            </w:pPr>
+            <w:r>
+              <w:rPr>
+                <w:b w:val="false"/>
+                <w:bCs w:val="false"/>
+                <w:color w:val="000000"/>
+                <w:sz w:val="19"/>
+                <w:szCs w:val="19"/>
+              </w:rPr>
+              <w:t xml:space="preserve">Enterprise v2.0 shell (FR-35 through FR-41) — persistent sidebar, 3-column results layout, localStorage-backed analysis history, refine/ask context-panel drawer, full mobile responsive treatment (bottom nav, full-screen overlays, Flow View mobile tuning); 8 accessibility/interaction fixes and completion of the emoji-to-icon migration (FR-42, FR-43)</w:t>
+            </w:r>
+          </w:p>
+        </w:tc>
+        <w:tc>
+          <w:tcPr>
+            <w:tcW w:type="dxa" w:w="1800"/>
+            <w:shd w:fill="EAF0F6" w:val="clear"/>
             <w:tcMar>
               <w:top w:type="dxa" w:w="80"/>
               <w:left w:type="dxa" w:w="100"/>

--- a/docs/AI-Stack-Advisor-PRD.docx
+++ b/docs/AI-Stack-Advisor-PRD.docx
@@ -72,7 +72,7 @@
           <w:sz w:val="20"/>
           <w:szCs w:val="20"/>
         </w:rPr>
-        <w:t xml:space="preserve">1.6</w:t>
+        <w:t xml:space="preserve">1.7</w:t>
       </w:r>
     </w:p>
     <w:p>
@@ -144,7 +144,7 @@
           <w:sz w:val="20"/>
           <w:szCs w:val="20"/>
         </w:rPr>
-        <w:t xml:space="preserve">August 29, 2026</w:t>
+        <w:t xml:space="preserve">August 30, 2026</w:t>
       </w:r>
     </w:p>
     <w:p>
@@ -666,6 +666,64 @@
                 <w:szCs w:val="19"/>
               </w:rPr>
               <w:t xml:space="preserve">Later session: added the Enterprise v2.0 shell — persistent sidebar, 3-column results layout, localStorage-backed analysis history, a refine/ask context-panel drawer, and a full mobile responsive treatment (Section 7.8, FR-35 through FR-41). Documented 8 accessibility/interaction fixes and the completion of the emoji-to-icon migration (FR-42, FR-43). See BRD Section 8.2 for the user-facing feature summary.</w:t>
+            </w:r>
+          </w:p>
+        </w:tc>
+      </w:tr>
+      <w:tr>
+        <w:tc>
+          <w:tcPr>
+            <w:tcW w:type="dxa" w:w="1600"/>
+            <w:shd w:fill="EAF0F6" w:val="clear"/>
+            <w:tcMar>
+              <w:top w:type="dxa" w:w="80"/>
+              <w:left w:type="dxa" w:w="100"/>
+              <w:bottom w:type="dxa" w:w="80"/>
+              <w:right w:type="dxa" w:w="100"/>
+            </w:tcMar>
+            <w:vAlign w:val="center"/>
+          </w:tcPr>
+          <w:p>
+            <w:pPr>
+              <w:jc w:val="left"/>
+            </w:pPr>
+            <w:r>
+              <w:rPr>
+                <w:b w:val="false"/>
+                <w:bCs w:val="false"/>
+                <w:color w:val="000000"/>
+                <w:sz w:val="19"/>
+                <w:szCs w:val="19"/>
+              </w:rPr>
+              <w:t xml:space="preserve">1.7</w:t>
+            </w:r>
+          </w:p>
+        </w:tc>
+        <w:tc>
+          <w:tcPr>
+            <w:tcW w:type="dxa" w:w="7400"/>
+            <w:shd w:fill="EAF0F6" w:val="clear"/>
+            <w:tcMar>
+              <w:top w:type="dxa" w:w="80"/>
+              <w:left w:type="dxa" w:w="100"/>
+              <w:bottom w:type="dxa" w:w="80"/>
+              <w:right w:type="dxa" w:w="100"/>
+            </w:tcMar>
+            <w:vAlign w:val="center"/>
+          </w:tcPr>
+          <w:p>
+            <w:pPr>
+              <w:jc w:val="left"/>
+            </w:pPr>
+            <w:r>
+              <w:rPr>
+                <w:b w:val="false"/>
+                <w:bCs w:val="false"/>
+                <w:color w:val="000000"/>
+                <w:sz w:val="19"/>
+                <w:szCs w:val="19"/>
+              </w:rPr>
+              <w:t xml:space="preserve">Later session: added the "Challenge This Pick" widget (FR-44) — the first real instrumentation for BRD Section 7's disagreement-rate metric. New backend Disagreement aggregate (DDD Section 4.5), POST /api/analyses/{analysis_id}/disagreements endpoint, and a per-card frontend form reusing the existing per-category vendor-alternatives data. See BRD Section 8.2 for the user-facing summary.</w:t>
             </w:r>
           </w:p>
         </w:tc>
@@ -5065,6 +5123,89 @@
           </w:p>
         </w:tc>
       </w:tr>
+      <w:tr>
+        <w:tc>
+          <w:tcPr>
+            <w:tcW w:type="dxa" w:w="1000"/>
+            <w:tcMar>
+              <w:top w:type="dxa" w:w="80"/>
+              <w:left w:type="dxa" w:w="100"/>
+              <w:bottom w:type="dxa" w:w="80"/>
+              <w:right w:type="dxa" w:w="100"/>
+            </w:tcMar>
+            <w:vAlign w:val="center"/>
+          </w:tcPr>
+          <w:p>
+            <w:pPr>
+              <w:jc w:val="left"/>
+            </w:pPr>
+            <w:r>
+              <w:rPr>
+                <w:b w:val="false"/>
+                <w:bCs w:val="false"/>
+                <w:color w:val="000000"/>
+                <w:sz w:val="19"/>
+                <w:szCs w:val="19"/>
+              </w:rPr>
+              <w:t xml:space="preserve">FR-44</w:t>
+            </w:r>
+          </w:p>
+        </w:tc>
+        <w:tc>
+          <w:tcPr>
+            <w:tcW w:type="dxa" w:w="5600"/>
+            <w:tcMar>
+              <w:top w:type="dxa" w:w="80"/>
+              <w:left w:type="dxa" w:w="100"/>
+              <w:bottom w:type="dxa" w:w="80"/>
+              <w:right w:type="dxa" w:w="100"/>
+            </w:tcMar>
+            <w:vAlign w:val="center"/>
+          </w:tcPr>
+          <w:p>
+            <w:pPr>
+              <w:jc w:val="left"/>
+            </w:pPr>
+            <w:r>
+              <w:rPr>
+                <w:b w:val="false"/>
+                <w:bCs w:val="false"/>
+                <w:color w:val="000000"/>
+                <w:sz w:val="19"/>
+                <w:szCs w:val="19"/>
+              </w:rPr>
+              <w:t xml:space="preserve">"Challenge This Pick": a per-card widget letting a user name a preferred alternative (pre-populated from the same per-category vendor data the card's own "See N alternatives" disclosure already uses, free-text-only for the categories with no such data) and a required reason. Always captured to localStorage; additionally POSTed to a new backend endpoint, best-effort, only when the current analysis already has a persisted analysis_id (never force-created for this purpose). First real instrumentation for BRD Section 7's disagreement-rate metric.</w:t>
+            </w:r>
+          </w:p>
+        </w:tc>
+        <w:tc>
+          <w:tcPr>
+            <w:tcW w:type="dxa" w:w="1800"/>
+            <w:tcMar>
+              <w:top w:type="dxa" w:w="80"/>
+              <w:left w:type="dxa" w:w="100"/>
+              <w:bottom w:type="dxa" w:w="80"/>
+              <w:right w:type="dxa" w:w="100"/>
+            </w:tcMar>
+            <w:vAlign w:val="center"/>
+          </w:tcPr>
+          <w:p>
+            <w:pPr>
+              <w:jc w:val="left"/>
+            </w:pPr>
+            <w:r>
+              <w:rPr>
+                <w:b w:val="false"/>
+                <w:bCs w:val="false"/>
+                <w:color w:val="000000"/>
+                <w:sz w:val="19"/>
+                <w:szCs w:val="19"/>
+              </w:rPr>
+              <w:t xml:space="preserve">Shipped — POST /api/analyses/{analysis_id}/disagreements, new Disagreement table (DDD Section 4.5)</w:t>
+            </w:r>
+          </w:p>
+        </w:tc>
+      </w:tr>
     </w:tbl>
     <w:p>
       <w:pPr>
@@ -7524,6 +7665,89 @@
           <w:tcPr>
             <w:tcW w:type="dxa" w:w="1800"/>
             <w:shd w:fill="EAF0F6" w:val="clear"/>
+            <w:tcMar>
+              <w:top w:type="dxa" w:w="80"/>
+              <w:left w:type="dxa" w:w="100"/>
+              <w:bottom w:type="dxa" w:w="80"/>
+              <w:right w:type="dxa" w:w="100"/>
+            </w:tcMar>
+            <w:vAlign w:val="center"/>
+          </w:tcPr>
+          <w:p>
+            <w:pPr>
+              <w:jc w:val="left"/>
+            </w:pPr>
+            <w:r>
+              <w:rPr>
+                <w:b w:val="false"/>
+                <w:bCs w:val="false"/>
+                <w:color w:val="000000"/>
+                <w:sz w:val="19"/>
+                <w:szCs w:val="19"/>
+              </w:rPr>
+              <w:t xml:space="preserve">Shipped</w:t>
+            </w:r>
+          </w:p>
+        </w:tc>
+      </w:tr>
+      <w:tr>
+        <w:tc>
+          <w:tcPr>
+            <w:tcW w:type="dxa" w:w="1600"/>
+            <w:tcMar>
+              <w:top w:type="dxa" w:w="80"/>
+              <w:left w:type="dxa" w:w="100"/>
+              <w:bottom w:type="dxa" w:w="80"/>
+              <w:right w:type="dxa" w:w="100"/>
+            </w:tcMar>
+            <w:vAlign w:val="center"/>
+          </w:tcPr>
+          <w:p>
+            <w:pPr>
+              <w:jc w:val="left"/>
+            </w:pPr>
+            <w:r>
+              <w:rPr>
+                <w:b w:val="false"/>
+                <w:bCs w:val="false"/>
+                <w:color w:val="000000"/>
+                <w:sz w:val="19"/>
+                <w:szCs w:val="19"/>
+              </w:rPr>
+              <w:t xml:space="preserve">v2.4</w:t>
+            </w:r>
+          </w:p>
+        </w:tc>
+        <w:tc>
+          <w:tcPr>
+            <w:tcW w:type="dxa" w:w="6000"/>
+            <w:tcMar>
+              <w:top w:type="dxa" w:w="80"/>
+              <w:left w:type="dxa" w:w="100"/>
+              <w:bottom w:type="dxa" w:w="80"/>
+              <w:right w:type="dxa" w:w="100"/>
+            </w:tcMar>
+            <w:vAlign w:val="center"/>
+          </w:tcPr>
+          <w:p>
+            <w:pPr>
+              <w:jc w:val="left"/>
+            </w:pPr>
+            <w:r>
+              <w:rPr>
+                <w:b w:val="false"/>
+                <w:bCs w:val="false"/>
+                <w:color w:val="000000"/>
+                <w:sz w:val="19"/>
+                <w:szCs w:val="19"/>
+              </w:rPr>
+              <w:t xml:space="preserve">"Challenge This Pick" widget (FR-44) — first real instrumentation for BRD Section 7's disagreement-rate metric. New Disagreement backend aggregate + endpoint, per-card feedback form reusing existing vendor-alternatives data</w:t>
+            </w:r>
+          </w:p>
+        </w:tc>
+        <w:tc>
+          <w:tcPr>
+            <w:tcW w:type="dxa" w:w="1800"/>
             <w:tcMar>
               <w:top w:type="dxa" w:w="80"/>
               <w:left w:type="dxa" w:w="100"/>

--- a/docs/AI-Stack-Advisor-PRD.docx
+++ b/docs/AI-Stack-Advisor-PRD.docx
@@ -72,7 +72,7 @@
           <w:sz w:val="20"/>
           <w:szCs w:val="20"/>
         </w:rPr>
-        <w:t xml:space="preserve">1.7</w:t>
+        <w:t xml:space="preserve">1.8</w:t>
       </w:r>
     </w:p>
     <w:p>
@@ -144,7 +144,7 @@
           <w:sz w:val="20"/>
           <w:szCs w:val="20"/>
         </w:rPr>
-        <w:t xml:space="preserve">August 30, 2026</w:t>
+        <w:t xml:space="preserve">August 31, 2026</w:t>
       </w:r>
     </w:p>
     <w:p>
@@ -724,6 +724,62 @@
                 <w:szCs w:val="19"/>
               </w:rPr>
               <w:t xml:space="preserve">Later session: added the "Challenge This Pick" widget (FR-44) — the first real instrumentation for BRD Section 7's disagreement-rate metric. New backend Disagreement aggregate (DDD Section 4.5), POST /api/analyses/{analysis_id}/disagreements endpoint, and a per-card frontend form reusing the existing per-category vendor-alternatives data. See BRD Section 8.2 for the user-facing summary.</w:t>
+            </w:r>
+          </w:p>
+        </w:tc>
+      </w:tr>
+      <w:tr>
+        <w:tc>
+          <w:tcPr>
+            <w:tcW w:type="dxa" w:w="1600"/>
+            <w:tcMar>
+              <w:top w:type="dxa" w:w="80"/>
+              <w:left w:type="dxa" w:w="100"/>
+              <w:bottom w:type="dxa" w:w="80"/>
+              <w:right w:type="dxa" w:w="100"/>
+            </w:tcMar>
+            <w:vAlign w:val="center"/>
+          </w:tcPr>
+          <w:p>
+            <w:pPr>
+              <w:jc w:val="left"/>
+            </w:pPr>
+            <w:r>
+              <w:rPr>
+                <w:b w:val="false"/>
+                <w:bCs w:val="false"/>
+                <w:color w:val="000000"/>
+                <w:sz w:val="19"/>
+                <w:szCs w:val="19"/>
+              </w:rPr>
+              <w:t xml:space="preserve">1.8</w:t>
+            </w:r>
+          </w:p>
+        </w:tc>
+        <w:tc>
+          <w:tcPr>
+            <w:tcW w:type="dxa" w:w="7400"/>
+            <w:tcMar>
+              <w:top w:type="dxa" w:w="80"/>
+              <w:left w:type="dxa" w:w="100"/>
+              <w:bottom w:type="dxa" w:w="80"/>
+              <w:right w:type="dxa" w:w="100"/>
+            </w:tcMar>
+            <w:vAlign w:val="center"/>
+          </w:tcPr>
+          <w:p>
+            <w:pPr>
+              <w:jc w:val="left"/>
+            </w:pPr>
+            <w:r>
+              <w:rPr>
+                <w:b w:val="false"/>
+                <w:bCs w:val="false"/>
+                <w:color w:val="000000"/>
+                <w:sz w:val="19"/>
+                <w:szCs w:val="19"/>
+              </w:rPr>
+              <w:t xml:space="preserve">Later session: added Harness Readiness (Section 7.9, FR-45 through FR-49) — a fourth, structurally distinct entry mode that self-audits a team's own agent-development process (not a technology-stack recommendation) against a third-party practitioner rubric, via a guided 5-question radio flow. Client-side only, v1-only by design (no Python-side equivalent). First step of a new "help teams build their own harness" product direction, separate from the existing stack-advisor product this PRD otherwise documents. See BRD Section 8.2 for the user-facing summary and docs/harness-engineering/ for the underlying scope and research.</w:t>
             </w:r>
           </w:p>
         </w:tc>
@@ -6106,6 +6162,565 @@
     </w:tbl>
     <w:p>
       <w:pPr>
+        <w:pStyle w:val="Heading2"/>
+        <w:spacing w:after="120" w:before="280"/>
+      </w:pPr>
+      <w:r>
+        <w:rPr>
+          <w:b/>
+          <w:bCs/>
+          <w:color w:val="2E5C8A"/>
+          <w:sz w:val="24"/>
+          <w:szCs w:val="24"/>
+        </w:rPr>
+        <w:t xml:space="preserve">7.9 Harness Readiness (self-audit mode)</w:t>
+      </w:r>
+    </w:p>
+    <w:p>
+      <w:pPr>
+        <w:spacing w:after="160" w:line="276"/>
+      </w:pPr>
+      <w:r>
+        <w:rPr>
+          <w:i/>
+          <w:iCs/>
+          <w:color w:val="5B6B7C"/>
+          <w:sz w:val="19"/>
+          <w:szCs w:val="19"/>
+        </w:rPr>
+        <w:t xml:space="preserve">A fourth entry mode, structurally distinct from the other three: it doesn't recommend a technology stack, it scores a team's own agent-development process. Deliberately a guided questionnaire, not free-text signal detection — Appendix B of the source rubric is a 4-point scale per component with concrete, mutually-exclusive level descriptions, which is a multiple-choice UI problem, not a text-mining one (see docs/harness-engineering/HARNESS_READINESS_SCOPE.md for the full rationale). v1-only by design, matching this app's existing zero-marginal-cost invariant — no Python-side equivalent exists or is planned.</w:t>
+      </w:r>
+    </w:p>
+    <w:tbl>
+      <w:tblPr>
+        <w:tblW w:type="dxa" w:w="8400"/>
+        <w:tblBorders>
+          <w:top w:val="single" w:color="auto" w:sz="4"/>
+          <w:left w:val="single" w:color="auto" w:sz="4"/>
+          <w:bottom w:val="single" w:color="auto" w:sz="4"/>
+          <w:right w:val="single" w:color="auto" w:sz="4"/>
+          <w:insideH w:val="single" w:color="auto" w:sz="4"/>
+          <w:insideV w:val="single" w:color="auto" w:sz="4"/>
+        </w:tblBorders>
+      </w:tblPr>
+      <w:tblGrid>
+        <w:gridCol w:w="1000"/>
+        <w:gridCol w:w="5600"/>
+        <w:gridCol w:w="1800"/>
+      </w:tblGrid>
+      <w:tr>
+        <w:trPr>
+          <w:tblHeader/>
+        </w:trPr>
+        <w:tc>
+          <w:tcPr>
+            <w:tcW w:type="dxa" w:w="1000"/>
+            <w:shd w:fill="1F3B57" w:val="clear"/>
+            <w:tcMar>
+              <w:top w:type="dxa" w:w="80"/>
+              <w:left w:type="dxa" w:w="100"/>
+              <w:bottom w:type="dxa" w:w="80"/>
+              <w:right w:type="dxa" w:w="100"/>
+            </w:tcMar>
+            <w:vAlign w:val="center"/>
+          </w:tcPr>
+          <w:p>
+            <w:pPr>
+              <w:jc w:val="left"/>
+            </w:pPr>
+            <w:r>
+              <w:rPr>
+                <w:b/>
+                <w:bCs/>
+                <w:color w:val="FFFFFF"/>
+                <w:sz w:val="18"/>
+                <w:szCs w:val="18"/>
+              </w:rPr>
+              <w:t xml:space="preserve">ID</w:t>
+            </w:r>
+          </w:p>
+        </w:tc>
+        <w:tc>
+          <w:tcPr>
+            <w:tcW w:type="dxa" w:w="5600"/>
+            <w:shd w:fill="1F3B57" w:val="clear"/>
+            <w:tcMar>
+              <w:top w:type="dxa" w:w="80"/>
+              <w:left w:type="dxa" w:w="100"/>
+              <w:bottom w:type="dxa" w:w="80"/>
+              <w:right w:type="dxa" w:w="100"/>
+            </w:tcMar>
+            <w:vAlign w:val="center"/>
+          </w:tcPr>
+          <w:p>
+            <w:pPr>
+              <w:jc w:val="left"/>
+            </w:pPr>
+            <w:r>
+              <w:rPr>
+                <w:b/>
+                <w:bCs/>
+                <w:color w:val="FFFFFF"/>
+                <w:sz w:val="18"/>
+                <w:szCs w:val="18"/>
+              </w:rPr>
+              <w:t xml:space="preserve">Requirement</w:t>
+            </w:r>
+          </w:p>
+        </w:tc>
+        <w:tc>
+          <w:tcPr>
+            <w:tcW w:type="dxa" w:w="1800"/>
+            <w:shd w:fill="1F3B57" w:val="clear"/>
+            <w:tcMar>
+              <w:top w:type="dxa" w:w="80"/>
+              <w:left w:type="dxa" w:w="100"/>
+              <w:bottom w:type="dxa" w:w="80"/>
+              <w:right w:type="dxa" w:w="100"/>
+            </w:tcMar>
+            <w:vAlign w:val="center"/>
+          </w:tcPr>
+          <w:p>
+            <w:pPr>
+              <w:jc w:val="left"/>
+            </w:pPr>
+            <w:r>
+              <w:rPr>
+                <w:b/>
+                <w:bCs/>
+                <w:color w:val="FFFFFF"/>
+                <w:sz w:val="18"/>
+                <w:szCs w:val="18"/>
+              </w:rPr>
+              <w:t xml:space="preserve">Status</w:t>
+            </w:r>
+          </w:p>
+        </w:tc>
+      </w:tr>
+      <w:tr>
+        <w:tc>
+          <w:tcPr>
+            <w:tcW w:type="dxa" w:w="1000"/>
+            <w:tcMar>
+              <w:top w:type="dxa" w:w="80"/>
+              <w:left w:type="dxa" w:w="100"/>
+              <w:bottom w:type="dxa" w:w="80"/>
+              <w:right w:type="dxa" w:w="100"/>
+            </w:tcMar>
+            <w:vAlign w:val="center"/>
+          </w:tcPr>
+          <w:p>
+            <w:pPr>
+              <w:jc w:val="left"/>
+            </w:pPr>
+            <w:r>
+              <w:rPr>
+                <w:b w:val="false"/>
+                <w:bCs w:val="false"/>
+                <w:color w:val="000000"/>
+                <w:sz w:val="19"/>
+                <w:szCs w:val="19"/>
+              </w:rPr>
+              <w:t xml:space="preserve">FR-45</w:t>
+            </w:r>
+          </w:p>
+        </w:tc>
+        <w:tc>
+          <w:tcPr>
+            <w:tcW w:type="dxa" w:w="5600"/>
+            <w:tcMar>
+              <w:top w:type="dxa" w:w="80"/>
+              <w:left w:type="dxa" w:w="100"/>
+              <w:bottom w:type="dxa" w:w="80"/>
+              <w:right w:type="dxa" w:w="100"/>
+            </w:tcMar>
+            <w:vAlign w:val="center"/>
+          </w:tcPr>
+          <w:p>
+            <w:pPr>
+              <w:jc w:val="left"/>
+            </w:pPr>
+            <w:r>
+              <w:rPr>
+                <w:b w:val="false"/>
+                <w:bCs w:val="false"/>
+                <w:color w:val="000000"/>
+                <w:sz w:val="19"/>
+                <w:szCs w:val="19"/>
+              </w:rPr>
+              <w:t xml:space="preserve">A fourth mode-picker card, "Audit your harness," alongside the existing three (guided wizard / free text / diagram upload).</w:t>
+            </w:r>
+          </w:p>
+        </w:tc>
+        <w:tc>
+          <w:tcPr>
+            <w:tcW w:type="dxa" w:w="1800"/>
+            <w:tcMar>
+              <w:top w:type="dxa" w:w="80"/>
+              <w:left w:type="dxa" w:w="100"/>
+              <w:bottom w:type="dxa" w:w="80"/>
+              <w:right w:type="dxa" w:w="100"/>
+            </w:tcMar>
+            <w:vAlign w:val="center"/>
+          </w:tcPr>
+          <w:p>
+            <w:pPr>
+              <w:jc w:val="left"/>
+            </w:pPr>
+            <w:r>
+              <w:rPr>
+                <w:b w:val="false"/>
+                <w:bCs w:val="false"/>
+                <w:color w:val="000000"/>
+                <w:sz w:val="19"/>
+                <w:szCs w:val="19"/>
+              </w:rPr>
+              <w:t xml:space="preserve">Shipped — client-side only</w:t>
+            </w:r>
+          </w:p>
+        </w:tc>
+      </w:tr>
+      <w:tr>
+        <w:tc>
+          <w:tcPr>
+            <w:tcW w:type="dxa" w:w="1000"/>
+            <w:shd w:fill="EAF0F6" w:val="clear"/>
+            <w:tcMar>
+              <w:top w:type="dxa" w:w="80"/>
+              <w:left w:type="dxa" w:w="100"/>
+              <w:bottom w:type="dxa" w:w="80"/>
+              <w:right w:type="dxa" w:w="100"/>
+            </w:tcMar>
+            <w:vAlign w:val="center"/>
+          </w:tcPr>
+          <w:p>
+            <w:pPr>
+              <w:jc w:val="left"/>
+            </w:pPr>
+            <w:r>
+              <w:rPr>
+                <w:b w:val="false"/>
+                <w:bCs w:val="false"/>
+                <w:color w:val="000000"/>
+                <w:sz w:val="19"/>
+                <w:szCs w:val="19"/>
+              </w:rPr>
+              <w:t xml:space="preserve">FR-46</w:t>
+            </w:r>
+          </w:p>
+        </w:tc>
+        <w:tc>
+          <w:tcPr>
+            <w:tcW w:type="dxa" w:w="5600"/>
+            <w:shd w:fill="EAF0F6" w:val="clear"/>
+            <w:tcMar>
+              <w:top w:type="dxa" w:w="80"/>
+              <w:left w:type="dxa" w:w="100"/>
+              <w:bottom w:type="dxa" w:w="80"/>
+              <w:right w:type="dxa" w:w="100"/>
+            </w:tcMar>
+            <w:vAlign w:val="center"/>
+          </w:tcPr>
+          <w:p>
+            <w:pPr>
+              <w:jc w:val="left"/>
+            </w:pPr>
+            <w:r>
+              <w:rPr>
+                <w:b w:val="false"/>
+                <w:bCs w:val="false"/>
+                <w:color w:val="000000"/>
+                <w:sz w:val="19"/>
+                <w:szCs w:val="19"/>
+              </w:rPr>
+              <w:t xml:space="preserve">A guided 5-question self-audit — one question per harness component (system of record, tools, verification, guardrails, observability), each a 4-option radio (0-3) using the source rubric's level text verbatim — producing a total /15 score and one of 4 maturity bands (harness consumer / real harness exists / production grade / mature).</w:t>
+            </w:r>
+          </w:p>
+        </w:tc>
+        <w:tc>
+          <w:tcPr>
+            <w:tcW w:type="dxa" w:w="1800"/>
+            <w:shd w:fill="EAF0F6" w:val="clear"/>
+            <w:tcMar>
+              <w:top w:type="dxa" w:w="80"/>
+              <w:left w:type="dxa" w:w="100"/>
+              <w:bottom w:type="dxa" w:w="80"/>
+              <w:right w:type="dxa" w:w="100"/>
+            </w:tcMar>
+            <w:vAlign w:val="center"/>
+          </w:tcPr>
+          <w:p>
+            <w:pPr>
+              <w:jc w:val="left"/>
+            </w:pPr>
+            <w:r>
+              <w:rPr>
+                <w:b w:val="false"/>
+                <w:bCs w:val="false"/>
+                <w:color w:val="000000"/>
+                <w:sz w:val="19"/>
+                <w:szCs w:val="19"/>
+              </w:rPr>
+              <w:t xml:space="preserve">Shipped — client-side only, deterministic scoring, no LLM call</w:t>
+            </w:r>
+          </w:p>
+        </w:tc>
+      </w:tr>
+      <w:tr>
+        <w:tc>
+          <w:tcPr>
+            <w:tcW w:type="dxa" w:w="1000"/>
+            <w:tcMar>
+              <w:top w:type="dxa" w:w="80"/>
+              <w:left w:type="dxa" w:w="100"/>
+              <w:bottom w:type="dxa" w:w="80"/>
+              <w:right w:type="dxa" w:w="100"/>
+            </w:tcMar>
+            <w:vAlign w:val="center"/>
+          </w:tcPr>
+          <w:p>
+            <w:pPr>
+              <w:jc w:val="left"/>
+            </w:pPr>
+            <w:r>
+              <w:rPr>
+                <w:b w:val="false"/>
+                <w:bCs w:val="false"/>
+                <w:color w:val="000000"/>
+                <w:sz w:val="19"/>
+                <w:szCs w:val="19"/>
+              </w:rPr>
+              <w:t xml:space="preserve">FR-47</w:t>
+            </w:r>
+          </w:p>
+        </w:tc>
+        <w:tc>
+          <w:tcPr>
+            <w:tcW w:type="dxa" w:w="5600"/>
+            <w:tcMar>
+              <w:top w:type="dxa" w:w="80"/>
+              <w:left w:type="dxa" w:w="100"/>
+              <w:bottom w:type="dxa" w:w="80"/>
+              <w:right w:type="dxa" w:w="100"/>
+            </w:tcMar>
+            <w:vAlign w:val="center"/>
+          </w:tcPr>
+          <w:p>
+            <w:pPr>
+              <w:jc w:val="left"/>
+            </w:pPr>
+            <w:r>
+              <w:rPr>
+                <w:b w:val="false"/>
+                <w:bCs w:val="false"/>
+                <w:color w:val="000000"/>
+                <w:sz w:val="19"/>
+                <w:szCs w:val="19"/>
+              </w:rPr>
+              <w:t xml:space="preserve">Results screen: total score + band, one card per component showing its score and matching level description, and a fix-priority list capped at 3, limited to components scoring 0 or 1 only (a component that already scores 2-3 is not padded into the list) — and a graceful "no urgent fix" message when nothing qualifies.</w:t>
+            </w:r>
+          </w:p>
+        </w:tc>
+        <w:tc>
+          <w:tcPr>
+            <w:tcW w:type="dxa" w:w="1800"/>
+            <w:tcMar>
+              <w:top w:type="dxa" w:w="80"/>
+              <w:left w:type="dxa" w:w="100"/>
+              <w:bottom w:type="dxa" w:w="80"/>
+              <w:right w:type="dxa" w:w="100"/>
+            </w:tcMar>
+            <w:vAlign w:val="center"/>
+          </w:tcPr>
+          <w:p>
+            <w:pPr>
+              <w:jc w:val="left"/>
+            </w:pPr>
+            <w:r>
+              <w:rPr>
+                <w:b w:val="false"/>
+                <w:bCs w:val="false"/>
+                <w:color w:val="000000"/>
+                <w:sz w:val="19"/>
+                <w:szCs w:val="19"/>
+              </w:rPr>
+              <w:t xml:space="preserve">Shipped — client-side only</w:t>
+            </w:r>
+          </w:p>
+        </w:tc>
+      </w:tr>
+      <w:tr>
+        <w:tc>
+          <w:tcPr>
+            <w:tcW w:type="dxa" w:w="1000"/>
+            <w:shd w:fill="EAF0F6" w:val="clear"/>
+            <w:tcMar>
+              <w:top w:type="dxa" w:w="80"/>
+              <w:left w:type="dxa" w:w="100"/>
+              <w:bottom w:type="dxa" w:w="80"/>
+              <w:right w:type="dxa" w:w="100"/>
+            </w:tcMar>
+            <w:vAlign w:val="center"/>
+          </w:tcPr>
+          <w:p>
+            <w:pPr>
+              <w:jc w:val="left"/>
+            </w:pPr>
+            <w:r>
+              <w:rPr>
+                <w:b w:val="false"/>
+                <w:bCs w:val="false"/>
+                <w:color w:val="000000"/>
+                <w:sz w:val="19"/>
+                <w:szCs w:val="19"/>
+              </w:rPr>
+              <w:t xml:space="preserve">FR-48</w:t>
+            </w:r>
+          </w:p>
+        </w:tc>
+        <w:tc>
+          <w:tcPr>
+            <w:tcW w:type="dxa" w:w="5600"/>
+            <w:shd w:fill="EAF0F6" w:val="clear"/>
+            <w:tcMar>
+              <w:top w:type="dxa" w:w="80"/>
+              <w:left w:type="dxa" w:w="100"/>
+              <w:bottom w:type="dxa" w:w="80"/>
+              <w:right w:type="dxa" w:w="100"/>
+            </w:tcMar>
+            <w:vAlign w:val="center"/>
+          </w:tcPr>
+          <w:p>
+            <w:pPr>
+              <w:jc w:val="left"/>
+            </w:pPr>
+            <w:r>
+              <w:rPr>
+                <w:b w:val="false"/>
+                <w:bCs w:val="false"/>
+                <w:color w:val="000000"/>
+                <w:sz w:val="19"/>
+                <w:szCs w:val="19"/>
+              </w:rPr>
+              <w:t xml:space="preserve">Fix suggestions name concrete, current tools for verification (Ruff, pytest, ESLint, Vitest, Playwright) but deliberately name no vendor for guardrails or observability — the market research behind this feature found that exact vendor category (Lakera, Protect AI, Guardrails AI) got bought out or archived in 2026, so a named product could be defunct by the time someone reads the recommendation.</w:t>
+            </w:r>
+          </w:p>
+        </w:tc>
+        <w:tc>
+          <w:tcPr>
+            <w:tcW w:type="dxa" w:w="1800"/>
+            <w:shd w:fill="EAF0F6" w:val="clear"/>
+            <w:tcMar>
+              <w:top w:type="dxa" w:w="80"/>
+              <w:left w:type="dxa" w:w="100"/>
+              <w:bottom w:type="dxa" w:w="80"/>
+              <w:right w:type="dxa" w:w="100"/>
+            </w:tcMar>
+            <w:vAlign w:val="center"/>
+          </w:tcPr>
+          <w:p>
+            <w:pPr>
+              <w:jc w:val="left"/>
+            </w:pPr>
+            <w:r>
+              <w:rPr>
+                <w:b w:val="false"/>
+                <w:bCs w:val="false"/>
+                <w:color w:val="000000"/>
+                <w:sz w:val="19"/>
+                <w:szCs w:val="19"/>
+              </w:rPr>
+              <w:t xml:space="preserve">Shipped — client-side only</w:t>
+            </w:r>
+          </w:p>
+        </w:tc>
+      </w:tr>
+      <w:tr>
+        <w:tc>
+          <w:tcPr>
+            <w:tcW w:type="dxa" w:w="1000"/>
+            <w:tcMar>
+              <w:top w:type="dxa" w:w="80"/>
+              <w:left w:type="dxa" w:w="100"/>
+              <w:bottom w:type="dxa" w:w="80"/>
+              <w:right w:type="dxa" w:w="100"/>
+            </w:tcMar>
+            <w:vAlign w:val="center"/>
+          </w:tcPr>
+          <w:p>
+            <w:pPr>
+              <w:jc w:val="left"/>
+            </w:pPr>
+            <w:r>
+              <w:rPr>
+                <w:b w:val="false"/>
+                <w:bCs w:val="false"/>
+                <w:color w:val="000000"/>
+                <w:sz w:val="19"/>
+                <w:szCs w:val="19"/>
+              </w:rPr>
+              <w:t xml:space="preserve">FR-49</w:t>
+            </w:r>
+          </w:p>
+        </w:tc>
+        <w:tc>
+          <w:tcPr>
+            <w:tcW w:type="dxa" w:w="5600"/>
+            <w:tcMar>
+              <w:top w:type="dxa" w:w="80"/>
+              <w:left w:type="dxa" w:w="100"/>
+              <w:bottom w:type="dxa" w:w="80"/>
+              <w:right w:type="dxa" w:w="100"/>
+            </w:tcMar>
+            <w:vAlign w:val="center"/>
+          </w:tcPr>
+          <w:p>
+            <w:pPr>
+              <w:jc w:val="left"/>
+            </w:pPr>
+            <w:r>
+              <w:rPr>
+                <w:b w:val="false"/>
+                <w:bCs w:val="false"/>
+                <w:color w:val="000000"/>
+                <w:sz w:val="19"/>
+                <w:szCs w:val="19"/>
+              </w:rPr>
+              <w:t xml:space="preserve">A visible in-product citation of the source rubric (Aishwarya Srinivasan / The Gen Academy's Harness Engineering Build Guide, Appendix B) on the results screen.</w:t>
+            </w:r>
+          </w:p>
+        </w:tc>
+        <w:tc>
+          <w:tcPr>
+            <w:tcW w:type="dxa" w:w="1800"/>
+            <w:tcMar>
+              <w:top w:type="dxa" w:w="80"/>
+              <w:left w:type="dxa" w:w="100"/>
+              <w:bottom w:type="dxa" w:w="80"/>
+              <w:right w:type="dxa" w:w="100"/>
+            </w:tcMar>
+            <w:vAlign w:val="center"/>
+          </w:tcPr>
+          <w:p>
+            <w:pPr>
+              <w:jc w:val="left"/>
+            </w:pPr>
+            <w:r>
+              <w:rPr>
+                <w:b w:val="false"/>
+                <w:bCs w:val="false"/>
+                <w:color w:val="000000"/>
+                <w:sz w:val="19"/>
+                <w:szCs w:val="19"/>
+              </w:rPr>
+              <w:t xml:space="preserve">Shipped — client-side only</w:t>
+            </w:r>
+          </w:p>
+        </w:tc>
+      </w:tr>
+    </w:tbl>
+    <w:p>
+      <w:pPr>
         <w:pStyle w:val="Heading1"/>
         <w:pBdr>
           <w:bottom w:val="single" w:color="1F3B57" w:sz="6" w:space="4"/>
@@ -7748,6 +8363,92 @@
         <w:tc>
           <w:tcPr>
             <w:tcW w:type="dxa" w:w="1800"/>
+            <w:tcMar>
+              <w:top w:type="dxa" w:w="80"/>
+              <w:left w:type="dxa" w:w="100"/>
+              <w:bottom w:type="dxa" w:w="80"/>
+              <w:right w:type="dxa" w:w="100"/>
+            </w:tcMar>
+            <w:vAlign w:val="center"/>
+          </w:tcPr>
+          <w:p>
+            <w:pPr>
+              <w:jc w:val="left"/>
+            </w:pPr>
+            <w:r>
+              <w:rPr>
+                <w:b w:val="false"/>
+                <w:bCs w:val="false"/>
+                <w:color w:val="000000"/>
+                <w:sz w:val="19"/>
+                <w:szCs w:val="19"/>
+              </w:rPr>
+              <w:t xml:space="preserve">Shipped</w:t>
+            </w:r>
+          </w:p>
+        </w:tc>
+      </w:tr>
+      <w:tr>
+        <w:tc>
+          <w:tcPr>
+            <w:tcW w:type="dxa" w:w="1600"/>
+            <w:shd w:fill="EAF0F6" w:val="clear"/>
+            <w:tcMar>
+              <w:top w:type="dxa" w:w="80"/>
+              <w:left w:type="dxa" w:w="100"/>
+              <w:bottom w:type="dxa" w:w="80"/>
+              <w:right w:type="dxa" w:w="100"/>
+            </w:tcMar>
+            <w:vAlign w:val="center"/>
+          </w:tcPr>
+          <w:p>
+            <w:pPr>
+              <w:jc w:val="left"/>
+            </w:pPr>
+            <w:r>
+              <w:rPr>
+                <w:b w:val="false"/>
+                <w:bCs w:val="false"/>
+                <w:color w:val="000000"/>
+                <w:sz w:val="19"/>
+                <w:szCs w:val="19"/>
+              </w:rPr>
+              <w:t xml:space="preserve">v2.5</w:t>
+            </w:r>
+          </w:p>
+        </w:tc>
+        <w:tc>
+          <w:tcPr>
+            <w:tcW w:type="dxa" w:w="6000"/>
+            <w:shd w:fill="EAF0F6" w:val="clear"/>
+            <w:tcMar>
+              <w:top w:type="dxa" w:w="80"/>
+              <w:left w:type="dxa" w:w="100"/>
+              <w:bottom w:type="dxa" w:w="80"/>
+              <w:right w:type="dxa" w:w="100"/>
+            </w:tcMar>
+            <w:vAlign w:val="center"/>
+          </w:tcPr>
+          <w:p>
+            <w:pPr>
+              <w:jc w:val="left"/>
+            </w:pPr>
+            <w:r>
+              <w:rPr>
+                <w:b w:val="false"/>
+                <w:bCs w:val="false"/>
+                <w:color w:val="000000"/>
+                <w:sz w:val="19"/>
+                <w:szCs w:val="19"/>
+              </w:rPr>
+              <w:t xml:space="preserve">Harness Readiness (FR-45 through FR-49, Section 7.9) — a fourth entry mode self-auditing a team's own agent-development process against a third-party rubric via a guided 5-question flow, producing a /15 score, maturity band, and fix-priority list. Client-side only, no vendor names for guardrails/observability by deliberate market-research-driven policy. First step of a new harness-engineering product direction — see docs/harness-engineering/</w:t>
+            </w:r>
+          </w:p>
+        </w:tc>
+        <w:tc>
+          <w:tcPr>
+            <w:tcW w:type="dxa" w:w="1800"/>
+            <w:shd w:fill="EAF0F6" w:val="clear"/>
             <w:tcMar>
               <w:top w:type="dxa" w:w="80"/>
               <w:left w:type="dxa" w:w="100"/>

--- a/docs/AI-Stack-Advisor-PRD.docx
+++ b/docs/AI-Stack-Advisor-PRD.docx
@@ -72,7 +72,7 @@
           <w:sz w:val="20"/>
           <w:szCs w:val="20"/>
         </w:rPr>
-        <w:t xml:space="preserve">1.8</w:t>
+        <w:t xml:space="preserve">1.9</w:t>
       </w:r>
     </w:p>
     <w:p>
@@ -780,6 +780,64 @@
                 <w:szCs w:val="19"/>
               </w:rPr>
               <w:t xml:space="preserve">Later session: added Harness Readiness (Section 7.9, FR-45 through FR-49) — a fourth, structurally distinct entry mode that self-audits a team's own agent-development process (not a technology-stack recommendation) against a third-party practitioner rubric, via a guided 5-question radio flow. Client-side only, v1-only by design (no Python-side equivalent). First step of a new "help teams build their own harness" product direction, separate from the existing stack-advisor product this PRD otherwise documents. See BRD Section 8.2 for the user-facing summary and docs/harness-engineering/ for the underlying scope and research.</w:t>
+            </w:r>
+          </w:p>
+        </w:tc>
+      </w:tr>
+      <w:tr>
+        <w:tc>
+          <w:tcPr>
+            <w:tcW w:type="dxa" w:w="1600"/>
+            <w:shd w:fill="EAF0F6" w:val="clear"/>
+            <w:tcMar>
+              <w:top w:type="dxa" w:w="80"/>
+              <w:left w:type="dxa" w:w="100"/>
+              <w:bottom w:type="dxa" w:w="80"/>
+              <w:right w:type="dxa" w:w="100"/>
+            </w:tcMar>
+            <w:vAlign w:val="center"/>
+          </w:tcPr>
+          <w:p>
+            <w:pPr>
+              <w:jc w:val="left"/>
+            </w:pPr>
+            <w:r>
+              <w:rPr>
+                <w:b w:val="false"/>
+                <w:bCs w:val="false"/>
+                <w:color w:val="000000"/>
+                <w:sz w:val="19"/>
+                <w:szCs w:val="19"/>
+              </w:rPr>
+              <w:t xml:space="preserve">1.9</w:t>
+            </w:r>
+          </w:p>
+        </w:tc>
+        <w:tc>
+          <w:tcPr>
+            <w:tcW w:type="dxa" w:w="7400"/>
+            <w:shd w:fill="EAF0F6" w:val="clear"/>
+            <w:tcMar>
+              <w:top w:type="dxa" w:w="80"/>
+              <w:left w:type="dxa" w:w="100"/>
+              <w:bottom w:type="dxa" w:w="80"/>
+              <w:right w:type="dxa" w:w="100"/>
+            </w:tcMar>
+            <w:vAlign w:val="center"/>
+          </w:tcPr>
+          <w:p>
+            <w:pPr>
+              <w:jc w:val="left"/>
+            </w:pPr>
+            <w:r>
+              <w:rPr>
+                <w:b w:val="false"/>
+                <w:bCs w:val="false"/>
+                <w:color w:val="000000"/>
+                <w:sz w:val="19"/>
+                <w:szCs w:val="19"/>
+              </w:rPr>
+              <w:t xml:space="preserve">Later session: two additions. (1) Harness Readiness evidence upload (Section 7.9, FR-50 through FR-52) — an optional per-question file attachment that checks a real file against the user's self-reported score and flags mismatches without overriding them; the Shape A/B hybrid scoped in docs/harness-engineering/HARNESS_EVIDENCE_SCOPE.md, staying inside NFR-1 by reading one user-picked file in the browser. (2) LLM Observability as a new recommendation category (Section 7.10, FR-53 through FR-55) — Langfuse/Braintrust, closing a real gap where the product recommended AI stacks but said nothing about tracing or evaluating the LLM calls it recommended. Both client-side only. Note for future maintainers: FR-53's not-applicable gating was found wrong in post-merge review (it recommended LLM tracing to stacks with no LLM at all) and is documented here in its corrected form.</w:t>
             </w:r>
           </w:p>
         </w:tc>
@@ -6718,6 +6776,651 @@
           </w:p>
         </w:tc>
       </w:tr>
+      <w:tr>
+        <w:tc>
+          <w:tcPr>
+            <w:tcW w:type="dxa" w:w="1000"/>
+            <w:shd w:fill="EAF0F6" w:val="clear"/>
+            <w:tcMar>
+              <w:top w:type="dxa" w:w="80"/>
+              <w:left w:type="dxa" w:w="100"/>
+              <w:bottom w:type="dxa" w:w="80"/>
+              <w:right w:type="dxa" w:w="100"/>
+            </w:tcMar>
+            <w:vAlign w:val="center"/>
+          </w:tcPr>
+          <w:p>
+            <w:pPr>
+              <w:jc w:val="left"/>
+            </w:pPr>
+            <w:r>
+              <w:rPr>
+                <w:b w:val="false"/>
+                <w:bCs w:val="false"/>
+                <w:color w:val="000000"/>
+                <w:sz w:val="19"/>
+                <w:szCs w:val="19"/>
+              </w:rPr>
+              <w:t xml:space="preserve">FR-50</w:t>
+            </w:r>
+          </w:p>
+        </w:tc>
+        <w:tc>
+          <w:tcPr>
+            <w:tcW w:type="dxa" w:w="5600"/>
+            <w:shd w:fill="EAF0F6" w:val="clear"/>
+            <w:tcMar>
+              <w:top w:type="dxa" w:w="80"/>
+              <w:left w:type="dxa" w:w="100"/>
+              <w:bottom w:type="dxa" w:w="80"/>
+              <w:right w:type="dxa" w:w="100"/>
+            </w:tcMar>
+            <w:vAlign w:val="center"/>
+          </w:tcPr>
+          <w:p>
+            <w:pPr>
+              <w:jc w:val="left"/>
+            </w:pPr>
+            <w:r>
+              <w:rPr>
+                <w:b w:val="false"/>
+                <w:bCs w:val="false"/>
+                <w:color w:val="000000"/>
+                <w:sz w:val="19"/>
+                <w:szCs w:val="19"/>
+              </w:rPr>
+              <w:t xml:space="preserve">Optional per-question evidence upload: on each of the five audit questions, the user may attach one file (an AGENTS.md, a CI config, a permissions file, a failure log). The browser reads it with FileReader, checks it against the level the user selected, and renders one of three outcomes — confirmed, mismatch (with a specific reason), or silence when the file isn't recognizable for that component. It never overrides the user's selection, never blocks progress, and is never required: skipping every upload leaves the flow identical to FR-46.</w:t>
+            </w:r>
+          </w:p>
+        </w:tc>
+        <w:tc>
+          <w:tcPr>
+            <w:tcW w:type="dxa" w:w="1800"/>
+            <w:shd w:fill="EAF0F6" w:val="clear"/>
+            <w:tcMar>
+              <w:top w:type="dxa" w:w="80"/>
+              <w:left w:type="dxa" w:w="100"/>
+              <w:bottom w:type="dxa" w:w="80"/>
+              <w:right w:type="dxa" w:w="100"/>
+            </w:tcMar>
+            <w:vAlign w:val="center"/>
+          </w:tcPr>
+          <w:p>
+            <w:pPr>
+              <w:jc w:val="left"/>
+            </w:pPr>
+            <w:r>
+              <w:rPr>
+                <w:b w:val="false"/>
+                <w:bCs w:val="false"/>
+                <w:color w:val="000000"/>
+                <w:sz w:val="19"/>
+                <w:szCs w:val="19"/>
+              </w:rPr>
+              <w:t xml:space="preserve">Shipped — client-side only; the file is read in the browser and discarded, never transmitted (NFR-1)</w:t>
+            </w:r>
+          </w:p>
+        </w:tc>
+      </w:tr>
+      <w:tr>
+        <w:tc>
+          <w:tcPr>
+            <w:tcW w:type="dxa" w:w="1000"/>
+            <w:tcMar>
+              <w:top w:type="dxa" w:w="80"/>
+              <w:left w:type="dxa" w:w="100"/>
+              <w:bottom w:type="dxa" w:w="80"/>
+              <w:right w:type="dxa" w:w="100"/>
+            </w:tcMar>
+            <w:vAlign w:val="center"/>
+          </w:tcPr>
+          <w:p>
+            <w:pPr>
+              <w:jc w:val="left"/>
+            </w:pPr>
+            <w:r>
+              <w:rPr>
+                <w:b w:val="false"/>
+                <w:bCs w:val="false"/>
+                <w:color w:val="000000"/>
+                <w:sz w:val="19"/>
+                <w:szCs w:val="19"/>
+              </w:rPr>
+              <w:t xml:space="preserve">FR-51</w:t>
+            </w:r>
+          </w:p>
+        </w:tc>
+        <w:tc>
+          <w:tcPr>
+            <w:tcW w:type="dxa" w:w="5600"/>
+            <w:tcMar>
+              <w:top w:type="dxa" w:w="80"/>
+              <w:left w:type="dxa" w:w="100"/>
+              <w:bottom w:type="dxa" w:w="80"/>
+              <w:right w:type="dxa" w:w="100"/>
+            </w:tcMar>
+            <w:vAlign w:val="center"/>
+          </w:tcPr>
+          <w:p>
+            <w:pPr>
+              <w:jc w:val="left"/>
+            </w:pPr>
+            <w:r>
+              <w:rPr>
+                <w:b w:val="false"/>
+                <w:bCs w:val="false"/>
+                <w:color w:val="000000"/>
+                <w:sz w:val="19"/>
+                <w:szCs w:val="19"/>
+              </w:rPr>
+              <w:t xml:space="preserve">The evidence check re-runs automatically when the user changes their answer after attaching a file, without requiring re-upload; and the upload control renders only for components that actually have a checker, so a future component cannot show an upload button that could never produce feedback.</w:t>
+            </w:r>
+          </w:p>
+        </w:tc>
+        <w:tc>
+          <w:tcPr>
+            <w:tcW w:type="dxa" w:w="1800"/>
+            <w:tcMar>
+              <w:top w:type="dxa" w:w="80"/>
+              <w:left w:type="dxa" w:w="100"/>
+              <w:bottom w:type="dxa" w:w="80"/>
+              <w:right w:type="dxa" w:w="100"/>
+            </w:tcMar>
+            <w:vAlign w:val="center"/>
+          </w:tcPr>
+          <w:p>
+            <w:pPr>
+              <w:jc w:val="left"/>
+            </w:pPr>
+            <w:r>
+              <w:rPr>
+                <w:b w:val="false"/>
+                <w:bCs w:val="false"/>
+                <w:color w:val="000000"/>
+                <w:sz w:val="19"/>
+                <w:szCs w:val="19"/>
+              </w:rPr>
+              <w:t xml:space="preserve">Shipped — client-side only</w:t>
+            </w:r>
+          </w:p>
+        </w:tc>
+      </w:tr>
+      <w:tr>
+        <w:tc>
+          <w:tcPr>
+            <w:tcW w:type="dxa" w:w="1000"/>
+            <w:shd w:fill="EAF0F6" w:val="clear"/>
+            <w:tcMar>
+              <w:top w:type="dxa" w:w="80"/>
+              <w:left w:type="dxa" w:w="100"/>
+              <w:bottom w:type="dxa" w:w="80"/>
+              <w:right w:type="dxa" w:w="100"/>
+            </w:tcMar>
+            <w:vAlign w:val="center"/>
+          </w:tcPr>
+          <w:p>
+            <w:pPr>
+              <w:jc w:val="left"/>
+            </w:pPr>
+            <w:r>
+              <w:rPr>
+                <w:b w:val="false"/>
+                <w:bCs w:val="false"/>
+                <w:color w:val="000000"/>
+                <w:sz w:val="19"/>
+                <w:szCs w:val="19"/>
+              </w:rPr>
+              <w:t xml:space="preserve">FR-52</w:t>
+            </w:r>
+          </w:p>
+        </w:tc>
+        <w:tc>
+          <w:tcPr>
+            <w:tcW w:type="dxa" w:w="5600"/>
+            <w:shd w:fill="EAF0F6" w:val="clear"/>
+            <w:tcMar>
+              <w:top w:type="dxa" w:w="80"/>
+              <w:left w:type="dxa" w:w="100"/>
+              <w:bottom w:type="dxa" w:w="80"/>
+              <w:right w:type="dxa" w:w="100"/>
+            </w:tcMar>
+            <w:vAlign w:val="center"/>
+          </w:tcPr>
+          <w:p>
+            <w:pPr>
+              <w:jc w:val="left"/>
+            </w:pPr>
+            <w:r>
+              <w:rPr>
+                <w:b w:val="false"/>
+                <w:bCs w:val="false"/>
+                <w:color w:val="000000"/>
+                <w:sz w:val="19"/>
+                <w:szCs w:val="19"/>
+              </w:rPr>
+              <w:t xml:space="preserve">Every evidence verdict's explanatory text must describe what was actually found in the attached file, per code path — a checker with several distinct outcomes may not reuse one generic message across them, since a message asserting something untrue of the user's own file defeats the feature's purpose.</w:t>
+            </w:r>
+          </w:p>
+        </w:tc>
+        <w:tc>
+          <w:tcPr>
+            <w:tcW w:type="dxa" w:w="1800"/>
+            <w:shd w:fill="EAF0F6" w:val="clear"/>
+            <w:tcMar>
+              <w:top w:type="dxa" w:w="80"/>
+              <w:left w:type="dxa" w:w="100"/>
+              <w:bottom w:type="dxa" w:w="80"/>
+              <w:right w:type="dxa" w:w="100"/>
+            </w:tcMar>
+            <w:vAlign w:val="center"/>
+          </w:tcPr>
+          <w:p>
+            <w:pPr>
+              <w:jc w:val="left"/>
+            </w:pPr>
+            <w:r>
+              <w:rPr>
+                <w:b w:val="false"/>
+                <w:bCs w:val="false"/>
+                <w:color w:val="000000"/>
+                <w:sz w:val="19"/>
+                <w:szCs w:val="19"/>
+              </w:rPr>
+              <w:t xml:space="preserve">Shipped — locked by tests after a pre-merge review found reason text that misdescribed the file in 3 of 4 branches</w:t>
+            </w:r>
+          </w:p>
+        </w:tc>
+      </w:tr>
+    </w:tbl>
+    <w:p>
+      <w:pPr>
+        <w:pStyle w:val="Heading2"/>
+        <w:spacing w:after="120" w:before="280"/>
+      </w:pPr>
+      <w:r>
+        <w:rPr>
+          <w:b/>
+          <w:bCs/>
+          <w:color w:val="2E5C8A"/>
+          <w:sz w:val="24"/>
+          <w:szCs w:val="24"/>
+        </w:rPr>
+        <w:t xml:space="preserve">7.10 LLM Observability (tracing &amp; evaluation)</w:t>
+      </w:r>
+    </w:p>
+    <w:p>
+      <w:pPr>
+        <w:spacing w:after="160" w:line="276"/>
+      </w:pPr>
+      <w:r>
+        <w:rPr>
+          <w:i/>
+          <w:iCs/>
+          <w:color w:val="5B6B7C"/>
+          <w:sz w:val="19"/>
+          <w:szCs w:val="19"/>
+        </w:rPr>
+        <w:t xml:space="preserve">A new recommendation category closing a real gap: the product recommended AI stacks but said nothing about observing the model calls it recommended. General infrastructure observability (FR-6, Datadog/Grafana) was already covered; LLM-specific tracing and evaluation was not. Same bespoke AI-layer section shape as Agent Framework (Section 7.7) — deliberately not a stack card, so no Refine/Ask/Challenge wiring.</w:t>
+      </w:r>
+    </w:p>
+    <w:tbl>
+      <w:tblPr>
+        <w:tblW w:type="dxa" w:w="8400"/>
+        <w:tblBorders>
+          <w:top w:val="single" w:color="auto" w:sz="4"/>
+          <w:left w:val="single" w:color="auto" w:sz="4"/>
+          <w:bottom w:val="single" w:color="auto" w:sz="4"/>
+          <w:right w:val="single" w:color="auto" w:sz="4"/>
+          <w:insideH w:val="single" w:color="auto" w:sz="4"/>
+          <w:insideV w:val="single" w:color="auto" w:sz="4"/>
+        </w:tblBorders>
+      </w:tblPr>
+      <w:tblGrid>
+        <w:gridCol w:w="1000"/>
+        <w:gridCol w:w="5600"/>
+        <w:gridCol w:w="1800"/>
+      </w:tblGrid>
+      <w:tr>
+        <w:trPr>
+          <w:tblHeader/>
+        </w:trPr>
+        <w:tc>
+          <w:tcPr>
+            <w:tcW w:type="dxa" w:w="1000"/>
+            <w:shd w:fill="1F3B57" w:val="clear"/>
+            <w:tcMar>
+              <w:top w:type="dxa" w:w="80"/>
+              <w:left w:type="dxa" w:w="100"/>
+              <w:bottom w:type="dxa" w:w="80"/>
+              <w:right w:type="dxa" w:w="100"/>
+            </w:tcMar>
+            <w:vAlign w:val="center"/>
+          </w:tcPr>
+          <w:p>
+            <w:pPr>
+              <w:jc w:val="left"/>
+            </w:pPr>
+            <w:r>
+              <w:rPr>
+                <w:b/>
+                <w:bCs/>
+                <w:color w:val="FFFFFF"/>
+                <w:sz w:val="18"/>
+                <w:szCs w:val="18"/>
+              </w:rPr>
+              <w:t xml:space="preserve">ID</w:t>
+            </w:r>
+          </w:p>
+        </w:tc>
+        <w:tc>
+          <w:tcPr>
+            <w:tcW w:type="dxa" w:w="5600"/>
+            <w:shd w:fill="1F3B57" w:val="clear"/>
+            <w:tcMar>
+              <w:top w:type="dxa" w:w="80"/>
+              <w:left w:type="dxa" w:w="100"/>
+              <w:bottom w:type="dxa" w:w="80"/>
+              <w:right w:type="dxa" w:w="100"/>
+            </w:tcMar>
+            <w:vAlign w:val="center"/>
+          </w:tcPr>
+          <w:p>
+            <w:pPr>
+              <w:jc w:val="left"/>
+            </w:pPr>
+            <w:r>
+              <w:rPr>
+                <w:b/>
+                <w:bCs/>
+                <w:color w:val="FFFFFF"/>
+                <w:sz w:val="18"/>
+                <w:szCs w:val="18"/>
+              </w:rPr>
+              <w:t xml:space="preserve">Requirement</w:t>
+            </w:r>
+          </w:p>
+        </w:tc>
+        <w:tc>
+          <w:tcPr>
+            <w:tcW w:type="dxa" w:w="1800"/>
+            <w:shd w:fill="1F3B57" w:val="clear"/>
+            <w:tcMar>
+              <w:top w:type="dxa" w:w="80"/>
+              <w:left w:type="dxa" w:w="100"/>
+              <w:bottom w:type="dxa" w:w="80"/>
+              <w:right w:type="dxa" w:w="100"/>
+            </w:tcMar>
+            <w:vAlign w:val="center"/>
+          </w:tcPr>
+          <w:p>
+            <w:pPr>
+              <w:jc w:val="left"/>
+            </w:pPr>
+            <w:r>
+              <w:rPr>
+                <w:b/>
+                <w:bCs/>
+                <w:color w:val="FFFFFF"/>
+                <w:sz w:val="18"/>
+                <w:szCs w:val="18"/>
+              </w:rPr>
+              <w:t xml:space="preserve">Status</w:t>
+            </w:r>
+          </w:p>
+        </w:tc>
+      </w:tr>
+      <w:tr>
+        <w:tc>
+          <w:tcPr>
+            <w:tcW w:type="dxa" w:w="1000"/>
+            <w:tcMar>
+              <w:top w:type="dxa" w:w="80"/>
+              <w:left w:type="dxa" w:w="100"/>
+              <w:bottom w:type="dxa" w:w="80"/>
+              <w:right w:type="dxa" w:w="100"/>
+            </w:tcMar>
+            <w:vAlign w:val="center"/>
+          </w:tcPr>
+          <w:p>
+            <w:pPr>
+              <w:jc w:val="left"/>
+            </w:pPr>
+            <w:r>
+              <w:rPr>
+                <w:b w:val="false"/>
+                <w:bCs w:val="false"/>
+                <w:color w:val="000000"/>
+                <w:sz w:val="19"/>
+                <w:szCs w:val="19"/>
+              </w:rPr>
+              <w:t xml:space="preserve">FR-53</w:t>
+            </w:r>
+          </w:p>
+        </w:tc>
+        <w:tc>
+          <w:tcPr>
+            <w:tcW w:type="dxa" w:w="5600"/>
+            <w:tcMar>
+              <w:top w:type="dxa" w:w="80"/>
+              <w:left w:type="dxa" w:w="100"/>
+              <w:bottom w:type="dxa" w:w="80"/>
+              <w:right w:type="dxa" w:w="100"/>
+            </w:tcMar>
+            <w:vAlign w:val="center"/>
+          </w:tcPr>
+          <w:p>
+            <w:pPr>
+              <w:jc w:val="left"/>
+            </w:pPr>
+            <w:r>
+              <w:rPr>
+                <w:b w:val="false"/>
+                <w:bCs w:val="false"/>
+                <w:color w:val="000000"/>
+                <w:sz w:val="19"/>
+                <w:szCs w:val="19"/>
+              </w:rPr>
+              <w:t xml:space="preserve">Recommend an LLM tracing/evaluation platform (Langfuse or Braintrust), gated twice: not applicable when the stack makes no LLM calls at all (no chatbot, agentic, knowledge-base/RAG, or voice signal), and not applicable for a learning/portfolio project that has an AI feature but no real traffic yet. The no-LLM gate derives from the same shared helper the cost estimate uses, so the two can never disagree about whether a given requirement uses an LLM.</w:t>
+            </w:r>
+          </w:p>
+        </w:tc>
+        <w:tc>
+          <w:tcPr>
+            <w:tcW w:type="dxa" w:w="1800"/>
+            <w:tcMar>
+              <w:top w:type="dxa" w:w="80"/>
+              <w:left w:type="dxa" w:w="100"/>
+              <w:bottom w:type="dxa" w:w="80"/>
+              <w:right w:type="dxa" w:w="100"/>
+            </w:tcMar>
+            <w:vAlign w:val="center"/>
+          </w:tcPr>
+          <w:p>
+            <w:pPr>
+              <w:jc w:val="left"/>
+            </w:pPr>
+            <w:r>
+              <w:rPr>
+                <w:b w:val="false"/>
+                <w:bCs w:val="false"/>
+                <w:color w:val="000000"/>
+                <w:sz w:val="19"/>
+                <w:szCs w:val="19"/>
+              </w:rPr>
+              <w:t xml:space="preserve">Shipped — client-side + Python engine, full parity</w:t>
+            </w:r>
+          </w:p>
+        </w:tc>
+      </w:tr>
+      <w:tr>
+        <w:tc>
+          <w:tcPr>
+            <w:tcW w:type="dxa" w:w="1000"/>
+            <w:shd w:fill="EAF0F6" w:val="clear"/>
+            <w:tcMar>
+              <w:top w:type="dxa" w:w="80"/>
+              <w:left w:type="dxa" w:w="100"/>
+              <w:bottom w:type="dxa" w:w="80"/>
+              <w:right w:type="dxa" w:w="100"/>
+            </w:tcMar>
+            <w:vAlign w:val="center"/>
+          </w:tcPr>
+          <w:p>
+            <w:pPr>
+              <w:jc w:val="left"/>
+            </w:pPr>
+            <w:r>
+              <w:rPr>
+                <w:b w:val="false"/>
+                <w:bCs w:val="false"/>
+                <w:color w:val="000000"/>
+                <w:sz w:val="19"/>
+                <w:szCs w:val="19"/>
+              </w:rPr>
+              <w:t xml:space="preserve">FR-54</w:t>
+            </w:r>
+          </w:p>
+        </w:tc>
+        <w:tc>
+          <w:tcPr>
+            <w:tcW w:type="dxa" w:w="5600"/>
+            <w:shd w:fill="EAF0F6" w:val="clear"/>
+            <w:tcMar>
+              <w:top w:type="dxa" w:w="80"/>
+              <w:left w:type="dxa" w:w="100"/>
+              <w:bottom w:type="dxa" w:w="80"/>
+              <w:right w:type="dxa" w:w="100"/>
+            </w:tcMar>
+            <w:vAlign w:val="center"/>
+          </w:tcPr>
+          <w:p>
+            <w:pPr>
+              <w:jc w:val="left"/>
+            </w:pPr>
+            <w:r>
+              <w:rPr>
+                <w:b w:val="false"/>
+                <w:bCs w:val="false"/>
+                <w:color w:val="000000"/>
+                <w:sz w:val="19"/>
+                <w:szCs w:val="19"/>
+              </w:rPr>
+              <w:t xml:space="preserve">Explicit-mention branches (a stated Langfuse or Braintrust preference wins), with an enterprise/large-team default to Braintrust (CI/CD-gated evaluation workflow) and an otherwise-default to Langfuse (free, self-hostable, no per-seat pricing).</w:t>
+            </w:r>
+          </w:p>
+        </w:tc>
+        <w:tc>
+          <w:tcPr>
+            <w:tcW w:type="dxa" w:w="1800"/>
+            <w:shd w:fill="EAF0F6" w:val="clear"/>
+            <w:tcMar>
+              <w:top w:type="dxa" w:w="80"/>
+              <w:left w:type="dxa" w:w="100"/>
+              <w:bottom w:type="dxa" w:w="80"/>
+              <w:right w:type="dxa" w:w="100"/>
+            </w:tcMar>
+            <w:vAlign w:val="center"/>
+          </w:tcPr>
+          <w:p>
+            <w:pPr>
+              <w:jc w:val="left"/>
+            </w:pPr>
+            <w:r>
+              <w:rPr>
+                <w:b w:val="false"/>
+                <w:bCs w:val="false"/>
+                <w:color w:val="000000"/>
+                <w:sz w:val="19"/>
+                <w:szCs w:val="19"/>
+              </w:rPr>
+              <w:t xml:space="preserve">Shipped — client-side + Python engine</w:t>
+            </w:r>
+          </w:p>
+        </w:tc>
+      </w:tr>
+      <w:tr>
+        <w:tc>
+          <w:tcPr>
+            <w:tcW w:type="dxa" w:w="1000"/>
+            <w:tcMar>
+              <w:top w:type="dxa" w:w="80"/>
+              <w:left w:type="dxa" w:w="100"/>
+              <w:bottom w:type="dxa" w:w="80"/>
+              <w:right w:type="dxa" w:w="100"/>
+            </w:tcMar>
+            <w:vAlign w:val="center"/>
+          </w:tcPr>
+          <w:p>
+            <w:pPr>
+              <w:jc w:val="left"/>
+            </w:pPr>
+            <w:r>
+              <w:rPr>
+                <w:b w:val="false"/>
+                <w:bCs w:val="false"/>
+                <w:color w:val="000000"/>
+                <w:sz w:val="19"/>
+                <w:szCs w:val="19"/>
+              </w:rPr>
+              <w:t xml:space="preserve">FR-55</w:t>
+            </w:r>
+          </w:p>
+        </w:tc>
+        <w:tc>
+          <w:tcPr>
+            <w:tcW w:type="dxa" w:w="5600"/>
+            <w:tcMar>
+              <w:top w:type="dxa" w:w="80"/>
+              <w:left w:type="dxa" w:w="100"/>
+              <w:bottom w:type="dxa" w:w="80"/>
+              <w:right w:type="dxa" w:w="100"/>
+            </w:tcMar>
+            <w:vAlign w:val="center"/>
+          </w:tcPr>
+          <w:p>
+            <w:pPr>
+              <w:jc w:val="left"/>
+            </w:pPr>
+            <w:r>
+              <w:rPr>
+                <w:b w:val="false"/>
+                <w:bCs w:val="false"/>
+                <w:color w:val="000000"/>
+                <w:sz w:val="19"/>
+                <w:szCs w:val="19"/>
+              </w:rPr>
+              <w:t xml:space="preserve">Vendor comparison visibility derives from the recommendation itself rather than re-testing its gating conditions, so a not-applicable verdict can never render alongside a live vendor comparison.</w:t>
+            </w:r>
+          </w:p>
+        </w:tc>
+        <w:tc>
+          <w:tcPr>
+            <w:tcW w:type="dxa" w:w="1800"/>
+            <w:tcMar>
+              <w:top w:type="dxa" w:w="80"/>
+              <w:left w:type="dxa" w:w="100"/>
+              <w:bottom w:type="dxa" w:w="80"/>
+              <w:right w:type="dxa" w:w="100"/>
+            </w:tcMar>
+            <w:vAlign w:val="center"/>
+          </w:tcPr>
+          <w:p>
+            <w:pPr>
+              <w:jc w:val="left"/>
+            </w:pPr>
+            <w:r>
+              <w:rPr>
+                <w:b w:val="false"/>
+                <w:bCs w:val="false"/>
+                <w:color w:val="000000"/>
+                <w:sz w:val="19"/>
+                <w:szCs w:val="19"/>
+              </w:rPr>
+              <w:t xml:space="preserve">Shipped — locked by a regression test after post-merge review</w:t>
+            </w:r>
+          </w:p>
+        </w:tc>
+      </w:tr>
     </w:tbl>
     <w:p>
       <w:pPr>
@@ -8442,6 +9145,175 @@
                 <w:szCs w:val="19"/>
               </w:rPr>
               <w:t xml:space="preserve">Harness Readiness (FR-45 through FR-49, Section 7.9) — a fourth entry mode self-auditing a team's own agent-development process against a third-party rubric via a guided 5-question flow, producing a /15 score, maturity band, and fix-priority list. Client-side only, no vendor names for guardrails/observability by deliberate market-research-driven policy. First step of a new harness-engineering product direction — see docs/harness-engineering/</w:t>
+            </w:r>
+          </w:p>
+        </w:tc>
+        <w:tc>
+          <w:tcPr>
+            <w:tcW w:type="dxa" w:w="1800"/>
+            <w:shd w:fill="EAF0F6" w:val="clear"/>
+            <w:tcMar>
+              <w:top w:type="dxa" w:w="80"/>
+              <w:left w:type="dxa" w:w="100"/>
+              <w:bottom w:type="dxa" w:w="80"/>
+              <w:right w:type="dxa" w:w="100"/>
+            </w:tcMar>
+            <w:vAlign w:val="center"/>
+          </w:tcPr>
+          <w:p>
+            <w:pPr>
+              <w:jc w:val="left"/>
+            </w:pPr>
+            <w:r>
+              <w:rPr>
+                <w:b w:val="false"/>
+                <w:bCs w:val="false"/>
+                <w:color w:val="000000"/>
+                <w:sz w:val="19"/>
+                <w:szCs w:val="19"/>
+              </w:rPr>
+              <w:t xml:space="preserve">Shipped</w:t>
+            </w:r>
+          </w:p>
+        </w:tc>
+      </w:tr>
+      <w:tr>
+        <w:tc>
+          <w:tcPr>
+            <w:tcW w:type="dxa" w:w="1600"/>
+            <w:tcMar>
+              <w:top w:type="dxa" w:w="80"/>
+              <w:left w:type="dxa" w:w="100"/>
+              <w:bottom w:type="dxa" w:w="80"/>
+              <w:right w:type="dxa" w:w="100"/>
+            </w:tcMar>
+            <w:vAlign w:val="center"/>
+          </w:tcPr>
+          <w:p>
+            <w:pPr>
+              <w:jc w:val="left"/>
+            </w:pPr>
+            <w:r>
+              <w:rPr>
+                <w:b w:val="false"/>
+                <w:bCs w:val="false"/>
+                <w:color w:val="000000"/>
+                <w:sz w:val="19"/>
+                <w:szCs w:val="19"/>
+              </w:rPr>
+              <w:t xml:space="preserve">v2.6</w:t>
+            </w:r>
+          </w:p>
+        </w:tc>
+        <w:tc>
+          <w:tcPr>
+            <w:tcW w:type="dxa" w:w="6000"/>
+            <w:tcMar>
+              <w:top w:type="dxa" w:w="80"/>
+              <w:left w:type="dxa" w:w="100"/>
+              <w:bottom w:type="dxa" w:w="80"/>
+              <w:right w:type="dxa" w:w="100"/>
+            </w:tcMar>
+            <w:vAlign w:val="center"/>
+          </w:tcPr>
+          <w:p>
+            <w:pPr>
+              <w:jc w:val="left"/>
+            </w:pPr>
+            <w:r>
+              <w:rPr>
+                <w:b w:val="false"/>
+                <w:bCs w:val="false"/>
+                <w:color w:val="000000"/>
+                <w:sz w:val="19"/>
+                <w:szCs w:val="19"/>
+              </w:rPr>
+              <w:t xml:space="preserve">Harness Readiness evidence upload (FR-50 through FR-52) — the Shape A/B hybrid from docs/harness-engineering/HARNESS_EVIDENCE_SCOPE.md: optional per-question file attachment that checks real evidence against the self-reported score and flags mismatches without overriding them. Five per-component checkers, client-side only</w:t>
+            </w:r>
+          </w:p>
+        </w:tc>
+        <w:tc>
+          <w:tcPr>
+            <w:tcW w:type="dxa" w:w="1800"/>
+            <w:tcMar>
+              <w:top w:type="dxa" w:w="80"/>
+              <w:left w:type="dxa" w:w="100"/>
+              <w:bottom w:type="dxa" w:w="80"/>
+              <w:right w:type="dxa" w:w="100"/>
+            </w:tcMar>
+            <w:vAlign w:val="center"/>
+          </w:tcPr>
+          <w:p>
+            <w:pPr>
+              <w:jc w:val="left"/>
+            </w:pPr>
+            <w:r>
+              <w:rPr>
+                <w:b w:val="false"/>
+                <w:bCs w:val="false"/>
+                <w:color w:val="000000"/>
+                <w:sz w:val="19"/>
+                <w:szCs w:val="19"/>
+              </w:rPr>
+              <w:t xml:space="preserve">Shipped</w:t>
+            </w:r>
+          </w:p>
+        </w:tc>
+      </w:tr>
+      <w:tr>
+        <w:tc>
+          <w:tcPr>
+            <w:tcW w:type="dxa" w:w="1600"/>
+            <w:shd w:fill="EAF0F6" w:val="clear"/>
+            <w:tcMar>
+              <w:top w:type="dxa" w:w="80"/>
+              <w:left w:type="dxa" w:w="100"/>
+              <w:bottom w:type="dxa" w:w="80"/>
+              <w:right w:type="dxa" w:w="100"/>
+            </w:tcMar>
+            <w:vAlign w:val="center"/>
+          </w:tcPr>
+          <w:p>
+            <w:pPr>
+              <w:jc w:val="left"/>
+            </w:pPr>
+            <w:r>
+              <w:rPr>
+                <w:b w:val="false"/>
+                <w:bCs w:val="false"/>
+                <w:color w:val="000000"/>
+                <w:sz w:val="19"/>
+                <w:szCs w:val="19"/>
+              </w:rPr>
+              <w:t xml:space="preserve">v2.7</w:t>
+            </w:r>
+          </w:p>
+        </w:tc>
+        <w:tc>
+          <w:tcPr>
+            <w:tcW w:type="dxa" w:w="6000"/>
+            <w:shd w:fill="EAF0F6" w:val="clear"/>
+            <w:tcMar>
+              <w:top w:type="dxa" w:w="80"/>
+              <w:left w:type="dxa" w:w="100"/>
+              <w:bottom w:type="dxa" w:w="80"/>
+              <w:right w:type="dxa" w:w="100"/>
+            </w:tcMar>
+            <w:vAlign w:val="center"/>
+          </w:tcPr>
+          <w:p>
+            <w:pPr>
+              <w:jc w:val="left"/>
+            </w:pPr>
+            <w:r>
+              <w:rPr>
+                <w:b w:val="false"/>
+                <w:bCs w:val="false"/>
+                <w:color w:val="000000"/>
+                <w:sz w:val="19"/>
+                <w:szCs w:val="19"/>
+              </w:rPr>
+              <w:t xml:space="preserve">LLM Observability category (FR-53 through FR-55) — Langfuse/Braintrust tracing and evaluation recommendation across both engines, closing the gap where the product recommended AI stacks but not the means to observe them. Includes a post-merge correctness fix: the category originally recommended LLM tracing to stacks with no LLM at all, now gated on the same shared LLM-usage helper the cost estimate uses</w:t>
             </w:r>
           </w:p>
         </w:tc>

--- a/docs/AI-Stack-Advisor-PRD.docx
+++ b/docs/AI-Stack-Advisor-PRD.docx
@@ -72,7 +72,7 @@
           <w:sz w:val="20"/>
           <w:szCs w:val="20"/>
         </w:rPr>
-        <w:t xml:space="preserve">1.9</w:t>
+        <w:t xml:space="preserve">1.10</w:t>
       </w:r>
     </w:p>
     <w:p>
@@ -144,7 +144,7 @@
           <w:sz w:val="20"/>
           <w:szCs w:val="20"/>
         </w:rPr>
-        <w:t xml:space="preserve">August 31, 2026</w:t>
+        <w:t xml:space="preserve">September 1, 2026</w:t>
       </w:r>
     </w:p>
     <w:p>
@@ -809,6 +809,63 @@
                 <w:sz w:val="19"/>
                 <w:szCs w:val="19"/>
               </w:rPr>
+              <w:t xml:space="preserve">1.10</w:t>
+            </w:r>
+          </w:p>
+        </w:tc>
+        <w:tc>
+          <w:tcPr>
+            <w:tcW w:type="dxa" w:w="7400"/>
+            <w:shd w:fill="EAF0F6" w:val="clear"/>
+            <w:tcMar>
+              <w:top w:type="dxa" w:w="80"/>
+              <w:left w:type="dxa" w:w="100"/>
+              <w:bottom w:type="dxa" w:w="80"/>
+              <w:right w:type="dxa" w:w="100"/>
+            </w:tcMar>
+            <w:vAlign w:val="center"/>
+          </w:tcPr>
+          <w:p>
+            <w:pPr>
+              <w:jc w:val="left"/>
+            </w:pPr>
+            <w:r>
+              <w:rPr>
+                <w:b w:val="false"/>
+                <w:bCs w:val="false"/>
+                <w:color w:val="000000"/>
+                <w:sz w:val="19"/>
+                <w:szCs w:val="19"/>
+              </w:rPr>
+              <w:t xml:space="preserve">Later session: the results presentation was restructured, which is the largest change to how this product is read since v1. Added Section 7.11 (FR-58 through FR-62): the report leads with the recommendation instead of echoing the user's own detected signals back at them, a ranked "needs your attention" list surfaces the picks that are expensive to reverse AND weakly supported, and the 19 sections plus 24 stack cards now default to collapsed rather than all-expanded. Flow View became the default view with Cards as the alternative, after Flow gained a single-column layout for narrow screens (it was previously illegible on a phone). Also: Harness Readiness gained score history and feedback capture (FR-56, FR-57), and four deployment-configuration gaps were closed (NFR-6). See BRD Section 8.2.</w:t>
+            </w:r>
+          </w:p>
+        </w:tc>
+      </w:tr>
+      <w:tr>
+        <w:tc>
+          <w:tcPr>
+            <w:tcW w:type="dxa" w:w="1600"/>
+            <w:tcMar>
+              <w:top w:type="dxa" w:w="80"/>
+              <w:left w:type="dxa" w:w="100"/>
+              <w:bottom w:type="dxa" w:w="80"/>
+              <w:right w:type="dxa" w:w="100"/>
+            </w:tcMar>
+            <w:vAlign w:val="center"/>
+          </w:tcPr>
+          <w:p>
+            <w:pPr>
+              <w:jc w:val="left"/>
+            </w:pPr>
+            <w:r>
+              <w:rPr>
+                <w:b w:val="false"/>
+                <w:bCs w:val="false"/>
+                <w:color w:val="000000"/>
+                <w:sz w:val="19"/>
+                <w:szCs w:val="19"/>
+              </w:rPr>
               <w:t xml:space="preserve">1.9</w:t>
             </w:r>
           </w:p>
@@ -816,7 +873,6 @@
         <w:tc>
           <w:tcPr>
             <w:tcW w:type="dxa" w:w="7400"/>
-            <w:shd w:fill="EAF0F6" w:val="clear"/>
             <w:tcMar>
               <w:top w:type="dxa" w:w="80"/>
               <w:left w:type="dxa" w:w="100"/>
@@ -7031,6 +7087,175 @@
           </w:p>
         </w:tc>
       </w:tr>
+      <w:tr>
+        <w:tc>
+          <w:tcPr>
+            <w:tcW w:type="dxa" w:w="1000"/>
+            <w:tcMar>
+              <w:top w:type="dxa" w:w="80"/>
+              <w:left w:type="dxa" w:w="100"/>
+              <w:bottom w:type="dxa" w:w="80"/>
+              <w:right w:type="dxa" w:w="100"/>
+            </w:tcMar>
+            <w:vAlign w:val="center"/>
+          </w:tcPr>
+          <w:p>
+            <w:pPr>
+              <w:jc w:val="left"/>
+            </w:pPr>
+            <w:r>
+              <w:rPr>
+                <w:b w:val="false"/>
+                <w:bCs w:val="false"/>
+                <w:color w:val="000000"/>
+                <w:sz w:val="19"/>
+                <w:szCs w:val="19"/>
+              </w:rPr>
+              <w:t xml:space="preserve">FR-56</w:t>
+            </w:r>
+          </w:p>
+        </w:tc>
+        <w:tc>
+          <w:tcPr>
+            <w:tcW w:type="dxa" w:w="5600"/>
+            <w:tcMar>
+              <w:top w:type="dxa" w:w="80"/>
+              <w:left w:type="dxa" w:w="100"/>
+              <w:bottom w:type="dxa" w:w="80"/>
+              <w:right w:type="dxa" w:w="100"/>
+            </w:tcMar>
+            <w:vAlign w:val="center"/>
+          </w:tcPr>
+          <w:p>
+            <w:pPr>
+              <w:jc w:val="left"/>
+            </w:pPr>
+            <w:r>
+              <w:rPr>
+                <w:b w:val="false"/>
+                <w:bCs w:val="false"/>
+                <w:color w:val="000000"/>
+                <w:sz w:val="19"/>
+                <w:szCs w:val="19"/>
+              </w:rPr>
+              <w:t xml:space="preserve">Completed audits are persisted to localStorage (capped at the 10 most recent) and the results screen shows a "Previous audits" block: the overall delta against the previous audit plus the per-component moves, with unchanged components omitted. Deliberately does NOT de-duplicate identical scores, unlike the analysis history — two identical scores months apart are two real data points, and collapsing them would destroy the "stuck at the same score all quarter" signal the feature exists to show.</w:t>
+            </w:r>
+          </w:p>
+        </w:tc>
+        <w:tc>
+          <w:tcPr>
+            <w:tcW w:type="dxa" w:w="1800"/>
+            <w:tcMar>
+              <w:top w:type="dxa" w:w="80"/>
+              <w:left w:type="dxa" w:w="100"/>
+              <w:bottom w:type="dxa" w:w="80"/>
+              <w:right w:type="dxa" w:w="100"/>
+            </w:tcMar>
+            <w:vAlign w:val="center"/>
+          </w:tcPr>
+          <w:p>
+            <w:pPr>
+              <w:jc w:val="left"/>
+            </w:pPr>
+            <w:r>
+              <w:rPr>
+                <w:b w:val="false"/>
+                <w:bCs w:val="false"/>
+                <w:color w:val="000000"/>
+                <w:sz w:val="19"/>
+                <w:szCs w:val="19"/>
+              </w:rPr>
+              <w:t xml:space="preserve">Shipped — client-side only</w:t>
+            </w:r>
+          </w:p>
+        </w:tc>
+      </w:tr>
+      <w:tr>
+        <w:tc>
+          <w:tcPr>
+            <w:tcW w:type="dxa" w:w="1000"/>
+            <w:shd w:fill="EAF0F6" w:val="clear"/>
+            <w:tcMar>
+              <w:top w:type="dxa" w:w="80"/>
+              <w:left w:type="dxa" w:w="100"/>
+              <w:bottom w:type="dxa" w:w="80"/>
+              <w:right w:type="dxa" w:w="100"/>
+            </w:tcMar>
+            <w:vAlign w:val="center"/>
+          </w:tcPr>
+          <w:p>
+            <w:pPr>
+              <w:jc w:val="left"/>
+            </w:pPr>
+            <w:r>
+              <w:rPr>
+                <w:b w:val="false"/>
+                <w:bCs w:val="false"/>
+                <w:color w:val="000000"/>
+                <w:sz w:val="19"/>
+                <w:szCs w:val="19"/>
+              </w:rPr>
+              <w:t xml:space="preserve">FR-57</w:t>
+            </w:r>
+          </w:p>
+        </w:tc>
+        <w:tc>
+          <w:tcPr>
+            <w:tcW w:type="dxa" w:w="5600"/>
+            <w:shd w:fill="EAF0F6" w:val="clear"/>
+            <w:tcMar>
+              <w:top w:type="dxa" w:w="80"/>
+              <w:left w:type="dxa" w:w="100"/>
+              <w:bottom w:type="dxa" w:w="80"/>
+              <w:right w:type="dxa" w:w="100"/>
+            </w:tcMar>
+            <w:vAlign w:val="center"/>
+          </w:tcPr>
+          <w:p>
+            <w:pPr>
+              <w:jc w:val="left"/>
+            </w:pPr>
+            <w:r>
+              <w:rPr>
+                <w:b w:val="false"/>
+                <w:bCs w:val="false"/>
+                <w:color w:val="000000"/>
+                <w:sz w:val="19"/>
+                <w:szCs w:val="19"/>
+              </w:rPr>
+              <w:t xml:space="preserve">The results screen captures feedback: a one-click helpful/not-useful choice plus an optional comment, submitted only on an explicit button press, disclosed in-product, and best-effort (an unreachable backend still thanks the user rather than surfacing an infrastructure error). The audit score and per-component answers are sent alongside the comment, since a comment without the score that produced it is close to unreadable.</w:t>
+            </w:r>
+          </w:p>
+        </w:tc>
+        <w:tc>
+          <w:tcPr>
+            <w:tcW w:type="dxa" w:w="1800"/>
+            <w:shd w:fill="EAF0F6" w:val="clear"/>
+            <w:tcMar>
+              <w:top w:type="dxa" w:w="80"/>
+              <w:left w:type="dxa" w:w="100"/>
+              <w:bottom w:type="dxa" w:w="80"/>
+              <w:right w:type="dxa" w:w="100"/>
+            </w:tcMar>
+            <w:vAlign w:val="center"/>
+          </w:tcPr>
+          <w:p>
+            <w:pPr>
+              <w:jc w:val="left"/>
+            </w:pPr>
+            <w:r>
+              <w:rPr>
+                <w:b w:val="false"/>
+                <w:bCs w:val="false"/>
+                <w:color w:val="000000"/>
+                <w:sz w:val="19"/>
+                <w:szCs w:val="19"/>
+              </w:rPr>
+              <w:t xml:space="preserve">Shipped — POST /api/harness-feedback, standalone HarnessFeedback table with no FK to analyses</w:t>
+            </w:r>
+          </w:p>
+        </w:tc>
+      </w:tr>
     </w:tbl>
     <w:p>
       <w:pPr>
@@ -7424,6 +7649,565 @@
     </w:tbl>
     <w:p>
       <w:pPr>
+        <w:pStyle w:val="Heading2"/>
+        <w:spacing w:after="120" w:before="280"/>
+      </w:pPr>
+      <w:r>
+        <w:rPr>
+          <w:b/>
+          <w:bCs/>
+          <w:color w:val="2E5C8A"/>
+          <w:sz w:val="24"/>
+          <w:szCs w:val="24"/>
+        </w:rPr>
+        <w:t xml:space="preserve">7.11 Results Presentation</w:t>
+      </w:r>
+    </w:p>
+    <w:p>
+      <w:pPr>
+        <w:spacing w:after="160" w:line="276"/>
+      </w:pPr>
+      <w:r>
+        <w:rPr>
+          <w:i/>
+          <w:iCs/>
+          <w:color w:val="5B6B7C"/>
+          <w:sz w:val="19"/>
+          <w:szCs w:val="19"/>
+        </w:rPr>
+        <w:t xml:space="preserve">The largest change to how this product is read since v1, and a presentation-layer change only — no pick, signal or rule-engine output was altered. Driven by an interface audit benchmarked against Lighthouse and the AWS Well-Architected Tool, the two products whose shape most resembles this one. The Well-Architected Tool's most-cited weakness is behavioural rather than visual — teams open it, see a list of risk items, and close the tab with the improvement plan unused — which is the failure mode this restructure exists to avoid. See docs/design/RESULTS_HIERARCHY_SCOPE.md.</w:t>
+      </w:r>
+    </w:p>
+    <w:tbl>
+      <w:tblPr>
+        <w:tblW w:type="dxa" w:w="8400"/>
+        <w:tblBorders>
+          <w:top w:val="single" w:color="auto" w:sz="4"/>
+          <w:left w:val="single" w:color="auto" w:sz="4"/>
+          <w:bottom w:val="single" w:color="auto" w:sz="4"/>
+          <w:right w:val="single" w:color="auto" w:sz="4"/>
+          <w:insideH w:val="single" w:color="auto" w:sz="4"/>
+          <w:insideV w:val="single" w:color="auto" w:sz="4"/>
+        </w:tblBorders>
+      </w:tblPr>
+      <w:tblGrid>
+        <w:gridCol w:w="1000"/>
+        <w:gridCol w:w="5600"/>
+        <w:gridCol w:w="1800"/>
+      </w:tblGrid>
+      <w:tr>
+        <w:trPr>
+          <w:tblHeader/>
+        </w:trPr>
+        <w:tc>
+          <w:tcPr>
+            <w:tcW w:type="dxa" w:w="1000"/>
+            <w:shd w:fill="1F3B57" w:val="clear"/>
+            <w:tcMar>
+              <w:top w:type="dxa" w:w="80"/>
+              <w:left w:type="dxa" w:w="100"/>
+              <w:bottom w:type="dxa" w:w="80"/>
+              <w:right w:type="dxa" w:w="100"/>
+            </w:tcMar>
+            <w:vAlign w:val="center"/>
+          </w:tcPr>
+          <w:p>
+            <w:pPr>
+              <w:jc w:val="left"/>
+            </w:pPr>
+            <w:r>
+              <w:rPr>
+                <w:b/>
+                <w:bCs/>
+                <w:color w:val="FFFFFF"/>
+                <w:sz w:val="18"/>
+                <w:szCs w:val="18"/>
+              </w:rPr>
+              <w:t xml:space="preserve">ID</w:t>
+            </w:r>
+          </w:p>
+        </w:tc>
+        <w:tc>
+          <w:tcPr>
+            <w:tcW w:type="dxa" w:w="5600"/>
+            <w:shd w:fill="1F3B57" w:val="clear"/>
+            <w:tcMar>
+              <w:top w:type="dxa" w:w="80"/>
+              <w:left w:type="dxa" w:w="100"/>
+              <w:bottom w:type="dxa" w:w="80"/>
+              <w:right w:type="dxa" w:w="100"/>
+            </w:tcMar>
+            <w:vAlign w:val="center"/>
+          </w:tcPr>
+          <w:p>
+            <w:pPr>
+              <w:jc w:val="left"/>
+            </w:pPr>
+            <w:r>
+              <w:rPr>
+                <w:b/>
+                <w:bCs/>
+                <w:color w:val="FFFFFF"/>
+                <w:sz w:val="18"/>
+                <w:szCs w:val="18"/>
+              </w:rPr>
+              <w:t xml:space="preserve">Requirement</w:t>
+            </w:r>
+          </w:p>
+        </w:tc>
+        <w:tc>
+          <w:tcPr>
+            <w:tcW w:type="dxa" w:w="1800"/>
+            <w:shd w:fill="1F3B57" w:val="clear"/>
+            <w:tcMar>
+              <w:top w:type="dxa" w:w="80"/>
+              <w:left w:type="dxa" w:w="100"/>
+              <w:bottom w:type="dxa" w:w="80"/>
+              <w:right w:type="dxa" w:w="100"/>
+            </w:tcMar>
+            <w:vAlign w:val="center"/>
+          </w:tcPr>
+          <w:p>
+            <w:pPr>
+              <w:jc w:val="left"/>
+            </w:pPr>
+            <w:r>
+              <w:rPr>
+                <w:b/>
+                <w:bCs/>
+                <w:color w:val="FFFFFF"/>
+                <w:sz w:val="18"/>
+                <w:szCs w:val="18"/>
+              </w:rPr>
+              <w:t xml:space="preserve">Status</w:t>
+            </w:r>
+          </w:p>
+        </w:tc>
+      </w:tr>
+      <w:tr>
+        <w:tc>
+          <w:tcPr>
+            <w:tcW w:type="dxa" w:w="1000"/>
+            <w:tcMar>
+              <w:top w:type="dxa" w:w="80"/>
+              <w:left w:type="dxa" w:w="100"/>
+              <w:bottom w:type="dxa" w:w="80"/>
+              <w:right w:type="dxa" w:w="100"/>
+            </w:tcMar>
+            <w:vAlign w:val="center"/>
+          </w:tcPr>
+          <w:p>
+            <w:pPr>
+              <w:jc w:val="left"/>
+            </w:pPr>
+            <w:r>
+              <w:rPr>
+                <w:b w:val="false"/>
+                <w:bCs w:val="false"/>
+                <w:color w:val="000000"/>
+                <w:sz w:val="19"/>
+                <w:szCs w:val="19"/>
+              </w:rPr>
+              <w:t xml:space="preserve">FR-58</w:t>
+            </w:r>
+          </w:p>
+        </w:tc>
+        <w:tc>
+          <w:tcPr>
+            <w:tcW w:type="dxa" w:w="5600"/>
+            <w:tcMar>
+              <w:top w:type="dxa" w:w="80"/>
+              <w:left w:type="dxa" w:w="100"/>
+              <w:bottom w:type="dxa" w:w="80"/>
+              <w:right w:type="dxa" w:w="100"/>
+            </w:tcMar>
+            <w:vAlign w:val="center"/>
+          </w:tcPr>
+          <w:p>
+            <w:pPr>
+              <w:jc w:val="left"/>
+            </w:pPr>
+            <w:r>
+              <w:rPr>
+                <w:b w:val="false"/>
+                <w:bCs w:val="false"/>
+                <w:color w:val="000000"/>
+                <w:sz w:val="19"/>
+                <w:szCs w:val="19"/>
+              </w:rPr>
+              <w:t xml:space="preserve">The results header states the recommendation (headline pick plus a cloud/database/compute spine) rather than the detected-signal count and signal chips. Signals move behind a "Why this" disclosure — they are evidence for the answer, not the answer, and remain reachable in one interaction as well as per-card via FR-30.</w:t>
+            </w:r>
+          </w:p>
+        </w:tc>
+        <w:tc>
+          <w:tcPr>
+            <w:tcW w:type="dxa" w:w="1800"/>
+            <w:tcMar>
+              <w:top w:type="dxa" w:w="80"/>
+              <w:left w:type="dxa" w:w="100"/>
+              <w:bottom w:type="dxa" w:w="80"/>
+              <w:right w:type="dxa" w:w="100"/>
+            </w:tcMar>
+            <w:vAlign w:val="center"/>
+          </w:tcPr>
+          <w:p>
+            <w:pPr>
+              <w:jc w:val="left"/>
+            </w:pPr>
+            <w:r>
+              <w:rPr>
+                <w:b w:val="false"/>
+                <w:bCs w:val="false"/>
+                <w:color w:val="000000"/>
+                <w:sz w:val="19"/>
+                <w:szCs w:val="19"/>
+              </w:rPr>
+              <w:t xml:space="preserve">Shipped — client-side only</w:t>
+            </w:r>
+          </w:p>
+        </w:tc>
+      </w:tr>
+      <w:tr>
+        <w:tc>
+          <w:tcPr>
+            <w:tcW w:type="dxa" w:w="1000"/>
+            <w:shd w:fill="EAF0F6" w:val="clear"/>
+            <w:tcMar>
+              <w:top w:type="dxa" w:w="80"/>
+              <w:left w:type="dxa" w:w="100"/>
+              <w:bottom w:type="dxa" w:w="80"/>
+              <w:right w:type="dxa" w:w="100"/>
+            </w:tcMar>
+            <w:vAlign w:val="center"/>
+          </w:tcPr>
+          <w:p>
+            <w:pPr>
+              <w:jc w:val="left"/>
+            </w:pPr>
+            <w:r>
+              <w:rPr>
+                <w:b w:val="false"/>
+                <w:bCs w:val="false"/>
+                <w:color w:val="000000"/>
+                <w:sz w:val="19"/>
+                <w:szCs w:val="19"/>
+              </w:rPr>
+              <w:t xml:space="preserve">FR-59</w:t>
+            </w:r>
+          </w:p>
+        </w:tc>
+        <w:tc>
+          <w:tcPr>
+            <w:tcW w:type="dxa" w:w="5600"/>
+            <w:shd w:fill="EAF0F6" w:val="clear"/>
+            <w:tcMar>
+              <w:top w:type="dxa" w:w="80"/>
+              <w:left w:type="dxa" w:w="100"/>
+              <w:bottom w:type="dxa" w:w="80"/>
+              <w:right w:type="dxa" w:w="100"/>
+            </w:tcMar>
+            <w:vAlign w:val="center"/>
+          </w:tcPr>
+          <w:p>
+            <w:pPr>
+              <w:jc w:val="left"/>
+            </w:pPr>
+            <w:r>
+              <w:rPr>
+                <w:b w:val="false"/>
+                <w:bCs w:val="false"/>
+                <w:color w:val="000000"/>
+                <w:sz w:val="19"/>
+                <w:szCs w:val="19"/>
+              </w:rPr>
+              <w:t xml:space="preserve">A ranked "needs your attention" list, capped at 4, derived by crossing exit cost (how expensive a pick is to reverse) with confidence (how much signal supported it). A pick that is both hard to reverse AND weakly supported ranks first; a high-confidence pick is never listed at any exit cost. Both inputs already existed in the engine, so this adds no new recommendation output. Only the top rank is alarm-coloured — colouring every row made the list undifferentiated, which defeats a triage list.</w:t>
+            </w:r>
+          </w:p>
+        </w:tc>
+        <w:tc>
+          <w:tcPr>
+            <w:tcW w:type="dxa" w:w="1800"/>
+            <w:shd w:fill="EAF0F6" w:val="clear"/>
+            <w:tcMar>
+              <w:top w:type="dxa" w:w="80"/>
+              <w:left w:type="dxa" w:w="100"/>
+              <w:bottom w:type="dxa" w:w="80"/>
+              <w:right w:type="dxa" w:w="100"/>
+            </w:tcMar>
+            <w:vAlign w:val="center"/>
+          </w:tcPr>
+          <w:p>
+            <w:pPr>
+              <w:jc w:val="left"/>
+            </w:pPr>
+            <w:r>
+              <w:rPr>
+                <w:b w:val="false"/>
+                <w:bCs w:val="false"/>
+                <w:color w:val="000000"/>
+                <w:sz w:val="19"/>
+                <w:szCs w:val="19"/>
+              </w:rPr>
+              <w:t xml:space="preserve">Shipped — client-side only, derived from existing conf/EXIT_COST_CATEGORIES</w:t>
+            </w:r>
+          </w:p>
+        </w:tc>
+      </w:tr>
+      <w:tr>
+        <w:tc>
+          <w:tcPr>
+            <w:tcW w:type="dxa" w:w="1000"/>
+            <w:tcMar>
+              <w:top w:type="dxa" w:w="80"/>
+              <w:left w:type="dxa" w:w="100"/>
+              <w:bottom w:type="dxa" w:w="80"/>
+              <w:right w:type="dxa" w:w="100"/>
+            </w:tcMar>
+            <w:vAlign w:val="center"/>
+          </w:tcPr>
+          <w:p>
+            <w:pPr>
+              <w:jc w:val="left"/>
+            </w:pPr>
+            <w:r>
+              <w:rPr>
+                <w:b w:val="false"/>
+                <w:bCs w:val="false"/>
+                <w:color w:val="000000"/>
+                <w:sz w:val="19"/>
+                <w:szCs w:val="19"/>
+              </w:rPr>
+              <w:t xml:space="preserve">FR-60</w:t>
+            </w:r>
+          </w:p>
+        </w:tc>
+        <w:tc>
+          <w:tcPr>
+            <w:tcW w:type="dxa" w:w="5600"/>
+            <w:tcMar>
+              <w:top w:type="dxa" w:w="80"/>
+              <w:left w:type="dxa" w:w="100"/>
+              <w:bottom w:type="dxa" w:w="80"/>
+              <w:right w:type="dxa" w:w="100"/>
+            </w:tcMar>
+            <w:vAlign w:val="center"/>
+          </w:tcPr>
+          <w:p>
+            <w:pPr>
+              <w:jc w:val="left"/>
+            </w:pPr>
+            <w:r>
+              <w:rPr>
+                <w:b w:val="false"/>
+                <w:bCs w:val="false"/>
+                <w:color w:val="000000"/>
+                <w:sz w:val="19"/>
+                <w:szCs w:val="19"/>
+              </w:rPr>
+              <w:t xml:space="preserve">Report sections and stack cards default to collapsed. Previously all 19 sections rendered expanded, and each of the 24 stack cards rendered in full — the disclosure mechanism existed but was never used as disclosure. A collapsed card shows its category and the short pick name; the full pick string, reasoning, basis, alternatives and refine/ask controls appear on expansion. In-page navigation opens its target section as well as scrolling to it, without which a nav click would appear to do nothing.</w:t>
+            </w:r>
+          </w:p>
+        </w:tc>
+        <w:tc>
+          <w:tcPr>
+            <w:tcW w:type="dxa" w:w="1800"/>
+            <w:tcMar>
+              <w:top w:type="dxa" w:w="80"/>
+              <w:left w:type="dxa" w:w="100"/>
+              <w:bottom w:type="dxa" w:w="80"/>
+              <w:right w:type="dxa" w:w="100"/>
+            </w:tcMar>
+            <w:vAlign w:val="center"/>
+          </w:tcPr>
+          <w:p>
+            <w:pPr>
+              <w:jc w:val="left"/>
+            </w:pPr>
+            <w:r>
+              <w:rPr>
+                <w:b w:val="false"/>
+                <w:bCs w:val="false"/>
+                <w:color w:val="000000"/>
+                <w:sz w:val="19"/>
+                <w:szCs w:val="19"/>
+              </w:rPr>
+              <w:t xml:space="preserve">Shipped — client-side only; nothing removed, and export/share still serialise the full recommendation</w:t>
+            </w:r>
+          </w:p>
+        </w:tc>
+      </w:tr>
+      <w:tr>
+        <w:tc>
+          <w:tcPr>
+            <w:tcW w:type="dxa" w:w="1000"/>
+            <w:shd w:fill="EAF0F6" w:val="clear"/>
+            <w:tcMar>
+              <w:top w:type="dxa" w:w="80"/>
+              <w:left w:type="dxa" w:w="100"/>
+              <w:bottom w:type="dxa" w:w="80"/>
+              <w:right w:type="dxa" w:w="100"/>
+            </w:tcMar>
+            <w:vAlign w:val="center"/>
+          </w:tcPr>
+          <w:p>
+            <w:pPr>
+              <w:jc w:val="left"/>
+            </w:pPr>
+            <w:r>
+              <w:rPr>
+                <w:b w:val="false"/>
+                <w:bCs w:val="false"/>
+                <w:color w:val="000000"/>
+                <w:sz w:val="19"/>
+                <w:szCs w:val="19"/>
+              </w:rPr>
+              <w:t xml:space="preserve">FR-61</w:t>
+            </w:r>
+          </w:p>
+        </w:tc>
+        <w:tc>
+          <w:tcPr>
+            <w:tcW w:type="dxa" w:w="5600"/>
+            <w:shd w:fill="EAF0F6" w:val="clear"/>
+            <w:tcMar>
+              <w:top w:type="dxa" w:w="80"/>
+              <w:left w:type="dxa" w:w="100"/>
+              <w:bottom w:type="dxa" w:w="80"/>
+              <w:right w:type="dxa" w:w="100"/>
+            </w:tcMar>
+            <w:vAlign w:val="center"/>
+          </w:tcPr>
+          <w:p>
+            <w:pPr>
+              <w:jc w:val="left"/>
+            </w:pPr>
+            <w:r>
+              <w:rPr>
+                <w:b w:val="false"/>
+                <w:bCs w:val="false"/>
+                <w:color w:val="000000"/>
+                <w:sz w:val="19"/>
+                <w:szCs w:val="19"/>
+              </w:rPr>
+              <w:t xml:space="preserve">Flow View is the default view, with Cards as the alternative. A view forced for one analysis (brownfield/AI-only, which suppresses the infra topology Flow renders) must not overwrite the user's standing preference.</w:t>
+            </w:r>
+          </w:p>
+        </w:tc>
+        <w:tc>
+          <w:tcPr>
+            <w:tcW w:type="dxa" w:w="1800"/>
+            <w:shd w:fill="EAF0F6" w:val="clear"/>
+            <w:tcMar>
+              <w:top w:type="dxa" w:w="80"/>
+              <w:left w:type="dxa" w:w="100"/>
+              <w:bottom w:type="dxa" w:w="80"/>
+              <w:right w:type="dxa" w:w="100"/>
+            </w:tcMar>
+            <w:vAlign w:val="center"/>
+          </w:tcPr>
+          <w:p>
+            <w:pPr>
+              <w:jc w:val="left"/>
+            </w:pPr>
+            <w:r>
+              <w:rPr>
+                <w:b w:val="false"/>
+                <w:bCs w:val="false"/>
+                <w:color w:val="000000"/>
+                <w:sz w:val="19"/>
+                <w:szCs w:val="19"/>
+              </w:rPr>
+              <w:t xml:space="preserve">Shipped — client-side only</w:t>
+            </w:r>
+          </w:p>
+        </w:tc>
+      </w:tr>
+      <w:tr>
+        <w:tc>
+          <w:tcPr>
+            <w:tcW w:type="dxa" w:w="1000"/>
+            <w:tcMar>
+              <w:top w:type="dxa" w:w="80"/>
+              <w:left w:type="dxa" w:w="100"/>
+              <w:bottom w:type="dxa" w:w="80"/>
+              <w:right w:type="dxa" w:w="100"/>
+            </w:tcMar>
+            <w:vAlign w:val="center"/>
+          </w:tcPr>
+          <w:p>
+            <w:pPr>
+              <w:jc w:val="left"/>
+            </w:pPr>
+            <w:r>
+              <w:rPr>
+                <w:b w:val="false"/>
+                <w:bCs w:val="false"/>
+                <w:color w:val="000000"/>
+                <w:sz w:val="19"/>
+                <w:szCs w:val="19"/>
+              </w:rPr>
+              <w:t xml:space="preserve">FR-62</w:t>
+            </w:r>
+          </w:p>
+        </w:tc>
+        <w:tc>
+          <w:tcPr>
+            <w:tcW w:type="dxa" w:w="5600"/>
+            <w:tcMar>
+              <w:top w:type="dxa" w:w="80"/>
+              <w:left w:type="dxa" w:w="100"/>
+              <w:bottom w:type="dxa" w:w="80"/>
+              <w:right w:type="dxa" w:w="100"/>
+            </w:tcMar>
+            <w:vAlign w:val="center"/>
+          </w:tcPr>
+          <w:p>
+            <w:pPr>
+              <w:jc w:val="left"/>
+            </w:pPr>
+            <w:r>
+              <w:rPr>
+                <w:b w:val="false"/>
+                <w:bCs w:val="false"/>
+                <w:color w:val="000000"/>
+                <w:sz w:val="19"/>
+                <w:szCs w:val="19"/>
+              </w:rPr>
+              <w:t xml:space="preserve">On viewports at or below 860px, Flow View lays out as a single tier-ordered column with vertical connectors, fit to width and scrolled rather than shrunk to fit. The six-tier horizontal layout spans roughly 1300px and previously auto-fit to a quarter scale on a phone, rendering every label unreadable. Node labels show a short name rather than the full pick string with its caveats.</w:t>
+            </w:r>
+          </w:p>
+        </w:tc>
+        <w:tc>
+          <w:tcPr>
+            <w:tcW w:type="dxa" w:w="1800"/>
+            <w:tcMar>
+              <w:top w:type="dxa" w:w="80"/>
+              <w:left w:type="dxa" w:w="100"/>
+              <w:bottom w:type="dxa" w:w="80"/>
+              <w:right w:type="dxa" w:w="100"/>
+            </w:tcMar>
+            <w:vAlign w:val="center"/>
+          </w:tcPr>
+          <w:p>
+            <w:pPr>
+              <w:jc w:val="left"/>
+            </w:pPr>
+            <w:r>
+              <w:rPr>
+                <w:b w:val="false"/>
+                <w:bCs w:val="false"/>
+                <w:color w:val="000000"/>
+                <w:sz w:val="19"/>
+                <w:szCs w:val="19"/>
+              </w:rPr>
+              <w:t xml:space="preserve">Shipped — client-side only; prerequisite for FR-61, since defaulting to an unreadable canvas would be worse than not defaulting to it</w:t>
+            </w:r>
+          </w:p>
+        </w:tc>
+      </w:tr>
+    </w:tbl>
+    <w:p>
+      <w:pPr>
         <w:pStyle w:val="Heading1"/>
         <w:pBdr>
           <w:bottom w:val="single" w:color="1F3B57" w:sz="6" w:space="4"/>
@@ -7798,6 +8582,64 @@
                 <w:szCs w:val="19"/>
               </w:rPr>
               <w:t xml:space="preserve">v2's optional backend features must degrade gracefully — the client-side experience (v1) must remain fully functional if the backend is unavailable or the user has no API key.</w:t>
+            </w:r>
+          </w:p>
+        </w:tc>
+      </w:tr>
+      <w:tr>
+        <w:tc>
+          <w:tcPr>
+            <w:tcW w:type="dxa" w:w="1000"/>
+            <w:shd w:fill="EAF0F6" w:val="clear"/>
+            <w:tcMar>
+              <w:top w:type="dxa" w:w="80"/>
+              <w:left w:type="dxa" w:w="100"/>
+              <w:bottom w:type="dxa" w:w="80"/>
+              <w:right w:type="dxa" w:w="100"/>
+            </w:tcMar>
+            <w:vAlign w:val="center"/>
+          </w:tcPr>
+          <w:p>
+            <w:pPr>
+              <w:jc w:val="left"/>
+            </w:pPr>
+            <w:r>
+              <w:rPr>
+                <w:b w:val="false"/>
+                <w:bCs w:val="false"/>
+                <w:color w:val="000000"/>
+                <w:sz w:val="19"/>
+                <w:szCs w:val="19"/>
+              </w:rPr>
+              <w:t xml:space="preserve">NFR-6</w:t>
+            </w:r>
+          </w:p>
+        </w:tc>
+        <w:tc>
+          <w:tcPr>
+            <w:tcW w:type="dxa" w:w="7400"/>
+            <w:shd w:fill="EAF0F6" w:val="clear"/>
+            <w:tcMar>
+              <w:top w:type="dxa" w:w="80"/>
+              <w:left w:type="dxa" w:w="100"/>
+              <w:bottom w:type="dxa" w:w="80"/>
+              <w:right w:type="dxa" w:w="100"/>
+            </w:tcMar>
+            <w:vAlign w:val="center"/>
+          </w:tcPr>
+          <w:p>
+            <w:pPr>
+              <w:jc w:val="left"/>
+            </w:pPr>
+            <w:r>
+              <w:rPr>
+                <w:b w:val="false"/>
+                <w:bCs w:val="false"/>
+                <w:color w:val="000000"/>
+                <w:sz w:val="19"/>
+                <w:szCs w:val="19"/>
+              </w:rPr>
+              <w:t xml:space="preserve">The application must be deployable to a managed container host without source edits: the frontend resolves its API base from a meta tag or injected global (falling back to localhost), and the image runs its own migrations and binds the port injected by the host. The effective CORS allowlist is logged at startup, because a CORS misconfiguration otherwise presents as an opaque browser error with no server-side trace while the API itself is healthy.</w:t>
             </w:r>
           </w:p>
         </w:tc>
@@ -9321,6 +10163,258 @@
           <w:tcPr>
             <w:tcW w:type="dxa" w:w="1800"/>
             <w:shd w:fill="EAF0F6" w:val="clear"/>
+            <w:tcMar>
+              <w:top w:type="dxa" w:w="80"/>
+              <w:left w:type="dxa" w:w="100"/>
+              <w:bottom w:type="dxa" w:w="80"/>
+              <w:right w:type="dxa" w:w="100"/>
+            </w:tcMar>
+            <w:vAlign w:val="center"/>
+          </w:tcPr>
+          <w:p>
+            <w:pPr>
+              <w:jc w:val="left"/>
+            </w:pPr>
+            <w:r>
+              <w:rPr>
+                <w:b w:val="false"/>
+                <w:bCs w:val="false"/>
+                <w:color w:val="000000"/>
+                <w:sz w:val="19"/>
+                <w:szCs w:val="19"/>
+              </w:rPr>
+              <w:t xml:space="preserve">Shipped</w:t>
+            </w:r>
+          </w:p>
+        </w:tc>
+      </w:tr>
+      <w:tr>
+        <w:tc>
+          <w:tcPr>
+            <w:tcW w:type="dxa" w:w="1600"/>
+            <w:tcMar>
+              <w:top w:type="dxa" w:w="80"/>
+              <w:left w:type="dxa" w:w="100"/>
+              <w:bottom w:type="dxa" w:w="80"/>
+              <w:right w:type="dxa" w:w="100"/>
+            </w:tcMar>
+            <w:vAlign w:val="center"/>
+          </w:tcPr>
+          <w:p>
+            <w:pPr>
+              <w:jc w:val="left"/>
+            </w:pPr>
+            <w:r>
+              <w:rPr>
+                <w:b w:val="false"/>
+                <w:bCs w:val="false"/>
+                <w:color w:val="000000"/>
+                <w:sz w:val="19"/>
+                <w:szCs w:val="19"/>
+              </w:rPr>
+              <w:t xml:space="preserve">v2.8</w:t>
+            </w:r>
+          </w:p>
+        </w:tc>
+        <w:tc>
+          <w:tcPr>
+            <w:tcW w:type="dxa" w:w="6000"/>
+            <w:tcMar>
+              <w:top w:type="dxa" w:w="80"/>
+              <w:left w:type="dxa" w:w="100"/>
+              <w:bottom w:type="dxa" w:w="80"/>
+              <w:right w:type="dxa" w:w="100"/>
+            </w:tcMar>
+            <w:vAlign w:val="center"/>
+          </w:tcPr>
+          <w:p>
+            <w:pPr>
+              <w:jc w:val="left"/>
+            </w:pPr>
+            <w:r>
+              <w:rPr>
+                <w:b w:val="false"/>
+                <w:bCs w:val="false"/>
+                <w:color w:val="000000"/>
+                <w:sz w:val="19"/>
+                <w:szCs w:val="19"/>
+              </w:rPr>
+              <w:t xml:space="preserve">Harness Readiness score history and feedback capture (FR-56, FR-57) — per-component deltas across audits, and the first path by which anything from this feature area reaches us rather than staying in the user's browser</w:t>
+            </w:r>
+          </w:p>
+        </w:tc>
+        <w:tc>
+          <w:tcPr>
+            <w:tcW w:type="dxa" w:w="1800"/>
+            <w:tcMar>
+              <w:top w:type="dxa" w:w="80"/>
+              <w:left w:type="dxa" w:w="100"/>
+              <w:bottom w:type="dxa" w:w="80"/>
+              <w:right w:type="dxa" w:w="100"/>
+            </w:tcMar>
+            <w:vAlign w:val="center"/>
+          </w:tcPr>
+          <w:p>
+            <w:pPr>
+              <w:jc w:val="left"/>
+            </w:pPr>
+            <w:r>
+              <w:rPr>
+                <w:b w:val="false"/>
+                <w:bCs w:val="false"/>
+                <w:color w:val="000000"/>
+                <w:sz w:val="19"/>
+                <w:szCs w:val="19"/>
+              </w:rPr>
+              <w:t xml:space="preserve">Shipped</w:t>
+            </w:r>
+          </w:p>
+        </w:tc>
+      </w:tr>
+      <w:tr>
+        <w:tc>
+          <w:tcPr>
+            <w:tcW w:type="dxa" w:w="1600"/>
+            <w:shd w:fill="EAF0F6" w:val="clear"/>
+            <w:tcMar>
+              <w:top w:type="dxa" w:w="80"/>
+              <w:left w:type="dxa" w:w="100"/>
+              <w:bottom w:type="dxa" w:w="80"/>
+              <w:right w:type="dxa" w:w="100"/>
+            </w:tcMar>
+            <w:vAlign w:val="center"/>
+          </w:tcPr>
+          <w:p>
+            <w:pPr>
+              <w:jc w:val="left"/>
+            </w:pPr>
+            <w:r>
+              <w:rPr>
+                <w:b w:val="false"/>
+                <w:bCs w:val="false"/>
+                <w:color w:val="000000"/>
+                <w:sz w:val="19"/>
+                <w:szCs w:val="19"/>
+              </w:rPr>
+              <w:t xml:space="preserve">v2.9</w:t>
+            </w:r>
+          </w:p>
+        </w:tc>
+        <w:tc>
+          <w:tcPr>
+            <w:tcW w:type="dxa" w:w="6000"/>
+            <w:shd w:fill="EAF0F6" w:val="clear"/>
+            <w:tcMar>
+              <w:top w:type="dxa" w:w="80"/>
+              <w:left w:type="dxa" w:w="100"/>
+              <w:bottom w:type="dxa" w:w="80"/>
+              <w:right w:type="dxa" w:w="100"/>
+            </w:tcMar>
+            <w:vAlign w:val="center"/>
+          </w:tcPr>
+          <w:p>
+            <w:pPr>
+              <w:jc w:val="left"/>
+            </w:pPr>
+            <w:r>
+              <w:rPr>
+                <w:b w:val="false"/>
+                <w:bCs w:val="false"/>
+                <w:color w:val="000000"/>
+                <w:sz w:val="19"/>
+                <w:szCs w:val="19"/>
+              </w:rPr>
+              <w:t xml:space="preserve">Results presentation restructure (FR-58 through FR-62, Section 7.11) — answer-first header, ranked attention list, collapsed sections and cards, Flow as the default view, and a single-column Flow layout for narrow screens</w:t>
+            </w:r>
+          </w:p>
+        </w:tc>
+        <w:tc>
+          <w:tcPr>
+            <w:tcW w:type="dxa" w:w="1800"/>
+            <w:shd w:fill="EAF0F6" w:val="clear"/>
+            <w:tcMar>
+              <w:top w:type="dxa" w:w="80"/>
+              <w:left w:type="dxa" w:w="100"/>
+              <w:bottom w:type="dxa" w:w="80"/>
+              <w:right w:type="dxa" w:w="100"/>
+            </w:tcMar>
+            <w:vAlign w:val="center"/>
+          </w:tcPr>
+          <w:p>
+            <w:pPr>
+              <w:jc w:val="left"/>
+            </w:pPr>
+            <w:r>
+              <w:rPr>
+                <w:b w:val="false"/>
+                <w:bCs w:val="false"/>
+                <w:color w:val="000000"/>
+                <w:sz w:val="19"/>
+                <w:szCs w:val="19"/>
+              </w:rPr>
+              <w:t xml:space="preserve">Shipped</w:t>
+            </w:r>
+          </w:p>
+        </w:tc>
+      </w:tr>
+      <w:tr>
+        <w:tc>
+          <w:tcPr>
+            <w:tcW w:type="dxa" w:w="1600"/>
+            <w:tcMar>
+              <w:top w:type="dxa" w:w="80"/>
+              <w:left w:type="dxa" w:w="100"/>
+              <w:bottom w:type="dxa" w:w="80"/>
+              <w:right w:type="dxa" w:w="100"/>
+            </w:tcMar>
+            <w:vAlign w:val="center"/>
+          </w:tcPr>
+          <w:p>
+            <w:pPr>
+              <w:jc w:val="left"/>
+            </w:pPr>
+            <w:r>
+              <w:rPr>
+                <w:b w:val="false"/>
+                <w:bCs w:val="false"/>
+                <w:color w:val="000000"/>
+                <w:sz w:val="19"/>
+                <w:szCs w:val="19"/>
+              </w:rPr>
+              <w:t xml:space="preserve">v2.10</w:t>
+            </w:r>
+          </w:p>
+        </w:tc>
+        <w:tc>
+          <w:tcPr>
+            <w:tcW w:type="dxa" w:w="6000"/>
+            <w:tcMar>
+              <w:top w:type="dxa" w:w="80"/>
+              <w:left w:type="dxa" w:w="100"/>
+              <w:bottom w:type="dxa" w:w="80"/>
+              <w:right w:type="dxa" w:w="100"/>
+            </w:tcMar>
+            <w:vAlign w:val="center"/>
+          </w:tcPr>
+          <w:p>
+            <w:pPr>
+              <w:jc w:val="left"/>
+            </w:pPr>
+            <w:r>
+              <w:rPr>
+                <w:b w:val="false"/>
+                <w:bCs w:val="false"/>
+                <w:color w:val="000000"/>
+                <w:sz w:val="19"/>
+                <w:szCs w:val="19"/>
+              </w:rPr>
+              <w:t xml:space="preserve">Deployment prerequisites (NFR-6) — API base resolution, migrations and port binding in the image, and a startup CORS log. No infrastructure provisioned; see docs/deployment/GCP_DEPLOYMENT_PLAN.md</w:t>
+            </w:r>
+          </w:p>
+        </w:tc>
+        <w:tc>
+          <w:tcPr>
+            <w:tcW w:type="dxa" w:w="1800"/>
             <w:tcMar>
               <w:top w:type="dxa" w:w="80"/>
               <w:left w:type="dxa" w:w="100"/>

--- a/docs/AI-Stack-Advisor-PRD.docx
+++ b/docs/AI-Stack-Advisor-PRD.docx
@@ -72,7 +72,7 @@
           <w:sz w:val="20"/>
           <w:szCs w:val="20"/>
         </w:rPr>
-        <w:t xml:space="preserve">1.10</w:t>
+        <w:t xml:space="preserve">1.11</w:t>
       </w:r>
     </w:p>
     <w:p>
@@ -894,6 +894,64 @@
                 <w:szCs w:val="19"/>
               </w:rPr>
               <w:t xml:space="preserve">Later session: two additions. (1) Harness Readiness evidence upload (Section 7.9, FR-50 through FR-52) — an optional per-question file attachment that checks a real file against the user's self-reported score and flags mismatches without overriding them; the Shape A/B hybrid scoped in docs/harness-engineering/HARNESS_EVIDENCE_SCOPE.md, staying inside NFR-1 by reading one user-picked file in the browser. (2) LLM Observability as a new recommendation category (Section 7.10, FR-53 through FR-55) — Langfuse/Braintrust, closing a real gap where the product recommended AI stacks but said nothing about tracing or evaluating the LLM calls it recommended. Both client-side only. Note for future maintainers: FR-53's not-applicable gating was found wrong in post-merge review (it recommended LLM tracing to stacks with no LLM at all) and is documented here in its corrected form.</w:t>
+            </w:r>
+          </w:p>
+        </w:tc>
+      </w:tr>
+      <w:tr>
+        <w:tc>
+          <w:tcPr>
+            <w:tcW w:type="dxa" w:w="1600"/>
+            <w:shd w:fill="EAF0F6" w:val="clear"/>
+            <w:tcMar>
+              <w:top w:type="dxa" w:w="80"/>
+              <w:left w:type="dxa" w:w="100"/>
+              <w:bottom w:type="dxa" w:w="80"/>
+              <w:right w:type="dxa" w:w="100"/>
+            </w:tcMar>
+            <w:vAlign w:val="center"/>
+          </w:tcPr>
+          <w:p>
+            <w:pPr>
+              <w:jc w:val="left"/>
+            </w:pPr>
+            <w:r>
+              <w:rPr>
+                <w:b w:val="false"/>
+                <w:bCs w:val="false"/>
+                <w:color w:val="000000"/>
+                <w:sz w:val="19"/>
+                <w:szCs w:val="19"/>
+              </w:rPr>
+              <w:t xml:space="preserve">1.11</w:t>
+            </w:r>
+          </w:p>
+        </w:tc>
+        <w:tc>
+          <w:tcPr>
+            <w:tcW w:type="dxa" w:w="7400"/>
+            <w:shd w:fill="EAF0F6" w:val="clear"/>
+            <w:tcMar>
+              <w:top w:type="dxa" w:w="80"/>
+              <w:left w:type="dxa" w:w="100"/>
+              <w:bottom w:type="dxa" w:w="80"/>
+              <w:right w:type="dxa" w:w="100"/>
+            </w:tcMar>
+            <w:vAlign w:val="center"/>
+          </w:tcPr>
+          <w:p>
+            <w:pPr>
+              <w:jc w:val="left"/>
+            </w:pPr>
+            <w:r>
+              <w:rPr>
+                <w:b w:val="false"/>
+                <w:bCs w:val="false"/>
+                <w:color w:val="000000"/>
+                <w:sz w:val="19"/>
+                <w:szCs w:val="19"/>
+              </w:rPr>
+              <w:t xml:space="preserve">Later session: closed the last two items from the interface audit. A command palette and keyboard-first navigation (Section 7.12, FR-63 through FR-65) address what the audit scored as the weakest dimension by a wide margin — only Enter, Space and Escape were handled anywhere, with zero meta/ctrl shortcuts. A density pass (FR-66) retired redundant nested borders. The audit's third item, empty states, was investigated and found NOT to be a real gap: that score came from a grep for a class name rather than a check of behaviour, and every empty case is in fact handled. Also applied a design system to landing.html only (FR-67), deliberately not to the dashboard.</w:t>
             </w:r>
           </w:p>
         </w:tc>
@@ -8208,6 +8266,580 @@
     </w:tbl>
     <w:p>
       <w:pPr>
+        <w:pStyle w:val="Heading2"/>
+        <w:spacing w:after="120" w:before="280"/>
+      </w:pPr>
+      <w:r>
+        <w:rPr>
+          <w:b/>
+          <w:bCs/>
+          <w:color w:val="2E5C8A"/>
+          <w:sz w:val="24"/>
+          <w:szCs w:val="24"/>
+        </w:rPr>
+        <w:t xml:space="preserve">7.12 Keyboard Navigation &amp; Presentation Polish</w:t>
+      </w:r>
+    </w:p>
+    <w:p>
+      <w:pPr>
+        <w:spacing w:after="160" w:line="276"/>
+      </w:pPr>
+      <w:r>
+        <w:rPr>
+          <w:i/>
+          <w:iCs/>
+          <w:color w:val="5B6B7C"/>
+          <w:sz w:val="19"/>
+          <w:szCs w:val="19"/>
+        </w:rPr>
+        <w:t xml:space="preserve">Closes the remaining interface-audit items. The audit scored keyboard 3/10 — the weakest dimension by a wide margin, with only Enter, Space and Escape handled anywhere in the product and no meta/ctrl shortcuts at all.</w:t>
+      </w:r>
+    </w:p>
+    <w:tbl>
+      <w:tblPr>
+        <w:tblW w:type="dxa" w:w="8400"/>
+        <w:tblBorders>
+          <w:top w:val="single" w:color="auto" w:sz="4"/>
+          <w:left w:val="single" w:color="auto" w:sz="4"/>
+          <w:bottom w:val="single" w:color="auto" w:sz="4"/>
+          <w:right w:val="single" w:color="auto" w:sz="4"/>
+          <w:insideH w:val="single" w:color="auto" w:sz="4"/>
+          <w:insideV w:val="single" w:color="auto" w:sz="4"/>
+        </w:tblBorders>
+      </w:tblPr>
+      <w:tblGrid>
+        <w:gridCol w:w="1000"/>
+        <w:gridCol w:w="5600"/>
+        <w:gridCol w:w="1800"/>
+      </w:tblGrid>
+      <w:tr>
+        <w:trPr>
+          <w:tblHeader/>
+        </w:trPr>
+        <w:tc>
+          <w:tcPr>
+            <w:tcW w:type="dxa" w:w="1000"/>
+            <w:shd w:fill="1F3B57" w:val="clear"/>
+            <w:tcMar>
+              <w:top w:type="dxa" w:w="80"/>
+              <w:left w:type="dxa" w:w="100"/>
+              <w:bottom w:type="dxa" w:w="80"/>
+              <w:right w:type="dxa" w:w="100"/>
+            </w:tcMar>
+            <w:vAlign w:val="center"/>
+          </w:tcPr>
+          <w:p>
+            <w:pPr>
+              <w:jc w:val="left"/>
+            </w:pPr>
+            <w:r>
+              <w:rPr>
+                <w:b/>
+                <w:bCs/>
+                <w:color w:val="FFFFFF"/>
+                <w:sz w:val="18"/>
+                <w:szCs w:val="18"/>
+              </w:rPr>
+              <w:t xml:space="preserve">ID</w:t>
+            </w:r>
+          </w:p>
+        </w:tc>
+        <w:tc>
+          <w:tcPr>
+            <w:tcW w:type="dxa" w:w="5600"/>
+            <w:shd w:fill="1F3B57" w:val="clear"/>
+            <w:tcMar>
+              <w:top w:type="dxa" w:w="80"/>
+              <w:left w:type="dxa" w:w="100"/>
+              <w:bottom w:type="dxa" w:w="80"/>
+              <w:right w:type="dxa" w:w="100"/>
+            </w:tcMar>
+            <w:vAlign w:val="center"/>
+          </w:tcPr>
+          <w:p>
+            <w:pPr>
+              <w:jc w:val="left"/>
+            </w:pPr>
+            <w:r>
+              <w:rPr>
+                <w:b/>
+                <w:bCs/>
+                <w:color w:val="FFFFFF"/>
+                <w:sz w:val="18"/>
+                <w:szCs w:val="18"/>
+              </w:rPr>
+              <w:t xml:space="preserve">Requirement</w:t>
+            </w:r>
+          </w:p>
+        </w:tc>
+        <w:tc>
+          <w:tcPr>
+            <w:tcW w:type="dxa" w:w="1800"/>
+            <w:shd w:fill="1F3B57" w:val="clear"/>
+            <w:tcMar>
+              <w:top w:type="dxa" w:w="80"/>
+              <w:left w:type="dxa" w:w="100"/>
+              <w:bottom w:type="dxa" w:w="80"/>
+              <w:right w:type="dxa" w:w="100"/>
+            </w:tcMar>
+            <w:vAlign w:val="center"/>
+          </w:tcPr>
+          <w:p>
+            <w:pPr>
+              <w:jc w:val="left"/>
+            </w:pPr>
+            <w:r>
+              <w:rPr>
+                <w:b/>
+                <w:bCs/>
+                <w:color w:val="FFFFFF"/>
+                <w:sz w:val="18"/>
+                <w:szCs w:val="18"/>
+              </w:rPr>
+              <w:t xml:space="preserve">Status</w:t>
+            </w:r>
+          </w:p>
+        </w:tc>
+      </w:tr>
+      <w:tr>
+        <w:tc>
+          <w:tcPr>
+            <w:tcW w:type="dxa" w:w="1000"/>
+            <w:tcMar>
+              <w:top w:type="dxa" w:w="80"/>
+              <w:left w:type="dxa" w:w="100"/>
+              <w:bottom w:type="dxa" w:w="80"/>
+              <w:right w:type="dxa" w:w="100"/>
+            </w:tcMar>
+            <w:vAlign w:val="center"/>
+          </w:tcPr>
+          <w:p>
+            <w:pPr>
+              <w:jc w:val="left"/>
+            </w:pPr>
+            <w:r>
+              <w:rPr>
+                <w:b w:val="false"/>
+                <w:bCs w:val="false"/>
+                <w:color w:val="000000"/>
+                <w:sz w:val="19"/>
+                <w:szCs w:val="19"/>
+              </w:rPr>
+              <w:t xml:space="preserve">FR-63</w:t>
+            </w:r>
+          </w:p>
+        </w:tc>
+        <w:tc>
+          <w:tcPr>
+            <w:tcW w:type="dxa" w:w="5600"/>
+            <w:tcMar>
+              <w:top w:type="dxa" w:w="80"/>
+              <w:left w:type="dxa" w:w="100"/>
+              <w:bottom w:type="dxa" w:w="80"/>
+              <w:right w:type="dxa" w:w="100"/>
+            </w:tcMar>
+            <w:vAlign w:val="center"/>
+          </w:tcPr>
+          <w:p>
+            <w:pPr>
+              <w:jc w:val="left"/>
+            </w:pPr>
+            <w:r>
+              <w:rPr>
+                <w:b w:val="false"/>
+                <w:bCs w:val="false"/>
+                <w:color w:val="000000"/>
+                <w:sz w:val="19"/>
+                <w:szCs w:val="19"/>
+              </w:rPr>
+              <w:t xml:space="preserve">A command palette on Cmd/Ctrl-K: arrow keys navigate with wrap-around, Enter runs, Escape closes. Search matches by subsequence rather than substring, so "expsvg" finds "Export diagram as SVG" — typing what you remember rather than an exact prefix is what makes a palette usable by keyboard.</w:t>
+            </w:r>
+          </w:p>
+        </w:tc>
+        <w:tc>
+          <w:tcPr>
+            <w:tcW w:type="dxa" w:w="1800"/>
+            <w:tcMar>
+              <w:top w:type="dxa" w:w="80"/>
+              <w:left w:type="dxa" w:w="100"/>
+              <w:bottom w:type="dxa" w:w="80"/>
+              <w:right w:type="dxa" w:w="100"/>
+            </w:tcMar>
+            <w:vAlign w:val="center"/>
+          </w:tcPr>
+          <w:p>
+            <w:pPr>
+              <w:jc w:val="left"/>
+            </w:pPr>
+            <w:r>
+              <w:rPr>
+                <w:b w:val="false"/>
+                <w:bCs w:val="false"/>
+                <w:color w:val="000000"/>
+                <w:sz w:val="19"/>
+                <w:szCs w:val="19"/>
+              </w:rPr>
+              <w:t xml:space="preserve">Shipped — client-side only</w:t>
+            </w:r>
+          </w:p>
+        </w:tc>
+      </w:tr>
+      <w:tr>
+        <w:tc>
+          <w:tcPr>
+            <w:tcW w:type="dxa" w:w="1000"/>
+            <w:shd w:fill="EAF0F6" w:val="clear"/>
+            <w:tcMar>
+              <w:top w:type="dxa" w:w="80"/>
+              <w:left w:type="dxa" w:w="100"/>
+              <w:bottom w:type="dxa" w:w="80"/>
+              <w:right w:type="dxa" w:w="100"/>
+            </w:tcMar>
+            <w:vAlign w:val="center"/>
+          </w:tcPr>
+          <w:p>
+            <w:pPr>
+              <w:jc w:val="left"/>
+            </w:pPr>
+            <w:r>
+              <w:rPr>
+                <w:b w:val="false"/>
+                <w:bCs w:val="false"/>
+                <w:color w:val="000000"/>
+                <w:sz w:val="19"/>
+                <w:szCs w:val="19"/>
+              </w:rPr>
+              <w:t xml:space="preserve">FR-64</w:t>
+            </w:r>
+          </w:p>
+        </w:tc>
+        <w:tc>
+          <w:tcPr>
+            <w:tcW w:type="dxa" w:w="5600"/>
+            <w:shd w:fill="EAF0F6" w:val="clear"/>
+            <w:tcMar>
+              <w:top w:type="dxa" w:w="80"/>
+              <w:left w:type="dxa" w:w="100"/>
+              <w:bottom w:type="dxa" w:w="80"/>
+              <w:right w:type="dxa" w:w="100"/>
+            </w:tcMar>
+            <w:vAlign w:val="center"/>
+          </w:tcPr>
+          <w:p>
+            <w:pPr>
+              <w:jc w:val="left"/>
+            </w:pPr>
+            <w:r>
+              <w:rPr>
+                <w:b w:val="false"/>
+                <w:bCs w:val="false"/>
+                <w:color w:val="000000"/>
+                <w:sz w:val="19"/>
+                <w:szCs w:val="19"/>
+              </w:rPr>
+              <w:t xml:space="preserve">Palette commands are built from the live DOM on each open, not a fixed list: sections come from the rendered navigation (so any suppressed for the current scope are absent automatically) and picks from the rendered cards. Commands that require an analysis are absent until one exists, since offering an export on the landing screen offers a command that can only fail.</w:t>
+            </w:r>
+          </w:p>
+        </w:tc>
+        <w:tc>
+          <w:tcPr>
+            <w:tcW w:type="dxa" w:w="1800"/>
+            <w:shd w:fill="EAF0F6" w:val="clear"/>
+            <w:tcMar>
+              <w:top w:type="dxa" w:w="80"/>
+              <w:left w:type="dxa" w:w="100"/>
+              <w:bottom w:type="dxa" w:w="80"/>
+              <w:right w:type="dxa" w:w="100"/>
+            </w:tcMar>
+            <w:vAlign w:val="center"/>
+          </w:tcPr>
+          <w:p>
+            <w:pPr>
+              <w:jc w:val="left"/>
+            </w:pPr>
+            <w:r>
+              <w:rPr>
+                <w:b w:val="false"/>
+                <w:bCs w:val="false"/>
+                <w:color w:val="000000"/>
+                <w:sz w:val="19"/>
+                <w:szCs w:val="19"/>
+              </w:rPr>
+              <w:t xml:space="preserve">Shipped — client-side only</w:t>
+            </w:r>
+          </w:p>
+        </w:tc>
+      </w:tr>
+      <w:tr>
+        <w:tc>
+          <w:tcPr>
+            <w:tcW w:type="dxa" w:w="1000"/>
+            <w:tcMar>
+              <w:top w:type="dxa" w:w="80"/>
+              <w:left w:type="dxa" w:w="100"/>
+              <w:bottom w:type="dxa" w:w="80"/>
+              <w:right w:type="dxa" w:w="100"/>
+            </w:tcMar>
+            <w:vAlign w:val="center"/>
+          </w:tcPr>
+          <w:p>
+            <w:pPr>
+              <w:jc w:val="left"/>
+            </w:pPr>
+            <w:r>
+              <w:rPr>
+                <w:b w:val="false"/>
+                <w:bCs w:val="false"/>
+                <w:color w:val="000000"/>
+                <w:sz w:val="19"/>
+                <w:szCs w:val="19"/>
+              </w:rPr>
+              <w:t xml:space="preserve">FR-65</w:t>
+            </w:r>
+          </w:p>
+        </w:tc>
+        <w:tc>
+          <w:tcPr>
+            <w:tcW w:type="dxa" w:w="5600"/>
+            <w:tcMar>
+              <w:top w:type="dxa" w:w="80"/>
+              <w:left w:type="dxa" w:w="100"/>
+              <w:bottom w:type="dxa" w:w="80"/>
+              <w:right w:type="dxa" w:w="100"/>
+            </w:tcMar>
+            <w:vAlign w:val="center"/>
+          </w:tcPr>
+          <w:p>
+            <w:pPr>
+              <w:jc w:val="left"/>
+            </w:pPr>
+            <w:r>
+              <w:rPr>
+                <w:b w:val="false"/>
+                <w:bCs w:val="false"/>
+                <w:color w:val="000000"/>
+                <w:sz w:val="19"/>
+                <w:szCs w:val="19"/>
+              </w:rPr>
+              <w:t xml:space="preserve">A "/" shortcut moves focus to the requirement input from any screen, and is inert while the user is already typing so it cannot swallow a literal slash. Escape closes the palette without also dismissing whatever the user had open behind it.</w:t>
+            </w:r>
+          </w:p>
+        </w:tc>
+        <w:tc>
+          <w:tcPr>
+            <w:tcW w:type="dxa" w:w="1800"/>
+            <w:tcMar>
+              <w:top w:type="dxa" w:w="80"/>
+              <w:left w:type="dxa" w:w="100"/>
+              <w:bottom w:type="dxa" w:w="80"/>
+              <w:right w:type="dxa" w:w="100"/>
+            </w:tcMar>
+            <w:vAlign w:val="center"/>
+          </w:tcPr>
+          <w:p>
+            <w:pPr>
+              <w:jc w:val="left"/>
+            </w:pPr>
+            <w:r>
+              <w:rPr>
+                <w:b w:val="false"/>
+                <w:bCs w:val="false"/>
+                <w:color w:val="000000"/>
+                <w:sz w:val="19"/>
+                <w:szCs w:val="19"/>
+              </w:rPr>
+              <w:t xml:space="preserve">Shipped — client-side only</w:t>
+            </w:r>
+          </w:p>
+        </w:tc>
+      </w:tr>
+      <w:tr>
+        <w:tc>
+          <w:tcPr>
+            <w:tcW w:type="dxa" w:w="1000"/>
+            <w:shd w:fill="EAF0F6" w:val="clear"/>
+            <w:tcMar>
+              <w:top w:type="dxa" w:w="80"/>
+              <w:left w:type="dxa" w:w="100"/>
+              <w:bottom w:type="dxa" w:w="80"/>
+              <w:right w:type="dxa" w:w="100"/>
+            </w:tcMar>
+            <w:vAlign w:val="center"/>
+          </w:tcPr>
+          <w:p>
+            <w:pPr>
+              <w:jc w:val="left"/>
+            </w:pPr>
+            <w:r>
+              <w:rPr>
+                <w:b w:val="false"/>
+                <w:bCs w:val="false"/>
+                <w:color w:val="000000"/>
+                <w:sz w:val="19"/>
+                <w:szCs w:val="19"/>
+              </w:rPr>
+              <w:t xml:space="preserve">FR-66</w:t>
+            </w:r>
+          </w:p>
+        </w:tc>
+        <w:tc>
+          <w:tcPr>
+            <w:tcW w:type="dxa" w:w="5600"/>
+            <w:shd w:fill="EAF0F6" w:val="clear"/>
+            <w:tcMar>
+              <w:top w:type="dxa" w:w="80"/>
+              <w:left w:type="dxa" w:w="100"/>
+              <w:bottom w:type="dxa" w:w="80"/>
+              <w:right w:type="dxa" w:w="100"/>
+            </w:tcMar>
+            <w:vAlign w:val="center"/>
+          </w:tcPr>
+          <w:p>
+            <w:pPr>
+              <w:jc w:val="left"/>
+            </w:pPr>
+            <w:r>
+              <w:rPr>
+                <w:b w:val="false"/>
+                <w:bCs w:val="false"/>
+                <w:color w:val="000000"/>
+                <w:sz w:val="19"/>
+                <w:szCs w:val="19"/>
+              </w:rPr>
+              <w:t xml:space="preserve">Blocks nested inside a card no longer draw their own border; the surface tone difference carries the separation. This required giving the light theme a distinct --surface value first — it had been identical to --panel, so the border was the only thing distinguishing those blocks there and removing it would have made them invisible in light mode.</w:t>
+            </w:r>
+          </w:p>
+        </w:tc>
+        <w:tc>
+          <w:tcPr>
+            <w:tcW w:type="dxa" w:w="1800"/>
+            <w:shd w:fill="EAF0F6" w:val="clear"/>
+            <w:tcMar>
+              <w:top w:type="dxa" w:w="80"/>
+              <w:left w:type="dxa" w:w="100"/>
+              <w:bottom w:type="dxa" w:w="80"/>
+              <w:right w:type="dxa" w:w="100"/>
+            </w:tcMar>
+            <w:vAlign w:val="center"/>
+          </w:tcPr>
+          <w:p>
+            <w:pPr>
+              <w:jc w:val="left"/>
+            </w:pPr>
+            <w:r>
+              <w:rPr>
+                <w:b w:val="false"/>
+                <w:bCs w:val="false"/>
+                <w:color w:val="000000"/>
+                <w:sz w:val="19"/>
+                <w:szCs w:val="19"/>
+              </w:rPr>
+              <w:t xml:space="preserve">Shipped — client-side only</w:t>
+            </w:r>
+          </w:p>
+        </w:tc>
+      </w:tr>
+      <w:tr>
+        <w:tc>
+          <w:tcPr>
+            <w:tcW w:type="dxa" w:w="1000"/>
+            <w:tcMar>
+              <w:top w:type="dxa" w:w="80"/>
+              <w:left w:type="dxa" w:w="100"/>
+              <w:bottom w:type="dxa" w:w="80"/>
+              <w:right w:type="dxa" w:w="100"/>
+            </w:tcMar>
+            <w:vAlign w:val="center"/>
+          </w:tcPr>
+          <w:p>
+            <w:pPr>
+              <w:jc w:val="left"/>
+            </w:pPr>
+            <w:r>
+              <w:rPr>
+                <w:b w:val="false"/>
+                <w:bCs w:val="false"/>
+                <w:color w:val="000000"/>
+                <w:sz w:val="19"/>
+                <w:szCs w:val="19"/>
+              </w:rPr>
+              <w:t xml:space="preserve">FR-67</w:t>
+            </w:r>
+          </w:p>
+        </w:tc>
+        <w:tc>
+          <w:tcPr>
+            <w:tcW w:type="dxa" w:w="5600"/>
+            <w:tcMar>
+              <w:top w:type="dxa" w:w="80"/>
+              <w:left w:type="dxa" w:w="100"/>
+              <w:bottom w:type="dxa" w:w="80"/>
+              <w:right w:type="dxa" w:w="100"/>
+            </w:tcMar>
+            <w:vAlign w:val="center"/>
+          </w:tcPr>
+          <w:p>
+            <w:pPr>
+              <w:jc w:val="left"/>
+            </w:pPr>
+            <w:r>
+              <w:rPr>
+                <w:b w:val="false"/>
+                <w:bCs w:val="false"/>
+                <w:color w:val="000000"/>
+                <w:sz w:val="19"/>
+                <w:szCs w:val="19"/>
+              </w:rPr>
+              <w:t xml:space="preserve">The landing page carries its own visual treatment (display face for headlines, a signature gradient on primary calls to action, badge-style section labels, scroll entrance motion) while keeping the product palette, so the page still resembles the product it advertises. Deliberately NOT applied to the application: a landing page needs a signature, whereas the same decoration in the dashboard reads as generic AI-tool output, which an earlier pass removed on purpose.</w:t>
+            </w:r>
+          </w:p>
+        </w:tc>
+        <w:tc>
+          <w:tcPr>
+            <w:tcW w:type="dxa" w:w="1800"/>
+            <w:tcMar>
+              <w:top w:type="dxa" w:w="80"/>
+              <w:left w:type="dxa" w:w="100"/>
+              <w:bottom w:type="dxa" w:w="80"/>
+              <w:right w:type="dxa" w:w="100"/>
+            </w:tcMar>
+            <w:vAlign w:val="center"/>
+          </w:tcPr>
+          <w:p>
+            <w:pPr>
+              <w:jc w:val="left"/>
+            </w:pPr>
+            <w:r>
+              <w:rPr>
+                <w:b w:val="false"/>
+                <w:bCs w:val="false"/>
+                <w:color w:val="000000"/>
+                <w:sz w:val="19"/>
+                <w:szCs w:val="19"/>
+              </w:rPr>
+              <w:t xml:space="preserve">Shipped — landing.html only</w:t>
+            </w:r>
+          </w:p>
+        </w:tc>
+      </w:tr>
+    </w:tbl>
+    <w:p>
+      <w:pPr>
+        <w:spacing w:after="160" w:line="276"/>
+      </w:pPr>
+      <w:r>
+        <w:rPr>
+          <w:i/>
+          <w:iCs/>
+          <w:color w:val="5B6B7C"/>
+          <w:sz w:val="19"/>
+          <w:szCs w:val="19"/>
+        </w:rPr>
+        <w:t xml:space="preserve">Empty and first-run states were the audit's third item and were investigated rather than built: the 5/10 score came from searching for a CSS class name instead of checking behaviour. Every empty case is in fact handled — history sections hide themselves when empty, the custom-technology list carries explanatory copy, the palette reports no matches, and the entry screens are guided rather than blank. No change was made, which is recorded here so the item is not reopened on the strength of the original score.</w:t>
+      </w:r>
+    </w:p>
+    <w:p>
+      <w:pPr>
         <w:pStyle w:val="Heading1"/>
         <w:pBdr>
           <w:bottom w:val="single" w:color="1F3B57" w:sz="6" w:space="4"/>
@@ -10409,6 +11041,175 @@
                 <w:szCs w:val="19"/>
               </w:rPr>
               <w:t xml:space="preserve">Deployment prerequisites (NFR-6) — API base resolution, migrations and port binding in the image, and a startup CORS log. No infrastructure provisioned; see docs/deployment/GCP_DEPLOYMENT_PLAN.md</w:t>
+            </w:r>
+          </w:p>
+        </w:tc>
+        <w:tc>
+          <w:tcPr>
+            <w:tcW w:type="dxa" w:w="1800"/>
+            <w:tcMar>
+              <w:top w:type="dxa" w:w="80"/>
+              <w:left w:type="dxa" w:w="100"/>
+              <w:bottom w:type="dxa" w:w="80"/>
+              <w:right w:type="dxa" w:w="100"/>
+            </w:tcMar>
+            <w:vAlign w:val="center"/>
+          </w:tcPr>
+          <w:p>
+            <w:pPr>
+              <w:jc w:val="left"/>
+            </w:pPr>
+            <w:r>
+              <w:rPr>
+                <w:b w:val="false"/>
+                <w:bCs w:val="false"/>
+                <w:color w:val="000000"/>
+                <w:sz w:val="19"/>
+                <w:szCs w:val="19"/>
+              </w:rPr>
+              <w:t xml:space="preserve">Shipped</w:t>
+            </w:r>
+          </w:p>
+        </w:tc>
+      </w:tr>
+      <w:tr>
+        <w:tc>
+          <w:tcPr>
+            <w:tcW w:type="dxa" w:w="1600"/>
+            <w:shd w:fill="EAF0F6" w:val="clear"/>
+            <w:tcMar>
+              <w:top w:type="dxa" w:w="80"/>
+              <w:left w:type="dxa" w:w="100"/>
+              <w:bottom w:type="dxa" w:w="80"/>
+              <w:right w:type="dxa" w:w="100"/>
+            </w:tcMar>
+            <w:vAlign w:val="center"/>
+          </w:tcPr>
+          <w:p>
+            <w:pPr>
+              <w:jc w:val="left"/>
+            </w:pPr>
+            <w:r>
+              <w:rPr>
+                <w:b w:val="false"/>
+                <w:bCs w:val="false"/>
+                <w:color w:val="000000"/>
+                <w:sz w:val="19"/>
+                <w:szCs w:val="19"/>
+              </w:rPr>
+              <w:t xml:space="preserve">v2.11</w:t>
+            </w:r>
+          </w:p>
+        </w:tc>
+        <w:tc>
+          <w:tcPr>
+            <w:tcW w:type="dxa" w:w="6000"/>
+            <w:shd w:fill="EAF0F6" w:val="clear"/>
+            <w:tcMar>
+              <w:top w:type="dxa" w:w="80"/>
+              <w:left w:type="dxa" w:w="100"/>
+              <w:bottom w:type="dxa" w:w="80"/>
+              <w:right w:type="dxa" w:w="100"/>
+            </w:tcMar>
+            <w:vAlign w:val="center"/>
+          </w:tcPr>
+          <w:p>
+            <w:pPr>
+              <w:jc w:val="left"/>
+            </w:pPr>
+            <w:r>
+              <w:rPr>
+                <w:b w:val="false"/>
+                <w:bCs w:val="false"/>
+                <w:color w:val="000000"/>
+                <w:sz w:val="19"/>
+                <w:szCs w:val="19"/>
+              </w:rPr>
+              <w:t xml:space="preserve">Command palette and keyboard-first navigation (FR-63 through FR-65) — closes the interface audit's weakest dimension</w:t>
+            </w:r>
+          </w:p>
+        </w:tc>
+        <w:tc>
+          <w:tcPr>
+            <w:tcW w:type="dxa" w:w="1800"/>
+            <w:shd w:fill="EAF0F6" w:val="clear"/>
+            <w:tcMar>
+              <w:top w:type="dxa" w:w="80"/>
+              <w:left w:type="dxa" w:w="100"/>
+              <w:bottom w:type="dxa" w:w="80"/>
+              <w:right w:type="dxa" w:w="100"/>
+            </w:tcMar>
+            <w:vAlign w:val="center"/>
+          </w:tcPr>
+          <w:p>
+            <w:pPr>
+              <w:jc w:val="left"/>
+            </w:pPr>
+            <w:r>
+              <w:rPr>
+                <w:b w:val="false"/>
+                <w:bCs w:val="false"/>
+                <w:color w:val="000000"/>
+                <w:sz w:val="19"/>
+                <w:szCs w:val="19"/>
+              </w:rPr>
+              <w:t xml:space="preserve">Shipped</w:t>
+            </w:r>
+          </w:p>
+        </w:tc>
+      </w:tr>
+      <w:tr>
+        <w:tc>
+          <w:tcPr>
+            <w:tcW w:type="dxa" w:w="1600"/>
+            <w:tcMar>
+              <w:top w:type="dxa" w:w="80"/>
+              <w:left w:type="dxa" w:w="100"/>
+              <w:bottom w:type="dxa" w:w="80"/>
+              <w:right w:type="dxa" w:w="100"/>
+            </w:tcMar>
+            <w:vAlign w:val="center"/>
+          </w:tcPr>
+          <w:p>
+            <w:pPr>
+              <w:jc w:val="left"/>
+            </w:pPr>
+            <w:r>
+              <w:rPr>
+                <w:b w:val="false"/>
+                <w:bCs w:val="false"/>
+                <w:color w:val="000000"/>
+                <w:sz w:val="19"/>
+                <w:szCs w:val="19"/>
+              </w:rPr>
+              <w:t xml:space="preserve">v2.12</w:t>
+            </w:r>
+          </w:p>
+        </w:tc>
+        <w:tc>
+          <w:tcPr>
+            <w:tcW w:type="dxa" w:w="6000"/>
+            <w:tcMar>
+              <w:top w:type="dxa" w:w="80"/>
+              <w:left w:type="dxa" w:w="100"/>
+              <w:bottom w:type="dxa" w:w="80"/>
+              <w:right w:type="dxa" w:w="100"/>
+            </w:tcMar>
+            <w:vAlign w:val="center"/>
+          </w:tcPr>
+          <w:p>
+            <w:pPr>
+              <w:jc w:val="left"/>
+            </w:pPr>
+            <w:r>
+              <w:rPr>
+                <w:b w:val="false"/>
+                <w:bCs w:val="false"/>
+                <w:color w:val="000000"/>
+                <w:sz w:val="19"/>
+                <w:szCs w:val="19"/>
+              </w:rPr>
+              <w:t xml:space="preserve">Density pass (FR-66) and the landing-page visual treatment (FR-67)</w:t>
             </w:r>
           </w:p>
         </w:tc>

--- a/docs/AI-Stack-Advisor-PRD.docx
+++ b/docs/AI-Stack-Advisor-PRD.docx
@@ -72,7 +72,7 @@
           <w:sz w:val="20"/>
           <w:szCs w:val="20"/>
         </w:rPr>
-        <w:t xml:space="preserve">1.11</w:t>
+        <w:t xml:space="preserve">1.12</w:t>
       </w:r>
     </w:p>
     <w:p>
@@ -952,6 +952,62 @@
                 <w:szCs w:val="19"/>
               </w:rPr>
               <w:t xml:space="preserve">Later session: closed the last two items from the interface audit. A command palette and keyboard-first navigation (Section 7.12, FR-63 through FR-65) address what the audit scored as the weakest dimension by a wide margin — only Enter, Space and Escape were handled anywhere, with zero meta/ctrl shortcuts. A density pass (FR-66) retired redundant nested borders. The audit's third item, empty states, was investigated and found NOT to be a real gap: that score came from a grep for a class name rather than a check of behaviour, and every empty case is in fact handled. Also applied a design system to landing.html only (FR-67), deliberately not to the dashboard.</w:t>
+            </w:r>
+          </w:p>
+        </w:tc>
+      </w:tr>
+      <w:tr>
+        <w:tc>
+          <w:tcPr>
+            <w:tcW w:type="dxa" w:w="1600"/>
+            <w:tcMar>
+              <w:top w:type="dxa" w:w="80"/>
+              <w:left w:type="dxa" w:w="100"/>
+              <w:bottom w:type="dxa" w:w="80"/>
+              <w:right w:type="dxa" w:w="100"/>
+            </w:tcMar>
+            <w:vAlign w:val="center"/>
+          </w:tcPr>
+          <w:p>
+            <w:pPr>
+              <w:jc w:val="left"/>
+            </w:pPr>
+            <w:r>
+              <w:rPr>
+                <w:b w:val="false"/>
+                <w:bCs w:val="false"/>
+                <w:color w:val="000000"/>
+                <w:sz w:val="19"/>
+                <w:szCs w:val="19"/>
+              </w:rPr>
+              <w:t xml:space="preserve">1.12</w:t>
+            </w:r>
+          </w:p>
+        </w:tc>
+        <w:tc>
+          <w:tcPr>
+            <w:tcW w:type="dxa" w:w="7400"/>
+            <w:tcMar>
+              <w:top w:type="dxa" w:w="80"/>
+              <w:left w:type="dxa" w:w="100"/>
+              <w:bottom w:type="dxa" w:w="80"/>
+              <w:right w:type="dxa" w:w="100"/>
+            </w:tcMar>
+            <w:vAlign w:val="center"/>
+          </w:tcPr>
+          <w:p>
+            <w:pPr>
+              <w:jc w:val="left"/>
+            </w:pPr>
+            <w:r>
+              <w:rPr>
+                <w:b w:val="false"/>
+                <w:bCs w:val="false"/>
+                <w:color w:val="000000"/>
+                <w:sz w:val="19"/>
+                <w:szCs w:val="19"/>
+              </w:rPr>
+              <w:t xml:space="preserve">Later session: three fixes found by using the product rather than reading it. A light-theme colour defect (Section 7.13, FR-68) — the semantic signal colours were hardcoded as the dark theme's values in eleven rules, so the guardrails list rendered at 1.59:1 contrast on a white card and the "recommended vendor" border at 1.37:1. The Harness Readiness evidence check confirmed under-claims as correct (FR-69), telling a user their score checked out while holding a file that showed otherwise. And the MCP server, shipped and tested since the rule-engine port, was promoted nowhere in the interface (FR-70).</w:t>
             </w:r>
           </w:p>
         </w:tc>
@@ -9531,6 +9587,405 @@
         <w:t xml:space="preserve">11. Release Plan</w:t>
       </w:r>
     </w:p>
+    <w:p>
+      <w:pPr>
+        <w:pStyle w:val="Heading2"/>
+        <w:spacing w:after="120" w:before="280"/>
+      </w:pPr>
+      <w:r>
+        <w:rPr>
+          <w:b/>
+          <w:bCs/>
+          <w:color w:val="2E5C8A"/>
+          <w:sz w:val="24"/>
+          <w:szCs w:val="24"/>
+        </w:rPr>
+        <w:t xml:space="preserve">7.13 Accessibility, Evidence Integrity &amp; Agent Access</w:t>
+      </w:r>
+    </w:p>
+    <w:p>
+      <w:pPr>
+        <w:spacing w:after="160" w:line="276"/>
+      </w:pPr>
+      <w:r>
+        <w:rPr>
+          <w:sz w:val="21"/>
+          <w:szCs w:val="21"/>
+        </w:rPr>
+        <w:t xml:space="preserve">Three defects found by exercising the product rather than reviewing it: rendering it in the light theme, running a real audit through the evidence checker with actual repository files, and asking what a shipped capability looks like to someone who has not read the source. None was visible from the code alone.</w:t>
+      </w:r>
+    </w:p>
+    <w:tbl>
+      <w:tblPr>
+        <w:tblW w:type="dxa" w:w="8400"/>
+        <w:tblBorders>
+          <w:top w:val="single" w:color="auto" w:sz="4"/>
+          <w:left w:val="single" w:color="auto" w:sz="4"/>
+          <w:bottom w:val="single" w:color="auto" w:sz="4"/>
+          <w:right w:val="single" w:color="auto" w:sz="4"/>
+          <w:insideH w:val="single" w:color="auto" w:sz="4"/>
+          <w:insideV w:val="single" w:color="auto" w:sz="4"/>
+        </w:tblBorders>
+      </w:tblPr>
+      <w:tblGrid>
+        <w:gridCol w:w="1000"/>
+        <w:gridCol w:w="5600"/>
+        <w:gridCol w:w="1800"/>
+      </w:tblGrid>
+      <w:tr>
+        <w:trPr>
+          <w:tblHeader/>
+        </w:trPr>
+        <w:tc>
+          <w:tcPr>
+            <w:tcW w:type="dxa" w:w="1000"/>
+            <w:shd w:fill="1F3B57" w:val="clear"/>
+            <w:tcMar>
+              <w:top w:type="dxa" w:w="80"/>
+              <w:left w:type="dxa" w:w="100"/>
+              <w:bottom w:type="dxa" w:w="80"/>
+              <w:right w:type="dxa" w:w="100"/>
+            </w:tcMar>
+            <w:vAlign w:val="center"/>
+          </w:tcPr>
+          <w:p>
+            <w:pPr>
+              <w:jc w:val="left"/>
+            </w:pPr>
+            <w:r>
+              <w:rPr>
+                <w:b/>
+                <w:bCs/>
+                <w:color w:val="FFFFFF"/>
+                <w:sz w:val="18"/>
+                <w:szCs w:val="18"/>
+              </w:rPr>
+              <w:t xml:space="preserve">ID</w:t>
+            </w:r>
+          </w:p>
+        </w:tc>
+        <w:tc>
+          <w:tcPr>
+            <w:tcW w:type="dxa" w:w="5600"/>
+            <w:shd w:fill="1F3B57" w:val="clear"/>
+            <w:tcMar>
+              <w:top w:type="dxa" w:w="80"/>
+              <w:left w:type="dxa" w:w="100"/>
+              <w:bottom w:type="dxa" w:w="80"/>
+              <w:right w:type="dxa" w:w="100"/>
+            </w:tcMar>
+            <w:vAlign w:val="center"/>
+          </w:tcPr>
+          <w:p>
+            <w:pPr>
+              <w:jc w:val="left"/>
+            </w:pPr>
+            <w:r>
+              <w:rPr>
+                <w:b/>
+                <w:bCs/>
+                <w:color w:val="FFFFFF"/>
+                <w:sz w:val="18"/>
+                <w:szCs w:val="18"/>
+              </w:rPr>
+              <w:t xml:space="preserve">Requirement</w:t>
+            </w:r>
+          </w:p>
+        </w:tc>
+        <w:tc>
+          <w:tcPr>
+            <w:tcW w:type="dxa" w:w="1800"/>
+            <w:shd w:fill="1F3B57" w:val="clear"/>
+            <w:tcMar>
+              <w:top w:type="dxa" w:w="80"/>
+              <w:left w:type="dxa" w:w="100"/>
+              <w:bottom w:type="dxa" w:w="80"/>
+              <w:right w:type="dxa" w:w="100"/>
+            </w:tcMar>
+            <w:vAlign w:val="center"/>
+          </w:tcPr>
+          <w:p>
+            <w:pPr>
+              <w:jc w:val="left"/>
+            </w:pPr>
+            <w:r>
+              <w:rPr>
+                <w:b/>
+                <w:bCs/>
+                <w:color w:val="FFFFFF"/>
+                <w:sz w:val="18"/>
+                <w:szCs w:val="18"/>
+              </w:rPr>
+              <w:t xml:space="preserve">Status</w:t>
+            </w:r>
+          </w:p>
+        </w:tc>
+      </w:tr>
+      <w:tr>
+        <w:tc>
+          <w:tcPr>
+            <w:tcW w:type="dxa" w:w="1000"/>
+            <w:tcMar>
+              <w:top w:type="dxa" w:w="80"/>
+              <w:left w:type="dxa" w:w="100"/>
+              <w:bottom w:type="dxa" w:w="80"/>
+              <w:right w:type="dxa" w:w="100"/>
+            </w:tcMar>
+            <w:vAlign w:val="center"/>
+          </w:tcPr>
+          <w:p>
+            <w:pPr>
+              <w:jc w:val="left"/>
+            </w:pPr>
+            <w:r>
+              <w:rPr>
+                <w:b w:val="false"/>
+                <w:bCs w:val="false"/>
+                <w:color w:val="000000"/>
+                <w:sz w:val="19"/>
+                <w:szCs w:val="19"/>
+              </w:rPr>
+              <w:t xml:space="preserve">FR-68</w:t>
+            </w:r>
+          </w:p>
+        </w:tc>
+        <w:tc>
+          <w:tcPr>
+            <w:tcW w:type="dxa" w:w="5600"/>
+            <w:tcMar>
+              <w:top w:type="dxa" w:w="80"/>
+              <w:left w:type="dxa" w:w="100"/>
+              <w:bottom w:type="dxa" w:w="80"/>
+              <w:right w:type="dxa" w:w="100"/>
+            </w:tcMar>
+            <w:vAlign w:val="center"/>
+          </w:tcPr>
+          <w:p>
+            <w:pPr>
+              <w:jc w:val="left"/>
+            </w:pPr>
+            <w:r>
+              <w:rPr>
+                <w:b w:val="false"/>
+                <w:bCs w:val="false"/>
+                <w:color w:val="000000"/>
+                <w:sz w:val="19"/>
+                <w:szCs w:val="19"/>
+              </w:rPr>
+              <w:t xml:space="preserve">Semantic signal colours resolve per theme. They were hardcoded as the dark theme's literal values in eleven rules, so they did not follow the light-theme override: the guardrails list rendered at 1.59:1 contrast against WCAG's 4.5:1 minimum, and the border marking which vendor was recommended at 1.37:1 against a 3:1 minimum for a boundary that carries information. Text now uses separate text-safe tokens rather than the signal colours, because the signal colours are tuned for a dark ground and are not legible as text on a light one — the obvious fix would have left the text unreadable.</w:t>
+            </w:r>
+          </w:p>
+        </w:tc>
+        <w:tc>
+          <w:tcPr>
+            <w:tcW w:type="dxa" w:w="1800"/>
+            <w:tcMar>
+              <w:top w:type="dxa" w:w="80"/>
+              <w:left w:type="dxa" w:w="100"/>
+              <w:bottom w:type="dxa" w:w="80"/>
+              <w:right w:type="dxa" w:w="100"/>
+            </w:tcMar>
+            <w:vAlign w:val="center"/>
+          </w:tcPr>
+          <w:p>
+            <w:pPr>
+              <w:jc w:val="left"/>
+            </w:pPr>
+            <w:r>
+              <w:rPr>
+                <w:b w:val="false"/>
+                <w:bCs w:val="false"/>
+                <w:color w:val="000000"/>
+                <w:sz w:val="19"/>
+                <w:szCs w:val="19"/>
+              </w:rPr>
+              <w:t xml:space="preserve">Shipped — client-side only</w:t>
+            </w:r>
+          </w:p>
+        </w:tc>
+      </w:tr>
+      <w:tr>
+        <w:tc>
+          <w:tcPr>
+            <w:tcW w:type="dxa" w:w="1000"/>
+            <w:shd w:fill="EAF0F6" w:val="clear"/>
+            <w:tcMar>
+              <w:top w:type="dxa" w:w="80"/>
+              <w:left w:type="dxa" w:w="100"/>
+              <w:bottom w:type="dxa" w:w="80"/>
+              <w:right w:type="dxa" w:w="100"/>
+            </w:tcMar>
+            <w:vAlign w:val="center"/>
+          </w:tcPr>
+          <w:p>
+            <w:pPr>
+              <w:jc w:val="left"/>
+            </w:pPr>
+            <w:r>
+              <w:rPr>
+                <w:b w:val="false"/>
+                <w:bCs w:val="false"/>
+                <w:color w:val="000000"/>
+                <w:sz w:val="19"/>
+                <w:szCs w:val="19"/>
+              </w:rPr>
+              <w:t xml:space="preserve">FR-69</w:t>
+            </w:r>
+          </w:p>
+        </w:tc>
+        <w:tc>
+          <w:tcPr>
+            <w:tcW w:type="dxa" w:w="5600"/>
+            <w:shd w:fill="EAF0F6" w:val="clear"/>
+            <w:tcMar>
+              <w:top w:type="dxa" w:w="80"/>
+              <w:left w:type="dxa" w:w="100"/>
+              <w:bottom w:type="dxa" w:w="80"/>
+              <w:right w:type="dxa" w:w="100"/>
+            </w:tcMar>
+            <w:vAlign w:val="center"/>
+          </w:tcPr>
+          <w:p>
+            <w:pPr>
+              <w:jc w:val="left"/>
+            </w:pPr>
+            <w:r>
+              <w:rPr>
+                <w:b w:val="false"/>
+                <w:bCs w:val="false"/>
+                <w:color w:val="000000"/>
+                <w:sz w:val="19"/>
+                <w:szCs w:val="19"/>
+              </w:rPr>
+              <w:t xml:space="preserve">Evidence that supports a HIGHER level than the user selected is reported as such, rather than confirmed as a match. Previously any selection at or below what the file showed rendered "Evidence checks out", so a component scored 0 whose evidence showed 3 was confirmed and then named as the recommended place to start — the one area the user demonstrably already had. Still a ceiling test and still never overrides: the score is left where the user put it.</w:t>
+            </w:r>
+          </w:p>
+        </w:tc>
+        <w:tc>
+          <w:tcPr>
+            <w:tcW w:type="dxa" w:w="1800"/>
+            <w:shd w:fill="EAF0F6" w:val="clear"/>
+            <w:tcMar>
+              <w:top w:type="dxa" w:w="80"/>
+              <w:left w:type="dxa" w:w="100"/>
+              <w:bottom w:type="dxa" w:w="80"/>
+              <w:right w:type="dxa" w:w="100"/>
+            </w:tcMar>
+            <w:vAlign w:val="center"/>
+          </w:tcPr>
+          <w:p>
+            <w:pPr>
+              <w:jc w:val="left"/>
+            </w:pPr>
+            <w:r>
+              <w:rPr>
+                <w:b w:val="false"/>
+                <w:bCs w:val="false"/>
+                <w:color w:val="000000"/>
+                <w:sz w:val="19"/>
+                <w:szCs w:val="19"/>
+              </w:rPr>
+              <w:t xml:space="preserve">Shipped — client-side only</w:t>
+            </w:r>
+          </w:p>
+        </w:tc>
+      </w:tr>
+      <w:tr>
+        <w:tc>
+          <w:tcPr>
+            <w:tcW w:type="dxa" w:w="1000"/>
+            <w:tcMar>
+              <w:top w:type="dxa" w:w="80"/>
+              <w:left w:type="dxa" w:w="100"/>
+              <w:bottom w:type="dxa" w:w="80"/>
+              <w:right w:type="dxa" w:w="100"/>
+            </w:tcMar>
+            <w:vAlign w:val="center"/>
+          </w:tcPr>
+          <w:p>
+            <w:pPr>
+              <w:jc w:val="left"/>
+            </w:pPr>
+            <w:r>
+              <w:rPr>
+                <w:b w:val="false"/>
+                <w:bCs w:val="false"/>
+                <w:color w:val="000000"/>
+                <w:sz w:val="19"/>
+                <w:szCs w:val="19"/>
+              </w:rPr>
+              <w:t xml:space="preserve">FR-70</w:t>
+            </w:r>
+          </w:p>
+        </w:tc>
+        <w:tc>
+          <w:tcPr>
+            <w:tcW w:type="dxa" w:w="5600"/>
+            <w:tcMar>
+              <w:top w:type="dxa" w:w="80"/>
+              <w:left w:type="dxa" w:w="100"/>
+              <w:bottom w:type="dxa" w:w="80"/>
+              <w:right w:type="dxa" w:w="100"/>
+            </w:tcMar>
+            <w:vAlign w:val="center"/>
+          </w:tcPr>
+          <w:p>
+            <w:pPr>
+              <w:jc w:val="left"/>
+            </w:pPr>
+            <w:r>
+              <w:rPr>
+                <w:b w:val="false"/>
+                <w:bCs w:val="false"/>
+                <w:color w:val="000000"/>
+                <w:sz w:val="19"/>
+                <w:szCs w:val="19"/>
+              </w:rPr>
+              <w:t xml:space="preserve">The MCP server is reachable from the interface: an install modal with a copy-ready configuration, a persistent sidebar entry, a command-palette action, and a landing-page section. Available before any analysis has been run, unlike the export actions. The advertised configuration is verified against the server itself — module path against the filesystem, tool name against its definition, and the required DATABASE_URL against the startup validator that enforces it — so a snippet that could not work fails in this repository rather than on a user's machine.</w:t>
+            </w:r>
+          </w:p>
+        </w:tc>
+        <w:tc>
+          <w:tcPr>
+            <w:tcW w:type="dxa" w:w="1800"/>
+            <w:tcMar>
+              <w:top w:type="dxa" w:w="80"/>
+              <w:left w:type="dxa" w:w="100"/>
+              <w:bottom w:type="dxa" w:w="80"/>
+              <w:right w:type="dxa" w:w="100"/>
+            </w:tcMar>
+            <w:vAlign w:val="center"/>
+          </w:tcPr>
+          <w:p>
+            <w:pPr>
+              <w:jc w:val="left"/>
+            </w:pPr>
+            <w:r>
+              <w:rPr>
+                <w:b w:val="false"/>
+                <w:bCs w:val="false"/>
+                <w:color w:val="000000"/>
+                <w:sz w:val="19"/>
+                <w:szCs w:val="19"/>
+              </w:rPr>
+              <w:t xml:space="preserve">Shipped</w:t>
+            </w:r>
+          </w:p>
+        </w:tc>
+      </w:tr>
+    </w:tbl>
+    <w:p>
+      <w:pPr>
+        <w:spacing w:after="160" w:line="276"/>
+      </w:pPr>
+      <w:r>
+        <w:rPr>
+          <w:sz w:val="21"/>
+          <w:szCs w:val="21"/>
+        </w:rPr>
+        <w:t xml:space="preserve">Evidence uploads are also size-limited and report read failures. A failure log is exactly the kind of evidence that can be large, and the audit is a five-step form, so an unbounded read costs the user every answer already given; a failed read was previously indistinguishable from the checker legitimately having nothing to say.</w:t>
+      </w:r>
+    </w:p>
     <w:tbl>
       <w:tblPr>
         <w:tblW w:type="dxa" w:w="9400"/>
@@ -11210,6 +11665,175 @@
                 <w:szCs w:val="19"/>
               </w:rPr>
               <w:t xml:space="preserve">Density pass (FR-66) and the landing-page visual treatment (FR-67)</w:t>
+            </w:r>
+          </w:p>
+        </w:tc>
+        <w:tc>
+          <w:tcPr>
+            <w:tcW w:type="dxa" w:w="1800"/>
+            <w:tcMar>
+              <w:top w:type="dxa" w:w="80"/>
+              <w:left w:type="dxa" w:w="100"/>
+              <w:bottom w:type="dxa" w:w="80"/>
+              <w:right w:type="dxa" w:w="100"/>
+            </w:tcMar>
+            <w:vAlign w:val="center"/>
+          </w:tcPr>
+          <w:p>
+            <w:pPr>
+              <w:jc w:val="left"/>
+            </w:pPr>
+            <w:r>
+              <w:rPr>
+                <w:b w:val="false"/>
+                <w:bCs w:val="false"/>
+                <w:color w:val="000000"/>
+                <w:sz w:val="19"/>
+                <w:szCs w:val="19"/>
+              </w:rPr>
+              <w:t xml:space="preserve">Shipped</w:t>
+            </w:r>
+          </w:p>
+        </w:tc>
+      </w:tr>
+      <w:tr>
+        <w:tc>
+          <w:tcPr>
+            <w:tcW w:type="dxa" w:w="1600"/>
+            <w:shd w:fill="EAF0F6" w:val="clear"/>
+            <w:tcMar>
+              <w:top w:type="dxa" w:w="80"/>
+              <w:left w:type="dxa" w:w="100"/>
+              <w:bottom w:type="dxa" w:w="80"/>
+              <w:right w:type="dxa" w:w="100"/>
+            </w:tcMar>
+            <w:vAlign w:val="center"/>
+          </w:tcPr>
+          <w:p>
+            <w:pPr>
+              <w:jc w:val="left"/>
+            </w:pPr>
+            <w:r>
+              <w:rPr>
+                <w:b w:val="false"/>
+                <w:bCs w:val="false"/>
+                <w:color w:val="000000"/>
+                <w:sz w:val="19"/>
+                <w:szCs w:val="19"/>
+              </w:rPr>
+              <w:t xml:space="preserve">v2.13</w:t>
+            </w:r>
+          </w:p>
+        </w:tc>
+        <w:tc>
+          <w:tcPr>
+            <w:tcW w:type="dxa" w:w="6000"/>
+            <w:shd w:fill="EAF0F6" w:val="clear"/>
+            <w:tcMar>
+              <w:top w:type="dxa" w:w="80"/>
+              <w:left w:type="dxa" w:w="100"/>
+              <w:bottom w:type="dxa" w:w="80"/>
+              <w:right w:type="dxa" w:w="100"/>
+            </w:tcMar>
+            <w:vAlign w:val="center"/>
+          </w:tcPr>
+          <w:p>
+            <w:pPr>
+              <w:jc w:val="left"/>
+            </w:pPr>
+            <w:r>
+              <w:rPr>
+                <w:b w:val="false"/>
+                <w:bCs w:val="false"/>
+                <w:color w:val="000000"/>
+                <w:sz w:val="19"/>
+                <w:szCs w:val="19"/>
+              </w:rPr>
+              <w:t xml:space="preserve">Light-theme colour defect (FR-68) and Harness Readiness evidence integrity (FR-69)</w:t>
+            </w:r>
+          </w:p>
+        </w:tc>
+        <w:tc>
+          <w:tcPr>
+            <w:tcW w:type="dxa" w:w="1800"/>
+            <w:shd w:fill="EAF0F6" w:val="clear"/>
+            <w:tcMar>
+              <w:top w:type="dxa" w:w="80"/>
+              <w:left w:type="dxa" w:w="100"/>
+              <w:bottom w:type="dxa" w:w="80"/>
+              <w:right w:type="dxa" w:w="100"/>
+            </w:tcMar>
+            <w:vAlign w:val="center"/>
+          </w:tcPr>
+          <w:p>
+            <w:pPr>
+              <w:jc w:val="left"/>
+            </w:pPr>
+            <w:r>
+              <w:rPr>
+                <w:b w:val="false"/>
+                <w:bCs w:val="false"/>
+                <w:color w:val="000000"/>
+                <w:sz w:val="19"/>
+                <w:szCs w:val="19"/>
+              </w:rPr>
+              <w:t xml:space="preserve">Shipped</w:t>
+            </w:r>
+          </w:p>
+        </w:tc>
+      </w:tr>
+      <w:tr>
+        <w:tc>
+          <w:tcPr>
+            <w:tcW w:type="dxa" w:w="1600"/>
+            <w:tcMar>
+              <w:top w:type="dxa" w:w="80"/>
+              <w:left w:type="dxa" w:w="100"/>
+              <w:bottom w:type="dxa" w:w="80"/>
+              <w:right w:type="dxa" w:w="100"/>
+            </w:tcMar>
+            <w:vAlign w:val="center"/>
+          </w:tcPr>
+          <w:p>
+            <w:pPr>
+              <w:jc w:val="left"/>
+            </w:pPr>
+            <w:r>
+              <w:rPr>
+                <w:b w:val="false"/>
+                <w:bCs w:val="false"/>
+                <w:color w:val="000000"/>
+                <w:sz w:val="19"/>
+                <w:szCs w:val="19"/>
+              </w:rPr>
+              <w:t xml:space="preserve">v2.14</w:t>
+            </w:r>
+          </w:p>
+        </w:tc>
+        <w:tc>
+          <w:tcPr>
+            <w:tcW w:type="dxa" w:w="6000"/>
+            <w:tcMar>
+              <w:top w:type="dxa" w:w="80"/>
+              <w:left w:type="dxa" w:w="100"/>
+              <w:bottom w:type="dxa" w:w="80"/>
+              <w:right w:type="dxa" w:w="100"/>
+            </w:tcMar>
+            <w:vAlign w:val="center"/>
+          </w:tcPr>
+          <w:p>
+            <w:pPr>
+              <w:jc w:val="left"/>
+            </w:pPr>
+            <w:r>
+              <w:rPr>
+                <w:b w:val="false"/>
+                <w:bCs w:val="false"/>
+                <w:color w:val="000000"/>
+                <w:sz w:val="19"/>
+                <w:szCs w:val="19"/>
+              </w:rPr>
+              <w:t xml:space="preserve">MCP server surfaced in the interface (FR-70)</w:t>
             </w:r>
           </w:p>
         </w:tc>

--- a/docs/AI-Stack-Advisor-PRD.docx
+++ b/docs/AI-Stack-Advisor-PRD.docx
@@ -72,7 +72,7 @@
           <w:sz w:val="20"/>
           <w:szCs w:val="20"/>
         </w:rPr>
-        <w:t xml:space="preserve">1.12</w:t>
+        <w:t xml:space="preserve">1.13</w:t>
       </w:r>
     </w:p>
     <w:p>
@@ -1008,6 +1008,64 @@
                 <w:szCs w:val="19"/>
               </w:rPr>
               <w:t xml:space="preserve">Later session: three fixes found by using the product rather than reading it. A light-theme colour defect (Section 7.13, FR-68) — the semantic signal colours were hardcoded as the dark theme's values in eleven rules, so the guardrails list rendered at 1.59:1 contrast on a white card and the "recommended vendor" border at 1.37:1. The Harness Readiness evidence check confirmed under-claims as correct (FR-69), telling a user their score checked out while holding a file that showed otherwise. And the MCP server, shipped and tested since the rule-engine port, was promoted nowhere in the interface (FR-70).</w:t>
+            </w:r>
+          </w:p>
+        </w:tc>
+      </w:tr>
+      <w:tr>
+        <w:tc>
+          <w:tcPr>
+            <w:tcW w:type="dxa" w:w="1600"/>
+            <w:shd w:fill="EAF0F6" w:val="clear"/>
+            <w:tcMar>
+              <w:top w:type="dxa" w:w="80"/>
+              <w:left w:type="dxa" w:w="100"/>
+              <w:bottom w:type="dxa" w:w="80"/>
+              <w:right w:type="dxa" w:w="100"/>
+            </w:tcMar>
+            <w:vAlign w:val="center"/>
+          </w:tcPr>
+          <w:p>
+            <w:pPr>
+              <w:jc w:val="left"/>
+            </w:pPr>
+            <w:r>
+              <w:rPr>
+                <w:b w:val="false"/>
+                <w:bCs w:val="false"/>
+                <w:color w:val="000000"/>
+                <w:sz w:val="19"/>
+                <w:szCs w:val="19"/>
+              </w:rPr>
+              <w:t xml:space="preserve">1.13</w:t>
+            </w:r>
+          </w:p>
+        </w:tc>
+        <w:tc>
+          <w:tcPr>
+            <w:tcW w:type="dxa" w:w="7400"/>
+            <w:shd w:fill="EAF0F6" w:val="clear"/>
+            <w:tcMar>
+              <w:top w:type="dxa" w:w="80"/>
+              <w:left w:type="dxa" w:w="100"/>
+              <w:bottom w:type="dxa" w:w="80"/>
+              <w:right w:type="dxa" w:w="100"/>
+            </w:tcMar>
+            <w:vAlign w:val="center"/>
+          </w:tcPr>
+          <w:p>
+            <w:pPr>
+              <w:jc w:val="left"/>
+            </w:pPr>
+            <w:r>
+              <w:rPr>
+                <w:b w:val="false"/>
+                <w:bCs w:val="false"/>
+                <w:color w:val="000000"/>
+                <w:sz w:val="19"/>
+                <w:szCs w:val="19"/>
+              </w:rPr>
+              <w:t xml:space="preserve">Later session: two new entry/decision capabilities and one integrity fix. Dependency-manifest ingestion (Section 7.14, FR-71) lets a brownfield user start from a real package.json, requirements.txt, go.mod, Gemfile, pom.xml or docker-compose.yml. A Code Execution Sandbox category (FR-72) covers isolating model-generated code, which no existing category addressed. FR-73 records a wiring defect found by auditing rather than by a bug report: six vendor categories had shipped claiming dual-engine parity while none was actually being compared, and three of them were also missing from the map the challenge widget reads.</w:t>
             </w:r>
           </w:p>
         </w:tc>
@@ -9986,6 +10044,528 @@
         <w:t xml:space="preserve">Evidence uploads are also size-limited and report read failures. A failure log is exactly the kind of evidence that can be large, and the audit is a five-step form, so an unbounded read costs the user every answer already given; a failed read was previously indistinguishable from the checker legitimately having nothing to say.</w:t>
       </w:r>
     </w:p>
+    <w:p>
+      <w:pPr>
+        <w:pStyle w:val="Heading2"/>
+        <w:spacing w:after="120" w:before="280"/>
+      </w:pPr>
+      <w:r>
+        <w:rPr>
+          <w:b/>
+          <w:bCs/>
+          <w:color w:val="2E5C8A"/>
+          <w:sz w:val="24"/>
+          <w:szCs w:val="24"/>
+        </w:rPr>
+        <w:t xml:space="preserve">7.14 Brownfield Entry &amp; Execution Isolation</w:t>
+      </w:r>
+    </w:p>
+    <w:p>
+      <w:pPr>
+        <w:spacing w:after="160" w:line="276"/>
+      </w:pPr>
+      <w:r>
+        <w:rPr>
+          <w:sz w:val="21"/>
+          <w:szCs w:val="21"/>
+        </w:rPr>
+        <w:t xml:space="preserve">Two capabilities added after verifying the claims that prompted them against the codebase and, for the second, against published sources rather than accepting a summary. Section 7.15 records what that verification found in our own wiring.</w:t>
+      </w:r>
+    </w:p>
+    <w:tbl>
+      <w:tblPr>
+        <w:tblW w:type="dxa" w:w="8400"/>
+        <w:tblBorders>
+          <w:top w:val="single" w:color="auto" w:sz="4"/>
+          <w:left w:val="single" w:color="auto" w:sz="4"/>
+          <w:bottom w:val="single" w:color="auto" w:sz="4"/>
+          <w:right w:val="single" w:color="auto" w:sz="4"/>
+          <w:insideH w:val="single" w:color="auto" w:sz="4"/>
+          <w:insideV w:val="single" w:color="auto" w:sz="4"/>
+        </w:tblBorders>
+      </w:tblPr>
+      <w:tblGrid>
+        <w:gridCol w:w="1000"/>
+        <w:gridCol w:w="5600"/>
+        <w:gridCol w:w="1800"/>
+      </w:tblGrid>
+      <w:tr>
+        <w:trPr>
+          <w:tblHeader/>
+        </w:trPr>
+        <w:tc>
+          <w:tcPr>
+            <w:tcW w:type="dxa" w:w="1000"/>
+            <w:shd w:fill="1F3B57" w:val="clear"/>
+            <w:tcMar>
+              <w:top w:type="dxa" w:w="80"/>
+              <w:left w:type="dxa" w:w="100"/>
+              <w:bottom w:type="dxa" w:w="80"/>
+              <w:right w:type="dxa" w:w="100"/>
+            </w:tcMar>
+            <w:vAlign w:val="center"/>
+          </w:tcPr>
+          <w:p>
+            <w:pPr>
+              <w:jc w:val="left"/>
+            </w:pPr>
+            <w:r>
+              <w:rPr>
+                <w:b/>
+                <w:bCs/>
+                <w:color w:val="FFFFFF"/>
+                <w:sz w:val="18"/>
+                <w:szCs w:val="18"/>
+              </w:rPr>
+              <w:t xml:space="preserve">ID</w:t>
+            </w:r>
+          </w:p>
+        </w:tc>
+        <w:tc>
+          <w:tcPr>
+            <w:tcW w:type="dxa" w:w="5600"/>
+            <w:shd w:fill="1F3B57" w:val="clear"/>
+            <w:tcMar>
+              <w:top w:type="dxa" w:w="80"/>
+              <w:left w:type="dxa" w:w="100"/>
+              <w:bottom w:type="dxa" w:w="80"/>
+              <w:right w:type="dxa" w:w="100"/>
+            </w:tcMar>
+            <w:vAlign w:val="center"/>
+          </w:tcPr>
+          <w:p>
+            <w:pPr>
+              <w:jc w:val="left"/>
+            </w:pPr>
+            <w:r>
+              <w:rPr>
+                <w:b/>
+                <w:bCs/>
+                <w:color w:val="FFFFFF"/>
+                <w:sz w:val="18"/>
+                <w:szCs w:val="18"/>
+              </w:rPr>
+              <w:t xml:space="preserve">Requirement</w:t>
+            </w:r>
+          </w:p>
+        </w:tc>
+        <w:tc>
+          <w:tcPr>
+            <w:tcW w:type="dxa" w:w="1800"/>
+            <w:shd w:fill="1F3B57" w:val="clear"/>
+            <w:tcMar>
+              <w:top w:type="dxa" w:w="80"/>
+              <w:left w:type="dxa" w:w="100"/>
+              <w:bottom w:type="dxa" w:w="80"/>
+              <w:right w:type="dxa" w:w="100"/>
+            </w:tcMar>
+            <w:vAlign w:val="center"/>
+          </w:tcPr>
+          <w:p>
+            <w:pPr>
+              <w:jc w:val="left"/>
+            </w:pPr>
+            <w:r>
+              <w:rPr>
+                <w:b/>
+                <w:bCs/>
+                <w:color w:val="FFFFFF"/>
+                <w:sz w:val="18"/>
+                <w:szCs w:val="18"/>
+              </w:rPr>
+              <w:t xml:space="preserve">Status</w:t>
+            </w:r>
+          </w:p>
+        </w:tc>
+      </w:tr>
+      <w:tr>
+        <w:tc>
+          <w:tcPr>
+            <w:tcW w:type="dxa" w:w="1000"/>
+            <w:tcMar>
+              <w:top w:type="dxa" w:w="80"/>
+              <w:left w:type="dxa" w:w="100"/>
+              <w:bottom w:type="dxa" w:w="80"/>
+              <w:right w:type="dxa" w:w="100"/>
+            </w:tcMar>
+            <w:vAlign w:val="center"/>
+          </w:tcPr>
+          <w:p>
+            <w:pPr>
+              <w:jc w:val="left"/>
+            </w:pPr>
+            <w:r>
+              <w:rPr>
+                <w:b w:val="false"/>
+                <w:bCs w:val="false"/>
+                <w:color w:val="000000"/>
+                <w:sz w:val="19"/>
+                <w:szCs w:val="19"/>
+              </w:rPr>
+              <w:t xml:space="preserve">FR-71</w:t>
+            </w:r>
+          </w:p>
+        </w:tc>
+        <w:tc>
+          <w:tcPr>
+            <w:tcW w:type="dxa" w:w="5600"/>
+            <w:tcMar>
+              <w:top w:type="dxa" w:w="80"/>
+              <w:left w:type="dxa" w:w="100"/>
+              <w:bottom w:type="dxa" w:w="80"/>
+              <w:right w:type="dxa" w:w="100"/>
+            </w:tcMar>
+            <w:vAlign w:val="center"/>
+          </w:tcPr>
+          <w:p>
+            <w:pPr>
+              <w:jc w:val="left"/>
+            </w:pPr>
+            <w:r>
+              <w:rPr>
+                <w:b w:val="false"/>
+                <w:bCs w:val="false"/>
+                <w:color w:val="000000"/>
+                <w:sz w:val="19"/>
+                <w:szCs w:val="19"/>
+              </w:rPr>
+              <w:t xml:space="preserve">A dependency manifest can be uploaded in place of a written requirement: package.json, requirements.txt, go.mod, Gemfile, pom.xml or docker-compose.yml. Recognised technologies are shown as chips the user confirms before anything is analysed, and the result feeds the same analysis path as every other entry mode. Packages that map to no technology either engine recognises are dropped rather than displayed, since a chip the engine cannot act on tells the user something was understood when it was not.</w:t>
+            </w:r>
+          </w:p>
+        </w:tc>
+        <w:tc>
+          <w:tcPr>
+            <w:tcW w:type="dxa" w:w="1800"/>
+            <w:tcMar>
+              <w:top w:type="dxa" w:w="80"/>
+              <w:left w:type="dxa" w:w="100"/>
+              <w:bottom w:type="dxa" w:w="80"/>
+              <w:right w:type="dxa" w:w="100"/>
+            </w:tcMar>
+            <w:vAlign w:val="center"/>
+          </w:tcPr>
+          <w:p>
+            <w:pPr>
+              <w:jc w:val="left"/>
+            </w:pPr>
+            <w:r>
+              <w:rPr>
+                <w:b w:val="false"/>
+                <w:bCs w:val="false"/>
+                <w:color w:val="000000"/>
+                <w:sz w:val="19"/>
+                <w:szCs w:val="19"/>
+              </w:rPr>
+              <w:t xml:space="preserve">Shipped — client-side only</w:t>
+            </w:r>
+          </w:p>
+        </w:tc>
+      </w:tr>
+      <w:tr>
+        <w:tc>
+          <w:tcPr>
+            <w:tcW w:type="dxa" w:w="1000"/>
+            <w:shd w:fill="EAF0F6" w:val="clear"/>
+            <w:tcMar>
+              <w:top w:type="dxa" w:w="80"/>
+              <w:left w:type="dxa" w:w="100"/>
+              <w:bottom w:type="dxa" w:w="80"/>
+              <w:right w:type="dxa" w:w="100"/>
+            </w:tcMar>
+            <w:vAlign w:val="center"/>
+          </w:tcPr>
+          <w:p>
+            <w:pPr>
+              <w:jc w:val="left"/>
+            </w:pPr>
+            <w:r>
+              <w:rPr>
+                <w:b w:val="false"/>
+                <w:bCs w:val="false"/>
+                <w:color w:val="000000"/>
+                <w:sz w:val="19"/>
+                <w:szCs w:val="19"/>
+              </w:rPr>
+              <w:t xml:space="preserve">FR-72</w:t>
+            </w:r>
+          </w:p>
+        </w:tc>
+        <w:tc>
+          <w:tcPr>
+            <w:tcW w:type="dxa" w:w="5600"/>
+            <w:shd w:fill="EAF0F6" w:val="clear"/>
+            <w:tcMar>
+              <w:top w:type="dxa" w:w="80"/>
+              <w:left w:type="dxa" w:w="100"/>
+              <w:bottom w:type="dxa" w:w="80"/>
+              <w:right w:type="dxa" w:w="100"/>
+            </w:tcMar>
+            <w:vAlign w:val="center"/>
+          </w:tcPr>
+          <w:p>
+            <w:pPr>
+              <w:jc w:val="left"/>
+            </w:pPr>
+            <w:r>
+              <w:rPr>
+                <w:b w:val="false"/>
+                <w:bCs w:val="false"/>
+                <w:color w:val="000000"/>
+                <w:sz w:val="19"/>
+                <w:szCs w:val="19"/>
+              </w:rPr>
+              <w:t xml:space="preserve">A Code Execution Sandbox category recommends isolation for stacks that execute model-generated or otherwise untrusted code. Deliberately distinct from the container and compute categories, which run the organisation's own trusted services; here the code being run is the threat. Gated on an explicit code-execution requirement rather than on the presence of an agent, since an agent calling read-only APIs has nothing untrusted to isolate. The comparison records that published cold-start figures are measured sequentially while an agent creates sandboxes in bursts, under which the ranking reverses.</w:t>
+            </w:r>
+          </w:p>
+        </w:tc>
+        <w:tc>
+          <w:tcPr>
+            <w:tcW w:type="dxa" w:w="1800"/>
+            <w:shd w:fill="EAF0F6" w:val="clear"/>
+            <w:tcMar>
+              <w:top w:type="dxa" w:w="80"/>
+              <w:left w:type="dxa" w:w="100"/>
+              <w:bottom w:type="dxa" w:w="80"/>
+              <w:right w:type="dxa" w:w="100"/>
+            </w:tcMar>
+            <w:vAlign w:val="center"/>
+          </w:tcPr>
+          <w:p>
+            <w:pPr>
+              <w:jc w:val="left"/>
+            </w:pPr>
+            <w:r>
+              <w:rPr>
+                <w:b w:val="false"/>
+                <w:bCs w:val="false"/>
+                <w:color w:val="000000"/>
+                <w:sz w:val="19"/>
+                <w:szCs w:val="19"/>
+              </w:rPr>
+              <w:t xml:space="preserve">Shipped</w:t>
+            </w:r>
+          </w:p>
+        </w:tc>
+      </w:tr>
+    </w:tbl>
+    <w:p>
+      <w:pPr>
+        <w:pStyle w:val="Heading2"/>
+        <w:spacing w:after="120" w:before="280"/>
+      </w:pPr>
+      <w:r>
+        <w:rPr>
+          <w:b/>
+          <w:bCs/>
+          <w:color w:val="2E5C8A"/>
+          <w:sz w:val="24"/>
+          <w:szCs w:val="24"/>
+        </w:rPr>
+        <w:t xml:space="preserve">7.15 Wiring Integrity Across Categories</w:t>
+      </w:r>
+    </w:p>
+    <w:p>
+      <w:pPr>
+        <w:spacing w:after="160" w:line="276"/>
+      </w:pPr>
+      <w:r>
+        <w:rPr>
+          <w:sz w:val="21"/>
+          <w:szCs w:val="21"/>
+        </w:rPr>
+        <w:t xml:space="preserve">A defect found by auditing rather than by a bug report, and recorded because the way it stayed hidden matters more than the fix.</w:t>
+      </w:r>
+    </w:p>
+    <w:tbl>
+      <w:tblPr>
+        <w:tblW w:type="dxa" w:w="8400"/>
+        <w:tblBorders>
+          <w:top w:val="single" w:color="auto" w:sz="4"/>
+          <w:left w:val="single" w:color="auto" w:sz="4"/>
+          <w:bottom w:val="single" w:color="auto" w:sz="4"/>
+          <w:right w:val="single" w:color="auto" w:sz="4"/>
+          <w:insideH w:val="single" w:color="auto" w:sz="4"/>
+          <w:insideV w:val="single" w:color="auto" w:sz="4"/>
+        </w:tblBorders>
+      </w:tblPr>
+      <w:tblGrid>
+        <w:gridCol w:w="1000"/>
+        <w:gridCol w:w="5600"/>
+        <w:gridCol w:w="1800"/>
+      </w:tblGrid>
+      <w:tr>
+        <w:trPr>
+          <w:tblHeader/>
+        </w:trPr>
+        <w:tc>
+          <w:tcPr>
+            <w:tcW w:type="dxa" w:w="1000"/>
+            <w:shd w:fill="1F3B57" w:val="clear"/>
+            <w:tcMar>
+              <w:top w:type="dxa" w:w="80"/>
+              <w:left w:type="dxa" w:w="100"/>
+              <w:bottom w:type="dxa" w:w="80"/>
+              <w:right w:type="dxa" w:w="100"/>
+            </w:tcMar>
+            <w:vAlign w:val="center"/>
+          </w:tcPr>
+          <w:p>
+            <w:pPr>
+              <w:jc w:val="left"/>
+            </w:pPr>
+            <w:r>
+              <w:rPr>
+                <w:b/>
+                <w:bCs/>
+                <w:color w:val="FFFFFF"/>
+                <w:sz w:val="18"/>
+                <w:szCs w:val="18"/>
+              </w:rPr>
+              <w:t xml:space="preserve">ID</w:t>
+            </w:r>
+          </w:p>
+        </w:tc>
+        <w:tc>
+          <w:tcPr>
+            <w:tcW w:type="dxa" w:w="5600"/>
+            <w:shd w:fill="1F3B57" w:val="clear"/>
+            <w:tcMar>
+              <w:top w:type="dxa" w:w="80"/>
+              <w:left w:type="dxa" w:w="100"/>
+              <w:bottom w:type="dxa" w:w="80"/>
+              <w:right w:type="dxa" w:w="100"/>
+            </w:tcMar>
+            <w:vAlign w:val="center"/>
+          </w:tcPr>
+          <w:p>
+            <w:pPr>
+              <w:jc w:val="left"/>
+            </w:pPr>
+            <w:r>
+              <w:rPr>
+                <w:b/>
+                <w:bCs/>
+                <w:color w:val="FFFFFF"/>
+                <w:sz w:val="18"/>
+                <w:szCs w:val="18"/>
+              </w:rPr>
+              <w:t xml:space="preserve">Requirement</w:t>
+            </w:r>
+          </w:p>
+        </w:tc>
+        <w:tc>
+          <w:tcPr>
+            <w:tcW w:type="dxa" w:w="1800"/>
+            <w:shd w:fill="1F3B57" w:val="clear"/>
+            <w:tcMar>
+              <w:top w:type="dxa" w:w="80"/>
+              <w:left w:type="dxa" w:w="100"/>
+              <w:bottom w:type="dxa" w:w="80"/>
+              <w:right w:type="dxa" w:w="100"/>
+            </w:tcMar>
+            <w:vAlign w:val="center"/>
+          </w:tcPr>
+          <w:p>
+            <w:pPr>
+              <w:jc w:val="left"/>
+            </w:pPr>
+            <w:r>
+              <w:rPr>
+                <w:b/>
+                <w:bCs/>
+                <w:color w:val="FFFFFF"/>
+                <w:sz w:val="18"/>
+                <w:szCs w:val="18"/>
+              </w:rPr>
+              <w:t xml:space="preserve">Status</w:t>
+            </w:r>
+          </w:p>
+        </w:tc>
+      </w:tr>
+      <w:tr>
+        <w:tc>
+          <w:tcPr>
+            <w:tcW w:type="dxa" w:w="1000"/>
+            <w:tcMar>
+              <w:top w:type="dxa" w:w="80"/>
+              <w:left w:type="dxa" w:w="100"/>
+              <w:bottom w:type="dxa" w:w="80"/>
+              <w:right w:type="dxa" w:w="100"/>
+            </w:tcMar>
+            <w:vAlign w:val="center"/>
+          </w:tcPr>
+          <w:p>
+            <w:pPr>
+              <w:jc w:val="left"/>
+            </w:pPr>
+            <w:r>
+              <w:rPr>
+                <w:b w:val="false"/>
+                <w:bCs w:val="false"/>
+                <w:color w:val="000000"/>
+                <w:sz w:val="19"/>
+                <w:szCs w:val="19"/>
+              </w:rPr>
+              <w:t xml:space="preserve">FR-73</w:t>
+            </w:r>
+          </w:p>
+        </w:tc>
+        <w:tc>
+          <w:tcPr>
+            <w:tcW w:type="dxa" w:w="5600"/>
+            <w:tcMar>
+              <w:top w:type="dxa" w:w="80"/>
+              <w:left w:type="dxa" w:w="100"/>
+              <w:bottom w:type="dxa" w:w="80"/>
+              <w:right w:type="dxa" w:w="100"/>
+            </w:tcMar>
+            <w:vAlign w:val="center"/>
+          </w:tcPr>
+          <w:p>
+            <w:pPr>
+              <w:jc w:val="left"/>
+            </w:pPr>
+            <w:r>
+              <w:rPr>
+                <w:b w:val="false"/>
+                <w:bCs w:val="false"/>
+                <w:color w:val="000000"/>
+                <w:sz w:val="19"/>
+                <w:szCs w:val="19"/>
+              </w:rPr>
+              <w:t xml:space="preserve">Adding a recommendation category must wire it into every place a category is looked up: both engines, the behavioural comparison between them, the refinement allow-list, and the alternatives offered when a user challenges a pick. Six categories added over successive releases each stated that they maintained parity between the two engines; none was in fact being compared, and a deliberate divergence introduced as a check passed silently. Three of the same six were also absent from the list the challenge widget reads, so challenging those picks offered an empty text box instead of the real alternatives — visible only one interaction below the card, which is why it survived. All are now wired, and the tests derive the required set from the code rather than restating it, so a category cannot be added without it.</w:t>
+            </w:r>
+          </w:p>
+        </w:tc>
+        <w:tc>
+          <w:tcPr>
+            <w:tcW w:type="dxa" w:w="1800"/>
+            <w:tcMar>
+              <w:top w:type="dxa" w:w="80"/>
+              <w:left w:type="dxa" w:w="100"/>
+              <w:bottom w:type="dxa" w:w="80"/>
+              <w:right w:type="dxa" w:w="100"/>
+            </w:tcMar>
+            <w:vAlign w:val="center"/>
+          </w:tcPr>
+          <w:p>
+            <w:pPr>
+              <w:jc w:val="left"/>
+            </w:pPr>
+            <w:r>
+              <w:rPr>
+                <w:b w:val="false"/>
+                <w:bCs w:val="false"/>
+                <w:color w:val="000000"/>
+                <w:sz w:val="19"/>
+                <w:szCs w:val="19"/>
+              </w:rPr>
+              <w:t xml:space="preserve">Shipped</w:t>
+            </w:r>
+          </w:p>
+        </w:tc>
+      </w:tr>
+    </w:tbl>
     <w:tbl>
       <w:tblPr>
         <w:tblW w:type="dxa" w:w="9400"/>
@@ -11834,6 +12414,175 @@
                 <w:szCs w:val="19"/>
               </w:rPr>
               <w:t xml:space="preserve">MCP server surfaced in the interface (FR-70)</w:t>
+            </w:r>
+          </w:p>
+        </w:tc>
+        <w:tc>
+          <w:tcPr>
+            <w:tcW w:type="dxa" w:w="1800"/>
+            <w:tcMar>
+              <w:top w:type="dxa" w:w="80"/>
+              <w:left w:type="dxa" w:w="100"/>
+              <w:bottom w:type="dxa" w:w="80"/>
+              <w:right w:type="dxa" w:w="100"/>
+            </w:tcMar>
+            <w:vAlign w:val="center"/>
+          </w:tcPr>
+          <w:p>
+            <w:pPr>
+              <w:jc w:val="left"/>
+            </w:pPr>
+            <w:r>
+              <w:rPr>
+                <w:b w:val="false"/>
+                <w:bCs w:val="false"/>
+                <w:color w:val="000000"/>
+                <w:sz w:val="19"/>
+                <w:szCs w:val="19"/>
+              </w:rPr>
+              <w:t xml:space="preserve">Shipped</w:t>
+            </w:r>
+          </w:p>
+        </w:tc>
+      </w:tr>
+      <w:tr>
+        <w:tc>
+          <w:tcPr>
+            <w:tcW w:type="dxa" w:w="1600"/>
+            <w:shd w:fill="EAF0F6" w:val="clear"/>
+            <w:tcMar>
+              <w:top w:type="dxa" w:w="80"/>
+              <w:left w:type="dxa" w:w="100"/>
+              <w:bottom w:type="dxa" w:w="80"/>
+              <w:right w:type="dxa" w:w="100"/>
+            </w:tcMar>
+            <w:vAlign w:val="center"/>
+          </w:tcPr>
+          <w:p>
+            <w:pPr>
+              <w:jc w:val="left"/>
+            </w:pPr>
+            <w:r>
+              <w:rPr>
+                <w:b w:val="false"/>
+                <w:bCs w:val="false"/>
+                <w:color w:val="000000"/>
+                <w:sz w:val="19"/>
+                <w:szCs w:val="19"/>
+              </w:rPr>
+              <w:t xml:space="preserve">v2.15</w:t>
+            </w:r>
+          </w:p>
+        </w:tc>
+        <w:tc>
+          <w:tcPr>
+            <w:tcW w:type="dxa" w:w="6000"/>
+            <w:shd w:fill="EAF0F6" w:val="clear"/>
+            <w:tcMar>
+              <w:top w:type="dxa" w:w="80"/>
+              <w:left w:type="dxa" w:w="100"/>
+              <w:bottom w:type="dxa" w:w="80"/>
+              <w:right w:type="dxa" w:w="100"/>
+            </w:tcMar>
+            <w:vAlign w:val="center"/>
+          </w:tcPr>
+          <w:p>
+            <w:pPr>
+              <w:jc w:val="left"/>
+            </w:pPr>
+            <w:r>
+              <w:rPr>
+                <w:b w:val="false"/>
+                <w:bCs w:val="false"/>
+                <w:color w:val="000000"/>
+                <w:sz w:val="19"/>
+                <w:szCs w:val="19"/>
+              </w:rPr>
+              <w:t xml:space="preserve">Dependency-manifest ingestion (FR-71)</w:t>
+            </w:r>
+          </w:p>
+        </w:tc>
+        <w:tc>
+          <w:tcPr>
+            <w:tcW w:type="dxa" w:w="1800"/>
+            <w:shd w:fill="EAF0F6" w:val="clear"/>
+            <w:tcMar>
+              <w:top w:type="dxa" w:w="80"/>
+              <w:left w:type="dxa" w:w="100"/>
+              <w:bottom w:type="dxa" w:w="80"/>
+              <w:right w:type="dxa" w:w="100"/>
+            </w:tcMar>
+            <w:vAlign w:val="center"/>
+          </w:tcPr>
+          <w:p>
+            <w:pPr>
+              <w:jc w:val="left"/>
+            </w:pPr>
+            <w:r>
+              <w:rPr>
+                <w:b w:val="false"/>
+                <w:bCs w:val="false"/>
+                <w:color w:val="000000"/>
+                <w:sz w:val="19"/>
+                <w:szCs w:val="19"/>
+              </w:rPr>
+              <w:t xml:space="preserve">Shipped</w:t>
+            </w:r>
+          </w:p>
+        </w:tc>
+      </w:tr>
+      <w:tr>
+        <w:tc>
+          <w:tcPr>
+            <w:tcW w:type="dxa" w:w="1600"/>
+            <w:tcMar>
+              <w:top w:type="dxa" w:w="80"/>
+              <w:left w:type="dxa" w:w="100"/>
+              <w:bottom w:type="dxa" w:w="80"/>
+              <w:right w:type="dxa" w:w="100"/>
+            </w:tcMar>
+            <w:vAlign w:val="center"/>
+          </w:tcPr>
+          <w:p>
+            <w:pPr>
+              <w:jc w:val="left"/>
+            </w:pPr>
+            <w:r>
+              <w:rPr>
+                <w:b w:val="false"/>
+                <w:bCs w:val="false"/>
+                <w:color w:val="000000"/>
+                <w:sz w:val="19"/>
+                <w:szCs w:val="19"/>
+              </w:rPr>
+              <w:t xml:space="preserve">v2.16</w:t>
+            </w:r>
+          </w:p>
+        </w:tc>
+        <w:tc>
+          <w:tcPr>
+            <w:tcW w:type="dxa" w:w="6000"/>
+            <w:tcMar>
+              <w:top w:type="dxa" w:w="80"/>
+              <w:left w:type="dxa" w:w="100"/>
+              <w:bottom w:type="dxa" w:w="80"/>
+              <w:right w:type="dxa" w:w="100"/>
+            </w:tcMar>
+            <w:vAlign w:val="center"/>
+          </w:tcPr>
+          <w:p>
+            <w:pPr>
+              <w:jc w:val="left"/>
+            </w:pPr>
+            <w:r>
+              <w:rPr>
+                <w:b w:val="false"/>
+                <w:bCs w:val="false"/>
+                <w:color w:val="000000"/>
+                <w:sz w:val="19"/>
+                <w:szCs w:val="19"/>
+              </w:rPr>
+              <w:t xml:space="preserve">Code Execution Sandbox category (FR-72) and the cross-category wiring fix (FR-73)</w:t>
             </w:r>
           </w:p>
         </w:tc>

--- a/docs/AI-Stack-Advisor-PRD.docx
+++ b/docs/AI-Stack-Advisor-PRD.docx
@@ -72,7 +72,7 @@
           <w:sz w:val="20"/>
           <w:szCs w:val="20"/>
         </w:rPr>
-        <w:t xml:space="preserve">1.13</w:t>
+        <w:t xml:space="preserve">1.14</w:t>
       </w:r>
     </w:p>
     <w:p>
@@ -1066,6 +1066,62 @@
                 <w:szCs w:val="19"/>
               </w:rPr>
               <w:t xml:space="preserve">Later session: two new entry/decision capabilities and one integrity fix. Dependency-manifest ingestion (Section 7.14, FR-71) lets a brownfield user start from a real package.json, requirements.txt, go.mod, Gemfile, pom.xml or docker-compose.yml. A Code Execution Sandbox category (FR-72) covers isolating model-generated code, which no existing category addressed. FR-73 records a wiring defect found by auditing rather than by a bug report: six vendor categories had shipped claiming dual-engine parity while none was actually being compared, and three of them were also missing from the map the challenge widget reads.</w:t>
+            </w:r>
+          </w:p>
+        </w:tc>
+      </w:tr>
+      <w:tr>
+        <w:tc>
+          <w:tcPr>
+            <w:tcW w:type="dxa" w:w="1600"/>
+            <w:tcMar>
+              <w:top w:type="dxa" w:w="80"/>
+              <w:left w:type="dxa" w:w="100"/>
+              <w:bottom w:type="dxa" w:w="80"/>
+              <w:right w:type="dxa" w:w="100"/>
+            </w:tcMar>
+            <w:vAlign w:val="center"/>
+          </w:tcPr>
+          <w:p>
+            <w:pPr>
+              <w:jc w:val="left"/>
+            </w:pPr>
+            <w:r>
+              <w:rPr>
+                <w:b w:val="false"/>
+                <w:bCs w:val="false"/>
+                <w:color w:val="000000"/>
+                <w:sz w:val="19"/>
+                <w:szCs w:val="19"/>
+              </w:rPr>
+              <w:t xml:space="preserve">1.14</w:t>
+            </w:r>
+          </w:p>
+        </w:tc>
+        <w:tc>
+          <w:tcPr>
+            <w:tcW w:type="dxa" w:w="7400"/>
+            <w:tcMar>
+              <w:top w:type="dxa" w:w="80"/>
+              <w:left w:type="dxa" w:w="100"/>
+              <w:bottom w:type="dxa" w:w="80"/>
+              <w:right w:type="dxa" w:w="100"/>
+            </w:tcMar>
+            <w:vAlign w:val="center"/>
+          </w:tcPr>
+          <w:p>
+            <w:pPr>
+              <w:jc w:val="left"/>
+            </w:pPr>
+            <w:r>
+              <w:rPr>
+                <w:b w:val="false"/>
+                <w:bCs w:val="false"/>
+                <w:color w:val="000000"/>
+                <w:sz w:val="19"/>
+                <w:szCs w:val="19"/>
+              </w:rPr>
+              <w:t xml:space="preserve">Later session: three signals the engine parsed and then ignored are now read (Section 7.16, FR-74 through FR-76), and the first phase of interactive exploration shipped (FR-77). The common defect: a requirement stating a concurrency figure, a team size, or a delivery deadline produced the same recommendation as one omitting it — the value was extracted, stored, and never consumed, so a reader who answered precisely was shown evidence of understanding that had not been acted on.</w:t>
             </w:r>
           </w:p>
         </w:tc>
@@ -10566,6 +10622,611 @@
         </w:tc>
       </w:tr>
     </w:tbl>
+    <w:p>
+      <w:pPr>
+        <w:pStyle w:val="Heading2"/>
+        <w:spacing w:after="120" w:before="280"/>
+      </w:pPr>
+      <w:r>
+        <w:rPr>
+          <w:b/>
+          <w:bCs/>
+          <w:color w:val="2E5C8A"/>
+          <w:sz w:val="24"/>
+          <w:szCs w:val="24"/>
+        </w:rPr>
+        <w:t xml:space="preserve">7.16 Reading What the Requirement States</w:t>
+      </w:r>
+    </w:p>
+    <w:p>
+      <w:pPr>
+        <w:spacing w:after="160" w:line="276"/>
+      </w:pPr>
+      <w:r>
+        <w:rPr>
+          <w:sz w:val="21"/>
+          <w:szCs w:val="21"/>
+        </w:rPr>
+        <w:t xml:space="preserve">Three numeric details were parsed by the signal detector and read by nothing. The consequence was identical output for materially different requirements, which is worse than not parsing them at all: the interface showed the figure had been understood, and the recommendation showed it had not been used.</w:t>
+      </w:r>
+    </w:p>
+    <w:tbl>
+      <w:tblPr>
+        <w:tblW w:type="dxa" w:w="8400"/>
+        <w:tblBorders>
+          <w:top w:val="single" w:color="auto" w:sz="4"/>
+          <w:left w:val="single" w:color="auto" w:sz="4"/>
+          <w:bottom w:val="single" w:color="auto" w:sz="4"/>
+          <w:right w:val="single" w:color="auto" w:sz="4"/>
+          <w:insideH w:val="single" w:color="auto" w:sz="4"/>
+          <w:insideV w:val="single" w:color="auto" w:sz="4"/>
+        </w:tblBorders>
+      </w:tblPr>
+      <w:tblGrid>
+        <w:gridCol w:w="1000"/>
+        <w:gridCol w:w="5600"/>
+        <w:gridCol w:w="1800"/>
+      </w:tblGrid>
+      <w:tr>
+        <w:trPr>
+          <w:tblHeader/>
+        </w:trPr>
+        <w:tc>
+          <w:tcPr>
+            <w:tcW w:type="dxa" w:w="1000"/>
+            <w:shd w:fill="1F3B57" w:val="clear"/>
+            <w:tcMar>
+              <w:top w:type="dxa" w:w="80"/>
+              <w:left w:type="dxa" w:w="100"/>
+              <w:bottom w:type="dxa" w:w="80"/>
+              <w:right w:type="dxa" w:w="100"/>
+            </w:tcMar>
+            <w:vAlign w:val="center"/>
+          </w:tcPr>
+          <w:p>
+            <w:pPr>
+              <w:jc w:val="left"/>
+            </w:pPr>
+            <w:r>
+              <w:rPr>
+                <w:b/>
+                <w:bCs/>
+                <w:color w:val="FFFFFF"/>
+                <w:sz w:val="18"/>
+                <w:szCs w:val="18"/>
+              </w:rPr>
+              <w:t xml:space="preserve">ID</w:t>
+            </w:r>
+          </w:p>
+        </w:tc>
+        <w:tc>
+          <w:tcPr>
+            <w:tcW w:type="dxa" w:w="5600"/>
+            <w:shd w:fill="1F3B57" w:val="clear"/>
+            <w:tcMar>
+              <w:top w:type="dxa" w:w="80"/>
+              <w:left w:type="dxa" w:w="100"/>
+              <w:bottom w:type="dxa" w:w="80"/>
+              <w:right w:type="dxa" w:w="100"/>
+            </w:tcMar>
+            <w:vAlign w:val="center"/>
+          </w:tcPr>
+          <w:p>
+            <w:pPr>
+              <w:jc w:val="left"/>
+            </w:pPr>
+            <w:r>
+              <w:rPr>
+                <w:b/>
+                <w:bCs/>
+                <w:color w:val="FFFFFF"/>
+                <w:sz w:val="18"/>
+                <w:szCs w:val="18"/>
+              </w:rPr>
+              <w:t xml:space="preserve">Requirement</w:t>
+            </w:r>
+          </w:p>
+        </w:tc>
+        <w:tc>
+          <w:tcPr>
+            <w:tcW w:type="dxa" w:w="1800"/>
+            <w:shd w:fill="1F3B57" w:val="clear"/>
+            <w:tcMar>
+              <w:top w:type="dxa" w:w="80"/>
+              <w:left w:type="dxa" w:w="100"/>
+              <w:bottom w:type="dxa" w:w="80"/>
+              <w:right w:type="dxa" w:w="100"/>
+            </w:tcMar>
+            <w:vAlign w:val="center"/>
+          </w:tcPr>
+          <w:p>
+            <w:pPr>
+              <w:jc w:val="left"/>
+            </w:pPr>
+            <w:r>
+              <w:rPr>
+                <w:b/>
+                <w:bCs/>
+                <w:color w:val="FFFFFF"/>
+                <w:sz w:val="18"/>
+                <w:szCs w:val="18"/>
+              </w:rPr>
+              <w:t xml:space="preserve">Status</w:t>
+            </w:r>
+          </w:p>
+        </w:tc>
+      </w:tr>
+      <w:tr>
+        <w:tc>
+          <w:tcPr>
+            <w:tcW w:type="dxa" w:w="1000"/>
+            <w:tcMar>
+              <w:top w:type="dxa" w:w="80"/>
+              <w:left w:type="dxa" w:w="100"/>
+              <w:bottom w:type="dxa" w:w="80"/>
+              <w:right w:type="dxa" w:w="100"/>
+            </w:tcMar>
+            <w:vAlign w:val="center"/>
+          </w:tcPr>
+          <w:p>
+            <w:pPr>
+              <w:jc w:val="left"/>
+            </w:pPr>
+            <w:r>
+              <w:rPr>
+                <w:b w:val="false"/>
+                <w:bCs w:val="false"/>
+                <w:color w:val="000000"/>
+                <w:sz w:val="19"/>
+                <w:szCs w:val="19"/>
+              </w:rPr>
+              <w:t xml:space="preserve">FR-74</w:t>
+            </w:r>
+          </w:p>
+        </w:tc>
+        <w:tc>
+          <w:tcPr>
+            <w:tcW w:type="dxa" w:w="5600"/>
+            <w:tcMar>
+              <w:top w:type="dxa" w:w="80"/>
+              <w:left w:type="dxa" w:w="100"/>
+              <w:bottom w:type="dxa" w:w="80"/>
+              <w:right w:type="dxa" w:w="100"/>
+            </w:tcMar>
+            <w:vAlign w:val="center"/>
+          </w:tcPr>
+          <w:p>
+            <w:pPr>
+              <w:jc w:val="left"/>
+            </w:pPr>
+            <w:r>
+              <w:rPr>
+                <w:b w:val="false"/>
+                <w:bCs w:val="false"/>
+                <w:color w:val="000000"/>
+                <w:sz w:val="19"/>
+                <w:szCs w:val="19"/>
+              </w:rPr>
+              <w:t xml:space="preserve">A stated concurrency figure influences the recommendation. Above a stated threshold it counts as evidence of scale in its own right, reaching every decision that already depended on that signal rather than being threaded into individual picks. Measured: a requirement naming 500,000 concurrent users previously produced a byte-identical stack to one naming 1,000; it now differs in eight decisions, including language, compute model, and messaging. Evidence is additive — a low stated figure cannot cancel an explicit statement of high traffic made in the same sentence.</w:t>
+            </w:r>
+          </w:p>
+        </w:tc>
+        <w:tc>
+          <w:tcPr>
+            <w:tcW w:type="dxa" w:w="1800"/>
+            <w:tcMar>
+              <w:top w:type="dxa" w:w="80"/>
+              <w:left w:type="dxa" w:w="100"/>
+              <w:bottom w:type="dxa" w:w="80"/>
+              <w:right w:type="dxa" w:w="100"/>
+            </w:tcMar>
+            <w:vAlign w:val="center"/>
+          </w:tcPr>
+          <w:p>
+            <w:pPr>
+              <w:jc w:val="left"/>
+            </w:pPr>
+            <w:r>
+              <w:rPr>
+                <w:b w:val="false"/>
+                <w:bCs w:val="false"/>
+                <w:color w:val="000000"/>
+                <w:sz w:val="19"/>
+                <w:szCs w:val="19"/>
+              </w:rPr>
+              <w:t xml:space="preserve">Shipped</w:t>
+            </w:r>
+          </w:p>
+        </w:tc>
+      </w:tr>
+      <w:tr>
+        <w:tc>
+          <w:tcPr>
+            <w:tcW w:type="dxa" w:w="1000"/>
+            <w:shd w:fill="EAF0F6" w:val="clear"/>
+            <w:tcMar>
+              <w:top w:type="dxa" w:w="80"/>
+              <w:left w:type="dxa" w:w="100"/>
+              <w:bottom w:type="dxa" w:w="80"/>
+              <w:right w:type="dxa" w:w="100"/>
+            </w:tcMar>
+            <w:vAlign w:val="center"/>
+          </w:tcPr>
+          <w:p>
+            <w:pPr>
+              <w:jc w:val="left"/>
+            </w:pPr>
+            <w:r>
+              <w:rPr>
+                <w:b w:val="false"/>
+                <w:bCs w:val="false"/>
+                <w:color w:val="000000"/>
+                <w:sz w:val="19"/>
+                <w:szCs w:val="19"/>
+              </w:rPr>
+              <w:t xml:space="preserve">FR-75</w:t>
+            </w:r>
+          </w:p>
+        </w:tc>
+        <w:tc>
+          <w:tcPr>
+            <w:tcW w:type="dxa" w:w="5600"/>
+            <w:shd w:fill="EAF0F6" w:val="clear"/>
+            <w:tcMar>
+              <w:top w:type="dxa" w:w="80"/>
+              <w:left w:type="dxa" w:w="100"/>
+              <w:bottom w:type="dxa" w:w="80"/>
+              <w:right w:type="dxa" w:w="100"/>
+            </w:tcMar>
+            <w:vAlign w:val="center"/>
+          </w:tcPr>
+          <w:p>
+            <w:pPr>
+              <w:jc w:val="left"/>
+            </w:pPr>
+            <w:r>
+              <w:rPr>
+                <w:b w:val="false"/>
+                <w:bCs w:val="false"/>
+                <w:color w:val="000000"/>
+                <w:sz w:val="19"/>
+                <w:szCs w:val="19"/>
+              </w:rPr>
+              <w:t xml:space="preserve">A stated team size is read in both directions. Previously only small teams were detected numerically, across a hand-written span of phrasings, so a stated sixty engineers registered as nothing at all; the most common phrasings for a one-person team also registered as nothing. Two named thresholds now apply, with a deliberate gap between them, because a mid-sized figure is genuinely neither and forcing it into one would assert more than the requirement says. The largest stated figure governs, so a small team named inside a large organisation does not read as a small organisation.</w:t>
+            </w:r>
+          </w:p>
+        </w:tc>
+        <w:tc>
+          <w:tcPr>
+            <w:tcW w:type="dxa" w:w="1800"/>
+            <w:shd w:fill="EAF0F6" w:val="clear"/>
+            <w:tcMar>
+              <w:top w:type="dxa" w:w="80"/>
+              <w:left w:type="dxa" w:w="100"/>
+              <w:bottom w:type="dxa" w:w="80"/>
+              <w:right w:type="dxa" w:w="100"/>
+            </w:tcMar>
+            <w:vAlign w:val="center"/>
+          </w:tcPr>
+          <w:p>
+            <w:pPr>
+              <w:jc w:val="left"/>
+            </w:pPr>
+            <w:r>
+              <w:rPr>
+                <w:b w:val="false"/>
+                <w:bCs w:val="false"/>
+                <w:color w:val="000000"/>
+                <w:sz w:val="19"/>
+                <w:szCs w:val="19"/>
+              </w:rPr>
+              <w:t xml:space="preserve">Shipped</w:t>
+            </w:r>
+          </w:p>
+        </w:tc>
+      </w:tr>
+      <w:tr>
+        <w:tc>
+          <w:tcPr>
+            <w:tcW w:type="dxa" w:w="1000"/>
+            <w:tcMar>
+              <w:top w:type="dxa" w:w="80"/>
+              <w:left w:type="dxa" w:w="100"/>
+              <w:bottom w:type="dxa" w:w="80"/>
+              <w:right w:type="dxa" w:w="100"/>
+            </w:tcMar>
+            <w:vAlign w:val="center"/>
+          </w:tcPr>
+          <w:p>
+            <w:pPr>
+              <w:jc w:val="left"/>
+            </w:pPr>
+            <w:r>
+              <w:rPr>
+                <w:b w:val="false"/>
+                <w:bCs w:val="false"/>
+                <w:color w:val="000000"/>
+                <w:sz w:val="19"/>
+                <w:szCs w:val="19"/>
+              </w:rPr>
+              <w:t xml:space="preserve">FR-76</w:t>
+            </w:r>
+          </w:p>
+        </w:tc>
+        <w:tc>
+          <w:tcPr>
+            <w:tcW w:type="dxa" w:w="5600"/>
+            <w:tcMar>
+              <w:top w:type="dxa" w:w="80"/>
+              <w:left w:type="dxa" w:w="100"/>
+              <w:bottom w:type="dxa" w:w="80"/>
+              <w:right w:type="dxa" w:w="100"/>
+            </w:tcMar>
+            <w:vAlign w:val="center"/>
+          </w:tcPr>
+          <w:p>
+            <w:pPr>
+              <w:jc w:val="left"/>
+            </w:pPr>
+            <w:r>
+              <w:rPr>
+                <w:b w:val="false"/>
+                <w:bCs w:val="false"/>
+                <w:color w:val="000000"/>
+                <w:sz w:val="19"/>
+                <w:szCs w:val="19"/>
+              </w:rPr>
+              <w:t xml:space="preserve">A stated delivery window is surfaced as the leading tradeoff, quoted verbatim, with different guidance by length — a six-week window and a two-year window imply opposite choices. Deliberately NOT treated as evidence that a project is an early-stage build: an established organisation working to a short regulatory deadline is still an established organisation, and conflating the two would reclassify the project rather than inform it.</w:t>
+            </w:r>
+          </w:p>
+        </w:tc>
+        <w:tc>
+          <w:tcPr>
+            <w:tcW w:type="dxa" w:w="1800"/>
+            <w:tcMar>
+              <w:top w:type="dxa" w:w="80"/>
+              <w:left w:type="dxa" w:w="100"/>
+              <w:bottom w:type="dxa" w:w="80"/>
+              <w:right w:type="dxa" w:w="100"/>
+            </w:tcMar>
+            <w:vAlign w:val="center"/>
+          </w:tcPr>
+          <w:p>
+            <w:pPr>
+              <w:jc w:val="left"/>
+            </w:pPr>
+            <w:r>
+              <w:rPr>
+                <w:b w:val="false"/>
+                <w:bCs w:val="false"/>
+                <w:color w:val="000000"/>
+                <w:sz w:val="19"/>
+                <w:szCs w:val="19"/>
+              </w:rPr>
+              <w:t xml:space="preserve">Shipped</w:t>
+            </w:r>
+          </w:p>
+        </w:tc>
+      </w:tr>
+    </w:tbl>
+    <w:p>
+      <w:pPr>
+        <w:pStyle w:val="Heading2"/>
+        <w:spacing w:after="120" w:before="280"/>
+      </w:pPr>
+      <w:r>
+        <w:rPr>
+          <w:b/>
+          <w:bCs/>
+          <w:color w:val="2E5C8A"/>
+          <w:sz w:val="24"/>
+          <w:szCs w:val="24"/>
+        </w:rPr>
+        <w:t xml:space="preserve">7.17 Interactive Exploration</w:t>
+      </w:r>
+    </w:p>
+    <w:tbl>
+      <w:tblPr>
+        <w:tblW w:type="dxa" w:w="8400"/>
+        <w:tblBorders>
+          <w:top w:val="single" w:color="auto" w:sz="4"/>
+          <w:left w:val="single" w:color="auto" w:sz="4"/>
+          <w:bottom w:val="single" w:color="auto" w:sz="4"/>
+          <w:right w:val="single" w:color="auto" w:sz="4"/>
+          <w:insideH w:val="single" w:color="auto" w:sz="4"/>
+          <w:insideV w:val="single" w:color="auto" w:sz="4"/>
+        </w:tblBorders>
+      </w:tblPr>
+      <w:tblGrid>
+        <w:gridCol w:w="1000"/>
+        <w:gridCol w:w="5600"/>
+        <w:gridCol w:w="1800"/>
+      </w:tblGrid>
+      <w:tr>
+        <w:trPr>
+          <w:tblHeader/>
+        </w:trPr>
+        <w:tc>
+          <w:tcPr>
+            <w:tcW w:type="dxa" w:w="1000"/>
+            <w:shd w:fill="1F3B57" w:val="clear"/>
+            <w:tcMar>
+              <w:top w:type="dxa" w:w="80"/>
+              <w:left w:type="dxa" w:w="100"/>
+              <w:bottom w:type="dxa" w:w="80"/>
+              <w:right w:type="dxa" w:w="100"/>
+            </w:tcMar>
+            <w:vAlign w:val="center"/>
+          </w:tcPr>
+          <w:p>
+            <w:pPr>
+              <w:jc w:val="left"/>
+            </w:pPr>
+            <w:r>
+              <w:rPr>
+                <w:b/>
+                <w:bCs/>
+                <w:color w:val="FFFFFF"/>
+                <w:sz w:val="18"/>
+                <w:szCs w:val="18"/>
+              </w:rPr>
+              <w:t xml:space="preserve">ID</w:t>
+            </w:r>
+          </w:p>
+        </w:tc>
+        <w:tc>
+          <w:tcPr>
+            <w:tcW w:type="dxa" w:w="5600"/>
+            <w:shd w:fill="1F3B57" w:val="clear"/>
+            <w:tcMar>
+              <w:top w:type="dxa" w:w="80"/>
+              <w:left w:type="dxa" w:w="100"/>
+              <w:bottom w:type="dxa" w:w="80"/>
+              <w:right w:type="dxa" w:w="100"/>
+            </w:tcMar>
+            <w:vAlign w:val="center"/>
+          </w:tcPr>
+          <w:p>
+            <w:pPr>
+              <w:jc w:val="left"/>
+            </w:pPr>
+            <w:r>
+              <w:rPr>
+                <w:b/>
+                <w:bCs/>
+                <w:color w:val="FFFFFF"/>
+                <w:sz w:val="18"/>
+                <w:szCs w:val="18"/>
+              </w:rPr>
+              <w:t xml:space="preserve">Requirement</w:t>
+            </w:r>
+          </w:p>
+        </w:tc>
+        <w:tc>
+          <w:tcPr>
+            <w:tcW w:type="dxa" w:w="1800"/>
+            <w:shd w:fill="1F3B57" w:val="clear"/>
+            <w:tcMar>
+              <w:top w:type="dxa" w:w="80"/>
+              <w:left w:type="dxa" w:w="100"/>
+              <w:bottom w:type="dxa" w:w="80"/>
+              <w:right w:type="dxa" w:w="100"/>
+            </w:tcMar>
+            <w:vAlign w:val="center"/>
+          </w:tcPr>
+          <w:p>
+            <w:pPr>
+              <w:jc w:val="left"/>
+            </w:pPr>
+            <w:r>
+              <w:rPr>
+                <w:b/>
+                <w:bCs/>
+                <w:color w:val="FFFFFF"/>
+                <w:sz w:val="18"/>
+                <w:szCs w:val="18"/>
+              </w:rPr>
+              <w:t xml:space="preserve">Status</w:t>
+            </w:r>
+          </w:p>
+        </w:tc>
+      </w:tr>
+      <w:tr>
+        <w:tc>
+          <w:tcPr>
+            <w:tcW w:type="dxa" w:w="1000"/>
+            <w:tcMar>
+              <w:top w:type="dxa" w:w="80"/>
+              <w:left w:type="dxa" w:w="100"/>
+              <w:bottom w:type="dxa" w:w="80"/>
+              <w:right w:type="dxa" w:w="100"/>
+            </w:tcMar>
+            <w:vAlign w:val="center"/>
+          </w:tcPr>
+          <w:p>
+            <w:pPr>
+              <w:jc w:val="left"/>
+            </w:pPr>
+            <w:r>
+              <w:rPr>
+                <w:b w:val="false"/>
+                <w:bCs w:val="false"/>
+                <w:color w:val="000000"/>
+                <w:sz w:val="19"/>
+                <w:szCs w:val="19"/>
+              </w:rPr>
+              <w:t xml:space="preserve">FR-77</w:t>
+            </w:r>
+          </w:p>
+        </w:tc>
+        <w:tc>
+          <w:tcPr>
+            <w:tcW w:type="dxa" w:w="5600"/>
+            <w:tcMar>
+              <w:top w:type="dxa" w:w="80"/>
+              <w:left w:type="dxa" w:w="100"/>
+              <w:bottom w:type="dxa" w:w="80"/>
+              <w:right w:type="dxa" w:w="100"/>
+            </w:tcMar>
+            <w:vAlign w:val="center"/>
+          </w:tcPr>
+          <w:p>
+            <w:pPr>
+              <w:jc w:val="left"/>
+            </w:pPr>
+            <w:r>
+              <w:rPr>
+                <w:b w:val="false"/>
+                <w:bCs w:val="false"/>
+                <w:color w:val="000000"/>
+                <w:sz w:val="19"/>
+                <w:szCs w:val="19"/>
+              </w:rPr>
+              <w:t xml:space="preserve">Four exploration controls above the results — team size, scale, compliance, and stage — each offering three named positions, the middle being the requirement's own answer. Moving one re-runs the deterministic engine and reports which recommendations changed, or states plainly that none did. Presented as discrete named positions rather than continuous sliders: almost every signal the engine reads is a yes/no, so a continuous control would sit motionless across most of its range and then change everything in a single step, misrepresenting the resolution of what it controls. A control whose positions change no recommendation is the failure this feature most invites, so each one is verified to move real decisions.</w:t>
+            </w:r>
+          </w:p>
+        </w:tc>
+        <w:tc>
+          <w:tcPr>
+            <w:tcW w:type="dxa" w:w="1800"/>
+            <w:tcMar>
+              <w:top w:type="dxa" w:w="80"/>
+              <w:left w:type="dxa" w:w="100"/>
+              <w:bottom w:type="dxa" w:w="80"/>
+              <w:right w:type="dxa" w:w="100"/>
+            </w:tcMar>
+            <w:vAlign w:val="center"/>
+          </w:tcPr>
+          <w:p>
+            <w:pPr>
+              <w:jc w:val="left"/>
+            </w:pPr>
+            <w:r>
+              <w:rPr>
+                <w:b w:val="false"/>
+                <w:bCs w:val="false"/>
+                <w:color w:val="000000"/>
+                <w:sz w:val="19"/>
+                <w:szCs w:val="19"/>
+              </w:rPr>
+              <w:t xml:space="preserve">Shipped — client-side only</w:t>
+            </w:r>
+          </w:p>
+        </w:tc>
+      </w:tr>
+    </w:tbl>
+    <w:p>
+      <w:pPr>
+        <w:spacing w:after="160" w:line="276"/>
+      </w:pPr>
+      <w:r>
+        <w:rPr>
+          <w:sz w:val="21"/>
+          <w:szCs w:val="21"/>
+        </w:rPr>
+        <w:t xml:space="preserve">Not built: a budget control. No cost-sensitivity signal exists to drive one, and adding it would require deciding whether this product will state a single overall cost figure — which it deliberately does not, since its cost guidance is per-category and some categories are capital rather than operational spend. That is a product decision rather than an implementation one, and remains open.</w:t>
+      </w:r>
+    </w:p>
     <w:tbl>
       <w:tblPr>
         <w:tblW w:type="dxa" w:w="9400"/>
@@ -12583,6 +13244,175 @@
                 <w:szCs w:val="19"/>
               </w:rPr>
               <w:t xml:space="preserve">Code Execution Sandbox category (FR-72) and the cross-category wiring fix (FR-73)</w:t>
+            </w:r>
+          </w:p>
+        </w:tc>
+        <w:tc>
+          <w:tcPr>
+            <w:tcW w:type="dxa" w:w="1800"/>
+            <w:tcMar>
+              <w:top w:type="dxa" w:w="80"/>
+              <w:left w:type="dxa" w:w="100"/>
+              <w:bottom w:type="dxa" w:w="80"/>
+              <w:right w:type="dxa" w:w="100"/>
+            </w:tcMar>
+            <w:vAlign w:val="center"/>
+          </w:tcPr>
+          <w:p>
+            <w:pPr>
+              <w:jc w:val="left"/>
+            </w:pPr>
+            <w:r>
+              <w:rPr>
+                <w:b w:val="false"/>
+                <w:bCs w:val="false"/>
+                <w:color w:val="000000"/>
+                <w:sz w:val="19"/>
+                <w:szCs w:val="19"/>
+              </w:rPr>
+              <w:t xml:space="preserve">Shipped</w:t>
+            </w:r>
+          </w:p>
+        </w:tc>
+      </w:tr>
+      <w:tr>
+        <w:tc>
+          <w:tcPr>
+            <w:tcW w:type="dxa" w:w="1600"/>
+            <w:shd w:fill="EAF0F6" w:val="clear"/>
+            <w:tcMar>
+              <w:top w:type="dxa" w:w="80"/>
+              <w:left w:type="dxa" w:w="100"/>
+              <w:bottom w:type="dxa" w:w="80"/>
+              <w:right w:type="dxa" w:w="100"/>
+            </w:tcMar>
+            <w:vAlign w:val="center"/>
+          </w:tcPr>
+          <w:p>
+            <w:pPr>
+              <w:jc w:val="left"/>
+            </w:pPr>
+            <w:r>
+              <w:rPr>
+                <w:b w:val="false"/>
+                <w:bCs w:val="false"/>
+                <w:color w:val="000000"/>
+                <w:sz w:val="19"/>
+                <w:szCs w:val="19"/>
+              </w:rPr>
+              <w:t xml:space="preserve">v2.17</w:t>
+            </w:r>
+          </w:p>
+        </w:tc>
+        <w:tc>
+          <w:tcPr>
+            <w:tcW w:type="dxa" w:w="6000"/>
+            <w:shd w:fill="EAF0F6" w:val="clear"/>
+            <w:tcMar>
+              <w:top w:type="dxa" w:w="80"/>
+              <w:left w:type="dxa" w:w="100"/>
+              <w:bottom w:type="dxa" w:w="80"/>
+              <w:right w:type="dxa" w:w="100"/>
+            </w:tcMar>
+            <w:vAlign w:val="center"/>
+          </w:tcPr>
+          <w:p>
+            <w:pPr>
+              <w:jc w:val="left"/>
+            </w:pPr>
+            <w:r>
+              <w:rPr>
+                <w:b w:val="false"/>
+                <w:bCs w:val="false"/>
+                <w:color w:val="000000"/>
+                <w:sz w:val="19"/>
+                <w:szCs w:val="19"/>
+              </w:rPr>
+              <w:t xml:space="preserve">Signals read rather than merely parsed (FR-74 through FR-76)</w:t>
+            </w:r>
+          </w:p>
+        </w:tc>
+        <w:tc>
+          <w:tcPr>
+            <w:tcW w:type="dxa" w:w="1800"/>
+            <w:shd w:fill="EAF0F6" w:val="clear"/>
+            <w:tcMar>
+              <w:top w:type="dxa" w:w="80"/>
+              <w:left w:type="dxa" w:w="100"/>
+              <w:bottom w:type="dxa" w:w="80"/>
+              <w:right w:type="dxa" w:w="100"/>
+            </w:tcMar>
+            <w:vAlign w:val="center"/>
+          </w:tcPr>
+          <w:p>
+            <w:pPr>
+              <w:jc w:val="left"/>
+            </w:pPr>
+            <w:r>
+              <w:rPr>
+                <w:b w:val="false"/>
+                <w:bCs w:val="false"/>
+                <w:color w:val="000000"/>
+                <w:sz w:val="19"/>
+                <w:szCs w:val="19"/>
+              </w:rPr>
+              <w:t xml:space="preserve">Shipped</w:t>
+            </w:r>
+          </w:p>
+        </w:tc>
+      </w:tr>
+      <w:tr>
+        <w:tc>
+          <w:tcPr>
+            <w:tcW w:type="dxa" w:w="1600"/>
+            <w:tcMar>
+              <w:top w:type="dxa" w:w="80"/>
+              <w:left w:type="dxa" w:w="100"/>
+              <w:bottom w:type="dxa" w:w="80"/>
+              <w:right w:type="dxa" w:w="100"/>
+            </w:tcMar>
+            <w:vAlign w:val="center"/>
+          </w:tcPr>
+          <w:p>
+            <w:pPr>
+              <w:jc w:val="left"/>
+            </w:pPr>
+            <w:r>
+              <w:rPr>
+                <w:b w:val="false"/>
+                <w:bCs w:val="false"/>
+                <w:color w:val="000000"/>
+                <w:sz w:val="19"/>
+                <w:szCs w:val="19"/>
+              </w:rPr>
+              <w:t xml:space="preserve">v2.18</w:t>
+            </w:r>
+          </w:p>
+        </w:tc>
+        <w:tc>
+          <w:tcPr>
+            <w:tcW w:type="dxa" w:w="6000"/>
+            <w:tcMar>
+              <w:top w:type="dxa" w:w="80"/>
+              <w:left w:type="dxa" w:w="100"/>
+              <w:bottom w:type="dxa" w:w="80"/>
+              <w:right w:type="dxa" w:w="100"/>
+            </w:tcMar>
+            <w:vAlign w:val="center"/>
+          </w:tcPr>
+          <w:p>
+            <w:pPr>
+              <w:jc w:val="left"/>
+            </w:pPr>
+            <w:r>
+              <w:rPr>
+                <w:b w:val="false"/>
+                <w:bCs w:val="false"/>
+                <w:color w:val="000000"/>
+                <w:sz w:val="19"/>
+                <w:szCs w:val="19"/>
+              </w:rPr>
+              <w:t xml:space="preserve">Interactive exploration controls (FR-77)</w:t>
             </w:r>
           </w:p>
         </w:tc>
